--- a/docs/Siteserver_vLLM_Change_Guide.docx
+++ b/docs/Siteserver_vLLM_Change_Guide.docx
@@ -6,9 +6,9 @@
       <w:pPr>
         <w:pStyle w:val="Heading1"/>
       </w:pPr>
-      <w:bookmarkStart w:id="20" w:name="Xbf7e310f5fe3b2ef2e78275d311f9295b99ac8d"/>
-      <w:r>
-        <w:t xml:space="preserve">Redserver vLLM Change Guide (Detailed Runbook)</w:t>
+      <w:bookmarkStart w:id="20" w:name="X363b486cc5df78ac440f03bff6bb91f0a5b74a5"/>
+      <w:r>
+        <w:t xml:space="preserve">Siteserver vLLM Change Guide (Detailed Runbook)</w:t>
       </w:r>
       <w:bookmarkEnd w:id="20"/>
     </w:p>
@@ -17,34 +17,162 @@
         <w:pStyle w:val="FirstParagraph"/>
       </w:pPr>
       <w:r>
-        <w:t xml:space="preserve">Goal: switch QAGRedo on redserver from older vLLM runtime (for example</w:t>
-      </w:r>
-      <w:r>
-        <w:t xml:space="preserve"> </w:t>
-      </w:r>
-      <w:r>
-        <w:rPr>
-          <w:rStyle w:val="VerbatimChar"/>
-        </w:rPr>
-        <w:t xml:space="preserve">0.5.3</w:t>
-      </w:r>
-      <w:r>
-        <w:t xml:space="preserve">) to vLLM</w:t>
-      </w:r>
-      <w:r>
-        <w:t xml:space="preserve"> </w:t>
-      </w:r>
-      <w:r>
-        <w:rPr>
-          <w:rStyle w:val="VerbatimChar"/>
-        </w:rPr>
-        <w:t xml:space="preserve">0.18.1</w:t>
-      </w:r>
-      <w:r>
-        <w:t xml:space="preserve"> </w:t>
-      </w:r>
-      <w:r>
-        <w:t xml:space="preserve">safely, validate functionality, and keep a fast rollback path.</w:t>
+        <w:t xml:space="preserve">Goal: run QAGRedo on siteserver with a</w:t>
+      </w:r>
+      <w:r>
+        <w:t xml:space="preserve"> </w:t>
+      </w:r>
+      <w:r>
+        <w:rPr>
+          <w:b/>
+        </w:rPr>
+        <w:t xml:space="preserve">Qwen3.5-compatible</w:t>
+      </w:r>
+      <w:r>
+        <w:t xml:space="preserve"> </w:t>
+      </w:r>
+      <w:r>
+        <w:t xml:space="preserve">vLLM runtime (</w:t>
+      </w:r>
+      <w:r>
+        <w:rPr>
+          <w:rStyle w:val="VerbatimChar"/>
+        </w:rPr>
+        <w:t xml:space="preserve">qagredo-vllm:qwen35-localcuda</w:t>
+      </w:r>
+      <w:r>
+        <w:t xml:space="preserve">, based on vLLM</w:t>
+      </w:r>
+      <w:r>
+        <w:t xml:space="preserve"> </w:t>
+      </w:r>
+      <w:r>
+        <w:rPr>
+          <w:b/>
+        </w:rPr>
+        <w:t xml:space="preserve">v0.17.1</w:t>
+      </w:r>
+      <w:r>
+        <w:t xml:space="preserve"> </w:t>
+      </w:r>
+      <w:r>
+        <w:t xml:space="preserve">+</w:t>
+      </w:r>
+      <w:r>
+        <w:t xml:space="preserve"> </w:t>
+      </w:r>
+      <w:r>
+        <w:rPr>
+          <w:b/>
+        </w:rPr>
+        <w:t xml:space="preserve">Transformers 5.4+</w:t>
+      </w:r>
+      <w:r>
+        <w:t xml:space="preserve">), validate functionality, and keep a fast rollback path.</w:t>
+      </w:r>
+    </w:p>
+    <w:p>
+      <w:pPr>
+        <w:pStyle w:val="BodyText"/>
+      </w:pPr>
+      <w:r>
+        <w:rPr>
+          <w:b/>
+        </w:rPr>
+        <w:t xml:space="preserve">Not current defaults:</w:t>
+      </w:r>
+      <w:r>
+        <w:t xml:space="preserve"> </w:t>
+      </w:r>
+      <w:r>
+        <w:rPr>
+          <w:rStyle w:val="VerbatimChar"/>
+        </w:rPr>
+        <w:t xml:space="preserve">vllm/vllm-openai:v0.5.3.post1</w:t>
+      </w:r>
+      <w:r>
+        <w:t xml:space="preserve"> </w:t>
+      </w:r>
+      <w:r>
+        <w:t xml:space="preserve">(fails on</w:t>
+      </w:r>
+      <w:r>
+        <w:t xml:space="preserve"> </w:t>
+      </w:r>
+      <w:r>
+        <w:rPr>
+          <w:rStyle w:val="VerbatimChar"/>
+        </w:rPr>
+        <w:t xml:space="preserve">qwen3_5</w:t>
+      </w:r>
+      <w:r>
+        <w:t xml:space="preserve">). Retagging to a newer stock</w:t>
+      </w:r>
+      <w:r>
+        <w:t xml:space="preserve"> </w:t>
+      </w:r>
+      <w:r>
+        <w:rPr>
+          <w:rStyle w:val="VerbatimChar"/>
+        </w:rPr>
+        <w:t xml:space="preserve">vllm/vllm-openai</w:t>
+      </w:r>
+      <w:r>
+        <w:t xml:space="preserve"> </w:t>
+      </w:r>
+      <w:r>
+        <w:t xml:space="preserve">image (including</w:t>
+      </w:r>
+      <w:r>
+        <w:t xml:space="preserve"> </w:t>
+      </w:r>
+      <w:r>
+        <w:rPr>
+          <w:b/>
+        </w:rPr>
+        <w:t xml:space="preserve">v0.17.x</w:t>
+      </w:r>
+      <w:r>
+        <w:t xml:space="preserve">) is not enough either — those images still ship Transformers 4.57.x, which does not register</w:t>
+      </w:r>
+      <w:r>
+        <w:t xml:space="preserve"> </w:t>
+      </w:r>
+      <w:r>
+        <w:rPr>
+          <w:rStyle w:val="VerbatimChar"/>
+        </w:rPr>
+        <w:t xml:space="preserve">qwen3_5</w:t>
+      </w:r>
+      <w:r>
+        <w:t xml:space="preserve">. Build the supported runtime with</w:t>
+      </w:r>
+      <w:r>
+        <w:t xml:space="preserve"> </w:t>
+      </w:r>
+      <w:r>
+        <w:rPr>
+          <w:rStyle w:val="VerbatimChar"/>
+        </w:rPr>
+        <w:t xml:space="preserve">bash scripts/docker_build_vllm_qwen35_compat.sh</w:t>
+      </w:r>
+      <w:r>
+        <w:t xml:space="preserve"> </w:t>
+      </w:r>
+      <w:r>
+        <w:t xml:space="preserve">(produces</w:t>
+      </w:r>
+      <w:r>
+        <w:t xml:space="preserve"> </w:t>
+      </w:r>
+      <w:r>
+        <w:rPr>
+          <w:rStyle w:val="VerbatimChar"/>
+        </w:rPr>
+        <w:t xml:space="preserve">qagredo-vllm:qwen35-localcuda</w:t>
+      </w:r>
+      <w:r>
+        <w:t xml:space="preserve">).</w:t>
       </w:r>
     </w:p>
     <w:p>
@@ -64,14 +192,14 @@
       <w:r>
         <w:drawing>
           <wp:inline>
-            <wp:extent cx="5334000" cy="7060507"/>
+            <wp:extent cx="5334000" cy="8431161"/>
             <wp:effectExtent b="0" l="0" r="0" t="0"/>
-            <wp:docPr descr="Redserver vLLM Change Flow" title="" id="1" name="Picture"/>
+            <wp:docPr descr="Siteserver vLLM Change Flow" title="" id="1" name="Picture"/>
             <a:graphic>
               <a:graphicData uri="http://schemas.openxmlformats.org/drawingml/2006/picture">
                 <pic:pic>
                   <pic:nvPicPr>
-                    <pic:cNvPr descr="redserver_vllm_change_flow.png" id="0" name="Picture"/>
+                    <pic:cNvPr descr="siteserver_vllm_change_flow.png" id="0" name="Picture"/>
                     <pic:cNvPicPr>
                       <a:picLocks noChangeArrowheads="1" noChangeAspect="1"/>
                     </pic:cNvPicPr>
@@ -85,7 +213,7 @@
                   <pic:spPr bwMode="auto">
                     <a:xfrm>
                       <a:off x="0" y="0"/>
-                      <a:ext cx="5334000" cy="7060507"/>
+                      <a:ext cx="5334000" cy="8431161"/>
                     </a:xfrm>
                     <a:prstGeom prst="rect">
                       <a:avLst/>
@@ -109,7 +237,7 @@
         <w:pStyle w:val="ImageCaption"/>
       </w:pPr>
       <w:r>
-        <w:t xml:space="preserve">Redserver vLLM Change Flow</w:t>
+        <w:t xml:space="preserve">Siteserver vLLM Change Flow</w:t>
       </w:r>
     </w:p>
     <w:p>
@@ -200,45 +328,543 @@
         <w:pStyle w:val="Compact"/>
       </w:pPr>
       <w:r>
-        <w:t xml:space="preserve">To use vLLM</w:t>
-      </w:r>
-      <w:r>
-        <w:t xml:space="preserve"> </w:t>
-      </w:r>
-      <w:r>
-        <w:rPr>
-          <w:rStyle w:val="VerbatimChar"/>
-        </w:rPr>
-        <w:t xml:space="preserve">0.18.1</w:t>
-      </w:r>
-      <w:r>
-        <w:t xml:space="preserve">, your runtime must actually be</w:t>
-      </w:r>
-      <w:r>
-        <w:t xml:space="preserve"> </w:t>
-      </w:r>
-      <w:r>
-        <w:rPr>
-          <w:rStyle w:val="VerbatimChar"/>
-        </w:rPr>
-        <w:t xml:space="preserve">0.18.1</w:t>
-      </w:r>
-      <w:r>
-        <w:t xml:space="preserve"> </w:t>
-      </w:r>
-      <w:r>
-        <w:t xml:space="preserve">(existing service endpoint or compose image).</w:t>
+        <w:t xml:space="preserve">To use Qwen3.5 on vLLM, your runtime must be the</w:t>
+      </w:r>
+      <w:r>
+        <w:t xml:space="preserve"> </w:t>
+      </w:r>
+      <w:r>
+        <w:rPr>
+          <w:b/>
+        </w:rPr>
+        <w:t xml:space="preserve">Qwen3.5 compat image</w:t>
+      </w:r>
+      <w:r>
+        <w:t xml:space="preserve"> </w:t>
+      </w:r>
+      <w:r>
+        <w:t xml:space="preserve">(</w:t>
+      </w:r>
+      <w:r>
+        <w:rPr>
+          <w:rStyle w:val="VerbatimChar"/>
+        </w:rPr>
+        <w:t xml:space="preserve">VLLM_IMAGE=qagredo-vllm:qwen35-localcuda</w:t>
+      </w:r>
+      <w:r>
+        <w:t xml:space="preserve"> </w:t>
+      </w:r>
+      <w:r>
+        <w:t xml:space="preserve">in</w:t>
+      </w:r>
+      <w:r>
+        <w:t xml:space="preserve"> </w:t>
+      </w:r>
+      <w:r>
+        <w:rPr>
+          <w:rStyle w:val="VerbatimChar"/>
+        </w:rPr>
+        <w:t xml:space="preserve">.env</w:t>
+      </w:r>
+      <w:r>
+        <w:t xml:space="preserve">) — not only a newer stock</w:t>
+      </w:r>
+      <w:r>
+        <w:t xml:space="preserve"> </w:t>
+      </w:r>
+      <w:r>
+        <w:rPr>
+          <w:rStyle w:val="VerbatimChar"/>
+        </w:rPr>
+        <w:t xml:space="preserve">vllm/vllm-openai</w:t>
+      </w:r>
+      <w:r>
+        <w:t xml:space="preserve"> </w:t>
+      </w:r>
+      <w:r>
+        <w:t xml:space="preserve">tag.</w:t>
       </w:r>
     </w:p>
     <w:p>
       <w:pPr>
         <w:pStyle w:val="Heading2"/>
       </w:pPr>
-      <w:bookmarkStart w:id="24" w:name="scope-and-assumptions"/>
+      <w:bookmarkStart w:id="24" w:name="current-standard-repo-default"/>
+      <w:r>
+        <w:t xml:space="preserve">Current standard (repo default)</w:t>
+      </w:r>
+      <w:bookmarkEnd w:id="24"/>
+    </w:p>
+    <w:tbl>
+      <w:tblPr>
+        <w:tblStyle w:val="Table"/>
+        <w:tblW w:type="pct" w:w="5000.0"/>
+        <w:tblLook w:firstRow="1"/>
+      </w:tblPr>
+      <w:tblGrid>
+        <w:gridCol w:w="3394"/>
+        <w:gridCol w:w="4525"/>
+      </w:tblGrid>
+      <w:tr>
+        <w:trPr>
+          <w:cnfStyle w:firstRow="1"/>
+        </w:trPr>
+        <w:tc>
+          <w:tcPr>
+            <w:tcBorders>
+              <w:bottom w:val="single"/>
+            </w:tcBorders>
+            <w:vAlign w:val="bottom"/>
+          </w:tcPr>
+          <w:p>
+            <w:pPr>
+              <w:pStyle w:val="Compact"/>
+              <w:jc w:val="left"/>
+            </w:pPr>
+            <w:r>
+              <w:t xml:space="preserve">Item</w:t>
+            </w:r>
+          </w:p>
+        </w:tc>
+        <w:tc>
+          <w:tcPr>
+            <w:tcBorders>
+              <w:bottom w:val="single"/>
+            </w:tcBorders>
+            <w:vAlign w:val="bottom"/>
+          </w:tcPr>
+          <w:p>
+            <w:pPr>
+              <w:pStyle w:val="Compact"/>
+              <w:jc w:val="left"/>
+            </w:pPr>
+            <w:r>
+              <w:t xml:space="preserve">Value</w:t>
+            </w:r>
+          </w:p>
+        </w:tc>
+      </w:tr>
+      <w:tr>
+        <w:tc>
+          <w:p>
+            <w:pPr>
+              <w:pStyle w:val="Compact"/>
+              <w:jc w:val="left"/>
+            </w:pPr>
+            <w:r>
+              <w:rPr>
+                <w:rStyle w:val="VerbatimChar"/>
+              </w:rPr>
+              <w:t xml:space="preserve">.env</w:t>
+            </w:r>
+            <w:r>
+              <w:t xml:space="preserve"> </w:t>
+            </w:r>
+            <w:r>
+              <w:rPr>
+                <w:rStyle w:val="VerbatimChar"/>
+              </w:rPr>
+              <w:t xml:space="preserve">VLLM_IMAGE</w:t>
+            </w:r>
+          </w:p>
+        </w:tc>
+        <w:tc>
+          <w:p>
+            <w:pPr>
+              <w:pStyle w:val="Compact"/>
+              <w:jc w:val="left"/>
+            </w:pPr>
+            <w:r>
+              <w:rPr>
+                <w:rStyle w:val="VerbatimChar"/>
+              </w:rPr>
+              <w:t xml:space="preserve">qagredo-vllm:qwen35-localcuda</w:t>
+            </w:r>
+          </w:p>
+        </w:tc>
+      </w:tr>
+      <w:tr>
+        <w:tc>
+          <w:p>
+            <w:pPr>
+              <w:pStyle w:val="Compact"/>
+              <w:jc w:val="left"/>
+            </w:pPr>
+            <w:r>
+              <w:t xml:space="preserve">Generator (GPU 0)</w:t>
+            </w:r>
+          </w:p>
+        </w:tc>
+        <w:tc>
+          <w:p>
+            <w:pPr>
+              <w:pStyle w:val="Compact"/>
+              <w:jc w:val="left"/>
+            </w:pPr>
+            <w:r>
+              <w:rPr>
+                <w:rStyle w:val="VerbatimChar"/>
+              </w:rPr>
+              <w:t xml:space="preserve">Qwen3.5-9B</w:t>
+            </w:r>
+            <w:r>
+              <w:t xml:space="preserve"> </w:t>
+            </w:r>
+            <w:r>
+              <w:t xml:space="preserve">→</w:t>
+            </w:r>
+            <w:r>
+              <w:t xml:space="preserve"> </w:t>
+            </w:r>
+            <w:r>
+              <w:rPr>
+                <w:rStyle w:val="VerbatimChar"/>
+              </w:rPr>
+              <w:t xml:space="preserve">Qwen/Qwen3.5-9B</w:t>
+            </w:r>
+            <w:r>
+              <w:t xml:space="preserve"> </w:t>
+            </w:r>
+            <w:r>
+              <w:t xml:space="preserve">on port</w:t>
+            </w:r>
+            <w:r>
+              <w:t xml:space="preserve"> </w:t>
+            </w:r>
+            <w:r>
+              <w:rPr>
+                <w:b/>
+              </w:rPr>
+              <w:t xml:space="preserve">7100</w:t>
+            </w:r>
+          </w:p>
+        </w:tc>
+      </w:tr>
+      <w:tr>
+        <w:tc>
+          <w:p>
+            <w:pPr>
+              <w:pStyle w:val="Compact"/>
+              <w:jc w:val="left"/>
+            </w:pPr>
+            <w:r>
+              <w:t xml:space="preserve">Judge (GPU 1)</w:t>
+            </w:r>
+          </w:p>
+        </w:tc>
+        <w:tc>
+          <w:p>
+            <w:pPr>
+              <w:pStyle w:val="Compact"/>
+              <w:jc w:val="left"/>
+            </w:pPr>
+            <w:r>
+              <w:rPr>
+                <w:rStyle w:val="VerbatimChar"/>
+              </w:rPr>
+              <w:t xml:space="preserve">Meta-Llama-3.1-8B-Instruct</w:t>
+            </w:r>
+            <w:r>
+              <w:t xml:space="preserve"> </w:t>
+            </w:r>
+            <w:r>
+              <w:t xml:space="preserve">on port</w:t>
+            </w:r>
+            <w:r>
+              <w:t xml:space="preserve"> </w:t>
+            </w:r>
+            <w:r>
+              <w:rPr>
+                <w:b/>
+              </w:rPr>
+              <w:t xml:space="preserve">7101</w:t>
+            </w:r>
+          </w:p>
+        </w:tc>
+      </w:tr>
+      <w:tr>
+        <w:tc>
+          <w:p>
+            <w:pPr>
+              <w:pStyle w:val="Compact"/>
+              <w:jc w:val="left"/>
+            </w:pPr>
+            <w:r>
+              <w:t xml:space="preserve">Compose flags (generator)</w:t>
+            </w:r>
+          </w:p>
+        </w:tc>
+        <w:tc>
+          <w:p>
+            <w:pPr>
+              <w:pStyle w:val="Compact"/>
+              <w:jc w:val="left"/>
+            </w:pPr>
+            <w:r>
+              <w:rPr>
+                <w:rStyle w:val="VerbatimChar"/>
+              </w:rPr>
+              <w:t xml:space="preserve">--language-model-only</w:t>
+            </w:r>
+            <w:r>
+              <w:t xml:space="preserve">,</w:t>
+            </w:r>
+            <w:r>
+              <w:t xml:space="preserve"> </w:t>
+            </w:r>
+            <w:r>
+              <w:rPr>
+                <w:rStyle w:val="VerbatimChar"/>
+              </w:rPr>
+              <w:t xml:space="preserve">--enforce-eager</w:t>
+            </w:r>
+            <w:r>
+              <w:t xml:space="preserve"> </w:t>
+            </w:r>
+            <w:r>
+              <w:t xml:space="preserve">(see</w:t>
+            </w:r>
+            <w:r>
+              <w:t xml:space="preserve"> </w:t>
+            </w:r>
+            <w:r>
+              <w:rPr>
+                <w:rStyle w:val="VerbatimChar"/>
+              </w:rPr>
+              <w:t xml:space="preserve">docker-compose.vllm-stack.yml</w:t>
+            </w:r>
+            <w:r>
+              <w:t xml:space="preserve">)</w:t>
+            </w:r>
+          </w:p>
+        </w:tc>
+      </w:tr>
+      <w:tr>
+        <w:tc>
+          <w:p>
+            <w:pPr>
+              <w:pStyle w:val="Compact"/>
+              <w:jc w:val="left"/>
+            </w:pPr>
+            <w:r>
+              <w:t xml:space="preserve">Split startup</w:t>
+            </w:r>
+          </w:p>
+        </w:tc>
+        <w:tc>
+          <w:p>
+            <w:pPr>
+              <w:pStyle w:val="Compact"/>
+              <w:jc w:val="left"/>
+            </w:pPr>
+            <w:r>
+              <w:rPr>
+                <w:rStyle w:val="VerbatimChar"/>
+              </w:rPr>
+              <w:t xml:space="preserve">bash run.sh --vllm-up generator</w:t>
+            </w:r>
+            <w:r>
+              <w:t xml:space="preserve"> </w:t>
+            </w:r>
+            <w:r>
+              <w:t xml:space="preserve">→</w:t>
+            </w:r>
+            <w:r>
+              <w:t xml:space="preserve"> </w:t>
+            </w:r>
+            <w:r>
+              <w:rPr>
+                <w:rStyle w:val="VerbatimChar"/>
+              </w:rPr>
+              <w:t xml:space="preserve">--vllm-up judge</w:t>
+            </w:r>
+            <w:r>
+              <w:t xml:space="preserve"> </w:t>
+            </w:r>
+            <w:r>
+              <w:t xml:space="preserve">→</w:t>
+            </w:r>
+            <w:r>
+              <w:t xml:space="preserve"> </w:t>
+            </w:r>
+            <w:r>
+              <w:rPr>
+                <w:rStyle w:val="VerbatimChar"/>
+              </w:rPr>
+              <w:t xml:space="preserve">bash run.sh --pipeline-only</w:t>
+            </w:r>
+          </w:p>
+        </w:tc>
+      </w:tr>
+    </w:tbl>
+    <w:p>
+      <w:pPr>
+        <w:pStyle w:val="BodyText"/>
+      </w:pPr>
+      <w:r>
+        <w:t xml:space="preserve">Build / ship image (archives default to</w:t>
+      </w:r>
+      <w:r>
+        <w:t xml:space="preserve"> </w:t>
+      </w:r>
+      <w:r>
+        <w:rPr>
+          <w:rStyle w:val="VerbatimChar"/>
+          <w:b/>
+        </w:rPr>
+        <w:t xml:space="preserve">/data/tyewhong/qagredo/</w:t>
+      </w:r>
+      <w:r>
+        <w:t xml:space="preserve"> </w:t>
+      </w:r>
+      <w:r>
+        <w:t xml:space="preserve">— see</w:t>
+      </w:r>
+      <w:r>
+        <w:t xml:space="preserve"> </w:t>
+      </w:r>
+      <w:r>
+        <w:rPr>
+          <w:rStyle w:val="VerbatimChar"/>
+        </w:rPr>
+        <w:t xml:space="preserve">QAGREDO_ARCHIVE_DIR</w:t>
+      </w:r>
+      <w:r>
+        <w:t xml:space="preserve"> </w:t>
+      </w:r>
+      <w:r>
+        <w:t xml:space="preserve">in</w:t>
+      </w:r>
+      <w:r>
+        <w:t xml:space="preserve"> </w:t>
+      </w:r>
+      <w:r>
+        <w:rPr>
+          <w:rStyle w:val="VerbatimChar"/>
+        </w:rPr>
+        <w:t xml:space="preserve">.env</w:t>
+      </w:r>
+      <w:r>
+        <w:t xml:space="preserve">):</w:t>
+      </w:r>
+    </w:p>
+    <w:p>
+      <w:pPr>
+        <w:pStyle w:val="SourceCode"/>
+      </w:pPr>
+      <w:r>
+        <w:rPr>
+          <w:rStyle w:val="FunctionTok"/>
+        </w:rPr>
+        <w:t xml:space="preserve">bash</w:t>
+      </w:r>
+      <w:r>
+        <w:rPr>
+          <w:rStyle w:val="NormalTok"/>
+        </w:rPr>
+        <w:t xml:space="preserve"> scripts/docker_build_vllm_qwen35_compat.sh</w:t>
+      </w:r>
+      <w:r>
+        <w:br/>
+      </w:r>
+      <w:r>
+        <w:rPr>
+          <w:rStyle w:val="FunctionTok"/>
+        </w:rPr>
+        <w:t xml:space="preserve">bash</w:t>
+      </w:r>
+      <w:r>
+        <w:rPr>
+          <w:rStyle w:val="NormalTok"/>
+        </w:rPr>
+        <w:t xml:space="preserve"> scripts/save_vllm_qwen35_image.sh</w:t>
+      </w:r>
+      <w:r>
+        <w:br/>
+      </w:r>
+      <w:r>
+        <w:rPr>
+          <w:rStyle w:val="CommentTok"/>
+        </w:rPr>
+        <w:t xml:space="preserve"># writes /data/tyewhong/qagredo/vllm-qwen35-localcuda.rootfs.tar (+ .sha256)</w:t>
+      </w:r>
+      <w:r>
+        <w:br/>
+      </w:r>
+      <w:r>
+        <w:br/>
+      </w:r>
+      <w:r>
+        <w:rPr>
+          <w:rStyle w:val="CommentTok"/>
+        </w:rPr>
+        <w:t xml:space="preserve"># on siteserver (after rsync/scp from build host):</w:t>
+      </w:r>
+      <w:r>
+        <w:br/>
+      </w:r>
+      <w:r>
+        <w:rPr>
+          <w:rStyle w:val="ExtensionTok"/>
+        </w:rPr>
+        <w:t xml:space="preserve">docker</w:t>
+      </w:r>
+      <w:r>
+        <w:rPr>
+          <w:rStyle w:val="NormalTok"/>
+        </w:rPr>
+        <w:t xml:space="preserve"> load -i /data/tyewhong/qagredo/vllm-qwen35-localcuda.rootfs.tar</w:t>
+      </w:r>
+    </w:p>
+    <w:p>
+      <w:pPr>
+        <w:pStyle w:val="FirstParagraph"/>
+      </w:pPr>
+      <w:r>
+        <w:t xml:space="preserve">Full offline package list and extract steps:</w:t>
+      </w:r>
+      <w:r>
+        <w:t xml:space="preserve"> </w:t>
+      </w:r>
+      <w:r>
+        <w:rPr>
+          <w:rStyle w:val="VerbatimChar"/>
+          <w:b/>
+        </w:rPr>
+        <w:t xml:space="preserve">docs/OFFLINE_SETUP_GUIDE.md</w:t>
+      </w:r>
+      <w:r>
+        <w:t xml:space="preserve"> </w:t>
+      </w:r>
+      <w:r>
+        <w:t xml:space="preserve">· tarball build:</w:t>
+      </w:r>
+      <w:r>
+        <w:t xml:space="preserve"> </w:t>
+      </w:r>
+      <w:r>
+        <w:rPr>
+          <w:rStyle w:val="VerbatimChar"/>
+          <w:b/>
+        </w:rPr>
+        <w:t xml:space="preserve">bash scripts/make_offline_tarballs.sh</w:t>
+      </w:r>
+      <w:r>
+        <w:t xml:space="preserve"> </w:t>
+      </w:r>
+      <w:r>
+        <w:t xml:space="preserve">(same output dir).</w:t>
+      </w:r>
+    </w:p>
+    <w:p>
+      <w:pPr>
+        <w:pStyle w:val="Heading2"/>
+      </w:pPr>
+      <w:bookmarkStart w:id="25" w:name="scope-and-assumptions"/>
       <w:r>
         <w:t xml:space="preserve">Scope and assumptions</w:t>
       </w:r>
-      <w:bookmarkEnd w:id="24"/>
+      <w:bookmarkEnd w:id="25"/>
     </w:p>
     <w:p>
       <w:pPr>
@@ -294,7 +920,7 @@
         <w:pStyle w:val="Compact"/>
       </w:pPr>
       <w:r>
-        <w:t xml:space="preserve">Generator and judge may be separate vLLM services.</w:t>
+        <w:t xml:space="preserve">Generator and judge are separate vLLM services (dual GPU by default).</w:t>
       </w:r>
     </w:p>
     <w:p>
@@ -306,18 +932,42 @@
         <w:pStyle w:val="Compact"/>
       </w:pPr>
       <w:r>
-        <w:t xml:space="preserve">Models can stay in the same shared folder; only runtime wiring changes.</w:t>
+        <w:t xml:space="preserve">Models stay in the same shared folder (</w:t>
+      </w:r>
+      <w:r>
+        <w:rPr>
+          <w:rStyle w:val="VerbatimChar"/>
+        </w:rPr>
+        <w:t xml:space="preserve">QAGREDO_MODELS_LLM_HOST</w:t>
+      </w:r>
+      <w:r>
+        <w:t xml:space="preserve">); runtime image and</w:t>
+      </w:r>
+      <w:r>
+        <w:t xml:space="preserve"> </w:t>
+      </w:r>
+      <w:r>
+        <w:rPr>
+          <w:rStyle w:val="VerbatimChar"/>
+        </w:rPr>
+        <w:t xml:space="preserve">.env</w:t>
+      </w:r>
+      <w:r>
+        <w:t xml:space="preserve"> </w:t>
+      </w:r>
+      <w:r>
+        <w:t xml:space="preserve">wiring must match Qwen3.5.</w:t>
       </w:r>
     </w:p>
     <w:p>
       <w:pPr>
         <w:pStyle w:val="Heading2"/>
       </w:pPr>
-      <w:bookmarkStart w:id="25" w:name="what-success-looks-like"/>
+      <w:bookmarkStart w:id="26" w:name="what-success-looks-like"/>
       <w:r>
         <w:t xml:space="preserve">What success looks like</w:t>
       </w:r>
-      <w:bookmarkEnd w:id="25"/>
+      <w:bookmarkEnd w:id="26"/>
     </w:p>
     <w:p>
       <w:pPr>
@@ -358,7 +1008,7 @@
         <w:rPr>
           <w:rStyle w:val="VerbatimChar"/>
         </w:rPr>
-        <w:t xml:space="preserve">0.18.1</w:t>
+        <w:t xml:space="preserve">qagredo-vllm:qwen35-localcuda</w:t>
       </w:r>
       <w:r>
         <w:t xml:space="preserve">.</w:t>
@@ -392,21 +1042,21 @@
       <w:pPr>
         <w:pStyle w:val="Heading2"/>
       </w:pPr>
-      <w:bookmarkStart w:id="26" w:name="part-a-pre-change-checklist"/>
+      <w:bookmarkStart w:id="27" w:name="part-a-pre-change-checklist"/>
       <w:r>
         <w:t xml:space="preserve">Part A: Pre-change checklist</w:t>
       </w:r>
-      <w:bookmarkEnd w:id="26"/>
+      <w:bookmarkEnd w:id="27"/>
     </w:p>
     <w:p>
       <w:pPr>
         <w:pStyle w:val="Heading3"/>
       </w:pPr>
-      <w:bookmarkStart w:id="27" w:name="X4e1d26f0d6793df885f4ebcc25b0919875c6783"/>
+      <w:bookmarkStart w:id="28" w:name="X4e1d26f0d6793df885f4ebcc25b0919875c6783"/>
       <w:r>
         <w:t xml:space="preserve">A1) Capture current state (for rollback and diff)</w:t>
       </w:r>
-      <w:bookmarkEnd w:id="27"/>
+      <w:bookmarkEnd w:id="28"/>
     </w:p>
     <w:p>
       <w:pPr>
@@ -568,7 +1218,7 @@
         <w:rPr>
           <w:rStyle w:val="VerbatimChar"/>
         </w:rPr>
-        <w:t xml:space="preserve">docker-compose.vllm-redserver.yml</w:t>
+        <w:t xml:space="preserve">docker-compose.vllm-siteserver.yml</w:t>
       </w:r>
       <w:r>
         <w:t xml:space="preserve"> </w:t>
@@ -597,7 +1247,7 @@
         <w:rPr>
           <w:rStyle w:val="VerbatimChar"/>
         </w:rPr>
-        <w:t xml:space="preserve">cp .env .env.bak.before-vllm0181</w:t>
+        <w:t xml:space="preserve">cp .env .env.bak.before-qwen35-vllm</w:t>
       </w:r>
     </w:p>
     <w:p>
@@ -612,18 +1262,18 @@
         <w:rPr>
           <w:rStyle w:val="VerbatimChar"/>
         </w:rPr>
-        <w:t xml:space="preserve">cp config/config.vllm.yaml config/config.vllm.yaml.bak.before-vllm0181</w:t>
+        <w:t xml:space="preserve">cp config/config.vllm.yaml config/config.vllm.yaml.bak.before-qwen35-vllm</w:t>
       </w:r>
     </w:p>
     <w:p>
       <w:pPr>
         <w:pStyle w:val="Heading3"/>
       </w:pPr>
-      <w:bookmarkStart w:id="28" w:name="a2-confirm-ownership-settings"/>
+      <w:bookmarkStart w:id="29" w:name="a2-confirm-ownership-settings"/>
       <w:r>
         <w:t xml:space="preserve">A2) Confirm ownership settings</w:t>
       </w:r>
-      <w:bookmarkEnd w:id="28"/>
+      <w:bookmarkEnd w:id="29"/>
     </w:p>
     <w:p>
       <w:pPr>
@@ -706,7 +1356,37 @@
         <w:t xml:space="preserve">id -g</w:t>
       </w:r>
       <w:r>
-        <w:t xml:space="preserve">.</w:t>
+        <w:t xml:space="preserve"> </w:t>
+      </w:r>
+      <w:r>
+        <w:t xml:space="preserve">(offline siteserver:</w:t>
+      </w:r>
+      <w:r>
+        <w:t xml:space="preserve"> </w:t>
+      </w:r>
+      <w:r>
+        <w:rPr>
+          <w:rStyle w:val="VerbatimChar"/>
+        </w:rPr>
+        <w:t xml:space="preserve">1013</w:t>
+      </w:r>
+      <w:r>
+        <w:t xml:space="preserve"> </w:t>
+      </w:r>
+      <w:r>
+        <w:t xml:space="preserve">/</w:t>
+      </w:r>
+      <w:r>
+        <w:t xml:space="preserve"> </w:t>
+      </w:r>
+      <w:r>
+        <w:rPr>
+          <w:rStyle w:val="VerbatimChar"/>
+        </w:rPr>
+        <w:t xml:space="preserve">1015</w:t>
+      </w:r>
+      <w:r>
+        <w:t xml:space="preserve">).</w:t>
       </w:r>
     </w:p>
     <w:p>
@@ -755,11 +1435,11 @@
       <w:pPr>
         <w:pStyle w:val="Heading3"/>
       </w:pPr>
-      <w:bookmarkStart w:id="29" w:name="a3-decide-your-switch-path"/>
+      <w:bookmarkStart w:id="30" w:name="a3-decide-your-switch-path"/>
       <w:r>
         <w:t xml:space="preserve">A3) Decide your switch path</w:t>
       </w:r>
-      <w:bookmarkEnd w:id="29"/>
+      <w:bookmarkEnd w:id="30"/>
     </w:p>
     <w:p>
       <w:pPr>
@@ -787,7 +1467,7 @@
         <w:rPr>
           <w:rStyle w:val="VerbatimChar"/>
         </w:rPr>
-        <w:t xml:space="preserve">0.18.1</w:t>
+        <w:t xml:space="preserve">qagredo-vllm:qwen35-localcuda</w:t>
       </w:r>
       <w:r>
         <w:t xml:space="preserve"> </w:t>
@@ -814,13 +1494,13 @@
         <w:rPr>
           <w:rStyle w:val="VerbatimChar"/>
         </w:rPr>
-        <w:t xml:space="preserve">0.18.1</w:t>
-      </w:r>
-      <w:r>
-        <w:t xml:space="preserve"> </w:t>
-      </w:r>
-      <w:r>
-        <w:t xml:space="preserve">image on redserver (compose uses this image).</w:t>
+        <w:t xml:space="preserve">qagredo-vllm:qwen35-localcuda</w:t>
+      </w:r>
+      <w:r>
+        <w:t xml:space="preserve"> </w:t>
+      </w:r>
+      <w:r>
+        <w:t xml:space="preserve">image on siteserver (compose uses this image).</w:t>
       </w:r>
     </w:p>
     <w:p>
@@ -841,7 +1521,7 @@
         <w:rPr>
           <w:rStyle w:val="VerbatimChar"/>
         </w:rPr>
-        <w:t xml:space="preserve">0.18.1</w:t>
+        <w:t xml:space="preserve">qagredo-vllm:qwen35-localcuda</w:t>
       </w:r>
       <w:r>
         <w:t xml:space="preserve"> </w:t>
@@ -854,17 +1534,17 @@
       <w:pPr>
         <w:pStyle w:val="Heading2"/>
       </w:pPr>
-      <w:bookmarkStart w:id="30" w:name="part-b-detailed-procedures-by-path"/>
+      <w:bookmarkStart w:id="31" w:name="part-b-detailed-procedures-by-path"/>
       <w:r>
         <w:t xml:space="preserve">Part B: Detailed procedures by path</w:t>
       </w:r>
-      <w:bookmarkEnd w:id="30"/>
+      <w:bookmarkEnd w:id="31"/>
     </w:p>
     <w:p>
       <w:pPr>
         <w:pStyle w:val="Heading2"/>
       </w:pPr>
-      <w:bookmarkStart w:id="31" w:name="X482c6ce7c392d84e37fa45656cad4577ba8bd36"/>
+      <w:bookmarkStart w:id="32" w:name="X3523cdf6dd773d77597d25a23935c5d0c83818b"/>
       <w:r>
         <w:t xml:space="preserve">Path 1: Reuse already-running vLLM</w:t>
       </w:r>
@@ -875,7 +1555,7 @@
         <w:rPr>
           <w:rStyle w:val="VerbatimChar"/>
         </w:rPr>
-        <w:t xml:space="preserve">0.18.1</w:t>
+        <w:t xml:space="preserve">qagredo-vllm:qwen35-localcuda</w:t>
       </w:r>
       <w:r>
         <w:t xml:space="preserve"> </w:t>
@@ -883,7 +1563,7 @@
       <w:r>
         <w:t xml:space="preserve">endpoint</w:t>
       </w:r>
-      <w:bookmarkEnd w:id="31"/>
+      <w:bookmarkEnd w:id="32"/>
     </w:p>
     <w:p>
       <w:pPr>
@@ -899,7 +1579,7 @@
         <w:rPr>
           <w:rStyle w:val="VerbatimChar"/>
         </w:rPr>
-        <w:t xml:space="preserve">0.18.1</w:t>
+        <w:t xml:space="preserve">qagredo-vllm:qwen35-localcuda</w:t>
       </w:r>
       <w:r>
         <w:t xml:space="preserve"> </w:t>
@@ -912,11 +1592,11 @@
       <w:pPr>
         <w:pStyle w:val="Heading3"/>
       </w:pPr>
-      <w:bookmarkStart w:id="32" w:name="b1.1-confirm-endpoint-health"/>
+      <w:bookmarkStart w:id="33" w:name="b1.1-confirm-endpoint-health"/>
       <w:r>
         <w:t xml:space="preserve">B1.1) Confirm endpoint health</w:t>
       </w:r>
-      <w:bookmarkEnd w:id="32"/>
+      <w:bookmarkEnd w:id="33"/>
     </w:p>
     <w:p>
       <w:pPr>
@@ -960,7 +1640,7 @@
       <w:pPr>
         <w:pStyle w:val="Heading3"/>
       </w:pPr>
-      <w:bookmarkStart w:id="33" w:name="b1.2-update-configconfig.vllm.yaml"/>
+      <w:bookmarkStart w:id="34" w:name="b1.2-update-configconfig.vllm.yaml"/>
       <w:r>
         <w:t xml:space="preserve">B1.2) Update</w:t>
       </w:r>
@@ -973,7 +1653,7 @@
         </w:rPr>
         <w:t xml:space="preserve">config/config.vllm.yaml</w:t>
       </w:r>
-      <w:bookmarkEnd w:id="33"/>
+      <w:bookmarkEnd w:id="34"/>
     </w:p>
     <w:p>
       <w:pPr>
@@ -1055,11 +1735,11 @@
       <w:pPr>
         <w:pStyle w:val="Heading3"/>
       </w:pPr>
-      <w:bookmarkStart w:id="34" w:name="b1.3-restart-qagredo-runner-cleanly"/>
+      <w:bookmarkStart w:id="35" w:name="b1.3-restart-qagredo-runner-cleanly"/>
       <w:r>
         <w:t xml:space="preserve">B1.3) Restart QAGRedo runner cleanly</w:t>
       </w:r>
-      <w:bookmarkEnd w:id="34"/>
+      <w:bookmarkEnd w:id="35"/>
     </w:p>
     <w:p>
       <w:pPr>
@@ -1106,21 +1786,57 @@
         <w:pStyle w:val="Compact"/>
       </w:pPr>
       <w:r>
+        <w:t xml:space="preserve">Either split startup (Part</w:t>
+      </w:r>
+      <w:r>
+        <w:t xml:space="preserve"> </w:t>
+      </w:r>
+      <w:r>
+        <w:rPr>
+          <w:b/>
+        </w:rPr>
+        <w:t xml:space="preserve">D1</w:t>
+      </w:r>
+      <w:r>
+        <w:t xml:space="preserve">) or</w:t>
+      </w:r>
+      <w:r>
+        <w:t xml:space="preserve"> </w:t>
+      </w:r>
+      <w:r>
         <w:rPr>
           <w:rStyle w:val="VerbatimChar"/>
         </w:rPr>
         <w:t xml:space="preserve">bash run.sh</w:t>
       </w:r>
+      <w:r>
+        <w:t xml:space="preserve"> </w:t>
+      </w:r>
+      <w:r>
+        <w:t xml:space="preserve">(Part</w:t>
+      </w:r>
+      <w:r>
+        <w:t xml:space="preserve"> </w:t>
+      </w:r>
+      <w:r>
+        <w:rPr>
+          <w:b/>
+        </w:rPr>
+        <w:t xml:space="preserve">D2</w:t>
+      </w:r>
+      <w:r>
+        <w:t xml:space="preserve">)</w:t>
+      </w:r>
     </w:p>
     <w:p>
       <w:pPr>
         <w:pStyle w:val="Heading3"/>
       </w:pPr>
-      <w:bookmarkStart w:id="35" w:name="b1.4-validate"/>
+      <w:bookmarkStart w:id="36" w:name="b1.4-validate"/>
       <w:r>
         <w:t xml:space="preserve">B1.4) Validate</w:t>
       </w:r>
-      <w:bookmarkEnd w:id="35"/>
+      <w:bookmarkEnd w:id="36"/>
     </w:p>
     <w:p>
       <w:pPr>
@@ -1131,10 +1847,46 @@
         <w:pStyle w:val="Compact"/>
       </w:pPr>
       <w:r>
-        <w:t xml:space="preserve">Run smoke test:</w:t>
-      </w:r>
-      <w:r>
-        <w:t xml:space="preserve"> </w:t>
+        <w:t xml:space="preserve">Smoke test: Part</w:t>
+      </w:r>
+      <w:r>
+        <w:t xml:space="preserve"> </w:t>
+      </w:r>
+      <w:r>
+        <w:rPr>
+          <w:b/>
+        </w:rPr>
+        <w:t xml:space="preserve">D1</w:t>
+      </w:r>
+      <w:r>
+        <w:t xml:space="preserve"> </w:t>
+      </w:r>
+      <w:r>
+        <w:t xml:space="preserve">(</w:t>
+      </w:r>
+      <w:r>
+        <w:rPr>
+          <w:rStyle w:val="VerbatimChar"/>
+        </w:rPr>
+        <w:t xml:space="preserve">--pipeline-only</w:t>
+      </w:r>
+      <w:r>
+        <w:t xml:space="preserve">) or Part</w:t>
+      </w:r>
+      <w:r>
+        <w:t xml:space="preserve"> </w:t>
+      </w:r>
+      <w:r>
+        <w:rPr>
+          <w:b/>
+        </w:rPr>
+        <w:t xml:space="preserve">D2</w:t>
+      </w:r>
+      <w:r>
+        <w:t xml:space="preserve"> </w:t>
+      </w:r>
+      <w:r>
+        <w:t xml:space="preserve">(</w:t>
       </w:r>
       <w:r>
         <w:rPr>
@@ -1142,6 +1894,9 @@
         </w:rPr>
         <w:t xml:space="preserve">bash run.sh -- --num-documents 1</w:t>
       </w:r>
+      <w:r>
+        <w:t xml:space="preserve">)</w:t>
+      </w:r>
     </w:p>
     <w:p>
       <w:pPr>
@@ -1159,7 +1914,7 @@
       <w:pPr>
         <w:pStyle w:val="Heading2"/>
       </w:pPr>
-      <w:bookmarkStart w:id="36" w:name="Xfd75705fb8180042a813498b3d31c48bc1a3c38"/>
+      <w:bookmarkStart w:id="37" w:name="Xc9ffba518ba4a79e3b542c5e695b51a8ea5eaa6"/>
       <w:r>
         <w:t xml:space="preserve">Path 2: Use local compose with</w:t>
       </w:r>
@@ -1170,7 +1925,7 @@
         <w:rPr>
           <w:rStyle w:val="VerbatimChar"/>
         </w:rPr>
-        <w:t xml:space="preserve">0.18.1</w:t>
+        <w:t xml:space="preserve">qagredo-vllm:qwen35-localcuda</w:t>
       </w:r>
       <w:r>
         <w:t xml:space="preserve"> </w:t>
@@ -1178,7 +1933,7 @@
       <w:r>
         <w:t xml:space="preserve">image</w:t>
       </w:r>
-      <w:bookmarkEnd w:id="36"/>
+      <w:bookmarkEnd w:id="37"/>
     </w:p>
     <w:p>
       <w:pPr>
@@ -1192,11 +1947,11 @@
       <w:pPr>
         <w:pStyle w:val="Heading3"/>
       </w:pPr>
-      <w:bookmarkStart w:id="37" w:name="b2.1-identify-the-exact-local-imagetag"/>
+      <w:bookmarkStart w:id="38" w:name="b2.1-identify-the-exact-local-imagetag"/>
       <w:r>
         <w:t xml:space="preserve">B2.1) Identify the exact local image/tag</w:t>
       </w:r>
-      <w:bookmarkEnd w:id="37"/>
+      <w:bookmarkEnd w:id="38"/>
     </w:p>
     <w:p>
       <w:pPr>
@@ -1210,7 +1965,7 @@
         <w:rPr>
           <w:rStyle w:val="VerbatimChar"/>
         </w:rPr>
-        <w:t xml:space="preserve">docker images | rg -i "vllm|0.18.1"</w:t>
+        <w:t xml:space="preserve">docker images | rg -i "vllm|qagredo-vllm:qwen35-localcuda"</w:t>
       </w:r>
     </w:p>
     <w:p>
@@ -1225,11 +1980,11 @@
       <w:pPr>
         <w:pStyle w:val="Heading3"/>
       </w:pPr>
-      <w:bookmarkStart w:id="38" w:name="b2.2-update-compose-service-image-tags"/>
+      <w:bookmarkStart w:id="39" w:name="b2.2-update-compose-service-image-tags"/>
       <w:r>
         <w:t xml:space="preserve">B2.2) Update compose service image tags</w:t>
       </w:r>
-      <w:bookmarkEnd w:id="38"/>
+      <w:bookmarkEnd w:id="39"/>
     </w:p>
     <w:p>
       <w:pPr>
@@ -1245,7 +2000,7 @@
         <w:rPr>
           <w:rStyle w:val="VerbatimChar"/>
         </w:rPr>
-        <w:t xml:space="preserve">0.18.1</w:t>
+        <w:t xml:space="preserve">qagredo-vllm:qwen35-localcuda</w:t>
       </w:r>
       <w:r>
         <w:t xml:space="preserve"> </w:t>
@@ -1286,7 +2041,7 @@
         <w:rPr>
           <w:rStyle w:val="VerbatimChar"/>
         </w:rPr>
-        <w:t xml:space="preserve">QAGREDO_VLLM_COMPOSE_EXTRA=docker-compose.vllm-redserver.yml</w:t>
+        <w:t xml:space="preserve">QAGREDO_VLLM_COMPOSE_EXTRA=docker-compose.vllm-siteserver.yml</w:t>
       </w:r>
     </w:p>
     <w:p>
@@ -1303,7 +2058,7 @@
         <w:rPr>
           <w:rStyle w:val="VerbatimChar"/>
         </w:rPr>
-        <w:t xml:space="preserve">0.18.1</w:t>
+        <w:t xml:space="preserve">qagredo-vllm:qwen35-localcuda</w:t>
       </w:r>
       <w:r>
         <w:t xml:space="preserve"> </w:t>
@@ -1316,7 +2071,7 @@
       <w:pPr>
         <w:pStyle w:val="Heading3"/>
       </w:pPr>
-      <w:bookmarkStart w:id="39" w:name="b2.3-align-configconfig.vllm.yaml"/>
+      <w:bookmarkStart w:id="40" w:name="b2.3-align-configconfig.vllm.yaml"/>
       <w:r>
         <w:t xml:space="preserve">B2.3) Align</w:t>
       </w:r>
@@ -1329,7 +2084,7 @@
         </w:rPr>
         <w:t xml:space="preserve">config/config.vllm.yaml</w:t>
       </w:r>
-      <w:bookmarkEnd w:id="39"/>
+      <w:bookmarkEnd w:id="40"/>
     </w:p>
     <w:p>
       <w:pPr>
@@ -1343,11 +2098,11 @@
       <w:pPr>
         <w:pStyle w:val="Heading3"/>
       </w:pPr>
-      <w:bookmarkStart w:id="40" w:name="b2.4-restart"/>
+      <w:bookmarkStart w:id="41" w:name="b2.4-restart"/>
       <w:r>
         <w:t xml:space="preserve">B2.4) Restart</w:t>
       </w:r>
-      <w:bookmarkEnd w:id="40"/>
+      <w:bookmarkEnd w:id="41"/>
     </w:p>
     <w:p>
       <w:pPr>
@@ -1403,21 +2158,60 @@
         <w:pStyle w:val="Compact"/>
       </w:pPr>
       <w:r>
+        <w:t xml:space="preserve">Start vLLM: Part</w:t>
+      </w:r>
+      <w:r>
+        <w:t xml:space="preserve"> </w:t>
+      </w:r>
+      <w:r>
+        <w:rPr>
+          <w:b/>
+        </w:rPr>
+        <w:t xml:space="preserve">D1</w:t>
+      </w:r>
+      <w:r>
+        <w:t xml:space="preserve"> </w:t>
+      </w:r>
+      <w:r>
+        <w:t xml:space="preserve">(split) or</w:t>
+      </w:r>
+      <w:r>
+        <w:t xml:space="preserve"> </w:t>
+      </w:r>
+      <w:r>
         <w:rPr>
           <w:rStyle w:val="VerbatimChar"/>
         </w:rPr>
         <w:t xml:space="preserve">bash run.sh</w:t>
       </w:r>
+      <w:r>
+        <w:t xml:space="preserve"> </w:t>
+      </w:r>
+      <w:r>
+        <w:t xml:space="preserve">(Part</w:t>
+      </w:r>
+      <w:r>
+        <w:t xml:space="preserve"> </w:t>
+      </w:r>
+      <w:r>
+        <w:rPr>
+          <w:b/>
+        </w:rPr>
+        <w:t xml:space="preserve">D2</w:t>
+      </w:r>
+      <w:r>
+        <w:t xml:space="preserve">)</w:t>
+      </w:r>
     </w:p>
     <w:p>
       <w:pPr>
         <w:pStyle w:val="Heading3"/>
       </w:pPr>
-      <w:bookmarkStart w:id="41" w:name="b2.5-validate"/>
+      <w:bookmarkStart w:id="42" w:name="b2.5-validate"/>
       <w:r>
         <w:t xml:space="preserve">B2.5) Validate</w:t>
       </w:r>
-      <w:bookmarkEnd w:id="41"/>
+      <w:bookmarkEnd w:id="42"/>
     </w:p>
     <w:p>
       <w:pPr>
@@ -1470,194 +2264,442 @@
         <w:pStyle w:val="Compact"/>
       </w:pPr>
       <w:r>
-        <w:t xml:space="preserve">Smoke run:</w:t>
+        <w:t xml:space="preserve">Smoke run: Part</w:t>
+      </w:r>
+      <w:r>
+        <w:t xml:space="preserve"> </w:t>
+      </w:r>
+      <w:r>
+        <w:rPr>
+          <w:b/>
+        </w:rPr>
+        <w:t xml:space="preserve">D1</w:t>
+      </w:r>
+      <w:r>
+        <w:t xml:space="preserve"> </w:t>
+      </w:r>
+      <w:r>
+        <w:t xml:space="preserve">or</w:t>
+      </w:r>
+      <w:r>
+        <w:t xml:space="preserve"> </w:t>
+      </w:r>
+      <w:r>
+        <w:rPr>
+          <w:b/>
+        </w:rPr>
+        <w:t xml:space="preserve">D2</w:t>
+      </w:r>
+    </w:p>
+    <w:p>
+      <w:pPr>
+        <w:pStyle w:val="Heading2"/>
+      </w:pPr>
+      <w:bookmarkStart w:id="43" w:name="X1398860a47a3f108ff07d0fab3667280c8dbca7"/>
+      <w:r>
+        <w:t xml:space="preserve">Path 3:</w:t>
+      </w:r>
+      <w:r>
+        <w:t xml:space="preserve"> </w:t>
+      </w:r>
+      <w:r>
+        <w:rPr>
+          <w:rStyle w:val="VerbatimChar"/>
+        </w:rPr>
+        <w:t xml:space="preserve">qagredo-vllm:qwen35-localcuda</w:t>
+      </w:r>
+      <w:r>
+        <w:t xml:space="preserve"> </w:t>
+      </w:r>
+      <w:r>
+        <w:t xml:space="preserve">not available locally</w:t>
+      </w:r>
+      <w:bookmarkEnd w:id="43"/>
+    </w:p>
+    <w:p>
+      <w:pPr>
+        <w:pStyle w:val="Heading3"/>
+      </w:pPr>
+      <w:bookmarkStart w:id="44" w:name="b3.1-obtain-runtime"/>
+      <w:r>
+        <w:t xml:space="preserve">B3.1) Obtain runtime</w:t>
+      </w:r>
+      <w:bookmarkEnd w:id="44"/>
+    </w:p>
+    <w:p>
+      <w:pPr>
+        <w:pStyle w:val="FirstParagraph"/>
+      </w:pPr>
+      <w:r>
+        <w:t xml:space="preserve">Either:</w:t>
+      </w:r>
+    </w:p>
+    <w:p>
+      <w:pPr>
+        <w:numPr>
+          <w:ilvl w:val="0"/>
+          <w:numId w:val="1019"/>
+        </w:numPr>
+        <w:pStyle w:val="Compact"/>
+      </w:pPr>
+      <w:r>
+        <w:t xml:space="preserve">Load image tar that contains</w:t>
+      </w:r>
+      <w:r>
+        <w:t xml:space="preserve"> </w:t>
+      </w:r>
+      <w:r>
+        <w:rPr>
+          <w:rStyle w:val="VerbatimChar"/>
+        </w:rPr>
+        <w:t xml:space="preserve">qagredo-vllm:qwen35-localcuda</w:t>
+      </w:r>
+      <w:r>
+        <w:t xml:space="preserve"> </w:t>
+      </w:r>
+      <w:r>
+        <w:t xml:space="preserve">(e.g. </w:t>
+      </w:r>
+      <w:r>
+        <w:rPr>
+          <w:rStyle w:val="VerbatimChar"/>
+        </w:rPr>
+        <w:t xml:space="preserve">docker load -i /data/tyewhong/qagredo/vllm-qwen35-localcuda.rootfs.tar</w:t>
+      </w:r>
+      <w:r>
+        <w:t xml:space="preserve">), or</w:t>
+      </w:r>
+    </w:p>
+    <w:p>
+      <w:pPr>
+        <w:numPr>
+          <w:ilvl w:val="0"/>
+          <w:numId w:val="1019"/>
+        </w:numPr>
+        <w:pStyle w:val="Compact"/>
+      </w:pPr>
+      <w:r>
+        <w:t xml:space="preserve">Build:</w:t>
+      </w:r>
+      <w:r>
+        <w:t xml:space="preserve"> </w:t>
+      </w:r>
+      <w:r>
+        <w:rPr>
+          <w:rStyle w:val="VerbatimChar"/>
+        </w:rPr>
+        <w:t xml:space="preserve">bash scripts/docker_build_vllm_qwen35_compat.sh</w:t>
+      </w:r>
+      <w:r>
+        <w:t xml:space="preserve"> </w:t>
+      </w:r>
+      <w:r>
+        <w:t xml:space="preserve">(produces</w:t>
+      </w:r>
+      <w:r>
+        <w:t xml:space="preserve"> </w:t>
+      </w:r>
+      <w:r>
+        <w:rPr>
+          <w:rStyle w:val="VerbatimChar"/>
+        </w:rPr>
+        <w:t xml:space="preserve">qagredo-vllm:qwen35-localcuda</w:t>
+      </w:r>
+      <w:r>
+        <w:t xml:space="preserve">), or export with</w:t>
+      </w:r>
+      <w:r>
+        <w:t xml:space="preserve"> </w:t>
+      </w:r>
+      <w:r>
+        <w:rPr>
+          <w:rStyle w:val="VerbatimChar"/>
+        </w:rPr>
+        <w:t xml:space="preserve">bash scripts/save_vllm_qwen35_image.sh</w:t>
+      </w:r>
+      <w:r>
+        <w:t xml:space="preserve"> </w:t>
+      </w:r>
+      <w:r>
+        <w:t xml:space="preserve">(writes under</w:t>
+      </w:r>
+      <w:r>
+        <w:t xml:space="preserve"> </w:t>
+      </w:r>
+      <w:r>
+        <w:rPr>
+          <w:rStyle w:val="VerbatimChar"/>
+        </w:rPr>
+        <w:t xml:space="preserve">/data/tyewhong/qagredo/</w:t>
+      </w:r>
+      <w:r>
+        <w:t xml:space="preserve"> </w:t>
+      </w:r>
+      <w:r>
+        <w:t xml:space="preserve">by default).</w:t>
+      </w:r>
+    </w:p>
+    <w:p>
+      <w:pPr>
+        <w:pStyle w:val="Heading3"/>
+      </w:pPr>
+      <w:bookmarkStart w:id="45" w:name="b3.2-verify-image-exists"/>
+      <w:r>
+        <w:t xml:space="preserve">B3.2) Verify image exists</w:t>
+      </w:r>
+      <w:bookmarkEnd w:id="45"/>
+    </w:p>
+    <w:p>
+      <w:pPr>
+        <w:numPr>
+          <w:ilvl w:val="0"/>
+          <w:numId w:val="1020"/>
+        </w:numPr>
+        <w:pStyle w:val="Compact"/>
+      </w:pPr>
+      <w:r>
+        <w:rPr>
+          <w:rStyle w:val="VerbatimChar"/>
+        </w:rPr>
+        <w:t xml:space="preserve">docker images | rg -i "vllm|qagredo-vllm:qwen35-localcuda"</w:t>
+      </w:r>
+    </w:p>
+    <w:p>
+      <w:pPr>
+        <w:pStyle w:val="FirstParagraph"/>
+      </w:pPr>
+      <w:r>
+        <w:t xml:space="preserve">Then continue with Path 2.</w:t>
+      </w:r>
+    </w:p>
+    <w:p>
+      <w:pPr>
+        <w:pStyle w:val="Heading2"/>
+      </w:pPr>
+      <w:bookmarkStart w:id="46" w:name="X843a0274c1f1d03ae241eebfc79a233988a5c15"/>
+      <w:r>
+        <w:t xml:space="preserve">Special scenario you asked:</w:t>
+      </w:r>
+      <w:r>
+        <w:t xml:space="preserve"> </w:t>
+      </w:r>
+      <w:r>
+        <w:rPr>
+          <w:rStyle w:val="VerbatimChar"/>
+        </w:rPr>
+        <w:t xml:space="preserve">qagredo-vllm:qwen35-localcuda</w:t>
+      </w:r>
+      <w:r>
+        <w:t xml:space="preserve"> </w:t>
+      </w:r>
+      <w:r>
+        <w:t xml:space="preserve">not running now, but tested elsewhere</w:t>
+      </w:r>
+      <w:bookmarkEnd w:id="46"/>
+    </w:p>
+    <w:p>
+      <w:pPr>
+        <w:pStyle w:val="FirstParagraph"/>
+      </w:pPr>
+      <w:r>
+        <w:t xml:space="preserve">Yes, you can switch and run via</w:t>
+      </w:r>
+      <w:r>
+        <w:t xml:space="preserve"> </w:t>
+      </w:r>
+      <w:r>
+        <w:rPr>
+          <w:rStyle w:val="VerbatimChar"/>
+        </w:rPr>
+        <w:t xml:space="preserve">run.sh</w:t>
+      </w:r>
+      <w:r>
+        <w:t xml:space="preserve"> </w:t>
+      </w:r>
+      <w:r>
+        <w:t xml:space="preserve">if:</w:t>
+      </w:r>
+    </w:p>
+    <w:p>
+      <w:pPr>
+        <w:numPr>
+          <w:ilvl w:val="0"/>
+          <w:numId w:val="1021"/>
+        </w:numPr>
+        <w:pStyle w:val="Compact"/>
+      </w:pPr>
+      <w:r>
+        <w:t xml:space="preserve">You point QAGRedo to that already-tested</w:t>
+      </w:r>
+      <w:r>
+        <w:t xml:space="preserve"> </w:t>
+      </w:r>
+      <w:r>
+        <w:rPr>
+          <w:rStyle w:val="VerbatimChar"/>
+        </w:rPr>
+        <w:t xml:space="preserve">qagredo-vllm:qwen35-localcuda</w:t>
+      </w:r>
+      <w:r>
+        <w:t xml:space="preserve"> </w:t>
+      </w:r>
+      <w:r>
+        <w:t xml:space="preserve">runtime (external endpoint), or</w:t>
+      </w:r>
+    </w:p>
+    <w:p>
+      <w:pPr>
+        <w:numPr>
+          <w:ilvl w:val="0"/>
+          <w:numId w:val="1021"/>
+        </w:numPr>
+        <w:pStyle w:val="Compact"/>
+      </w:pPr>
+      <w:r>
+        <w:t xml:space="preserve">You make compose launch a local</w:t>
+      </w:r>
+      <w:r>
+        <w:t xml:space="preserve"> </w:t>
+      </w:r>
+      <w:r>
+        <w:rPr>
+          <w:rStyle w:val="VerbatimChar"/>
+        </w:rPr>
+        <w:t xml:space="preserve">qagredo-vllm:qwen35-localcuda</w:t>
+      </w:r>
+      <w:r>
+        <w:t xml:space="preserve"> </w:t>
+      </w:r>
+      <w:r>
+        <w:t xml:space="preserve">image.</w:t>
+      </w:r>
+    </w:p>
+    <w:p>
+      <w:pPr>
+        <w:pStyle w:val="FirstParagraph"/>
+      </w:pPr>
+      <w:r>
+        <w:t xml:space="preserve">You cannot activate</w:t>
+      </w:r>
+      <w:r>
+        <w:t xml:space="preserve"> </w:t>
+      </w:r>
+      <w:r>
+        <w:rPr>
+          <w:rStyle w:val="VerbatimChar"/>
+        </w:rPr>
+        <w:t xml:space="preserve">qagredo-vllm:qwen35-localcuda</w:t>
+      </w:r>
+      <w:r>
+        <w:t xml:space="preserve"> </w:t>
+      </w:r>
+      <w:r>
+        <w:t xml:space="preserve">by config only if compose still launches old runtime.</w:t>
+      </w:r>
+    </w:p>
+    <w:p>
+      <w:pPr>
+        <w:pStyle w:val="Heading2"/>
+      </w:pPr>
+      <w:bookmarkStart w:id="47" w:name="part-c-exact-config-mapping-checklist"/>
+      <w:r>
+        <w:t xml:space="preserve">Part C: Exact config mapping checklist</w:t>
+      </w:r>
+      <w:bookmarkEnd w:id="47"/>
+    </w:p>
+    <w:p>
+      <w:pPr>
+        <w:pStyle w:val="FirstParagraph"/>
+      </w:pPr>
+      <w:r>
+        <w:t xml:space="preserve">Before run:</w:t>
+      </w:r>
+    </w:p>
+    <w:p>
+      <w:pPr>
+        <w:numPr>
+          <w:ilvl w:val="0"/>
+          <w:numId w:val="1022"/>
+        </w:numPr>
+        <w:pStyle w:val="Compact"/>
+      </w:pPr>
+      <w:r>
+        <w:rPr>
+          <w:rStyle w:val="VerbatimChar"/>
+        </w:rPr>
+        <w:t xml:space="preserve">.env</w:t>
       </w:r>
     </w:p>
     <w:p>
       <w:pPr>
         <w:numPr>
           <w:ilvl w:val="1"/>
-          <w:numId w:val="1019"/>
-        </w:numPr>
-        <w:pStyle w:val="Compact"/>
-      </w:pPr>
-      <w:r>
-        <w:rPr>
-          <w:rStyle w:val="VerbatimChar"/>
-        </w:rPr>
-        <w:t xml:space="preserve">bash run.sh -- --num-documents 1</w:t>
-      </w:r>
-    </w:p>
-    <w:p>
-      <w:pPr>
-        <w:pStyle w:val="Heading2"/>
-      </w:pPr>
-      <w:bookmarkStart w:id="42" w:name="path-3-0.18.1-not-available-locally"/>
-      <w:r>
-        <w:t xml:space="preserve">Path 3:</w:t>
-      </w:r>
-      <w:r>
-        <w:t xml:space="preserve"> </w:t>
-      </w:r>
-      <w:r>
-        <w:rPr>
-          <w:rStyle w:val="VerbatimChar"/>
-        </w:rPr>
-        <w:t xml:space="preserve">0.18.1</w:t>
-      </w:r>
-      <w:r>
-        <w:t xml:space="preserve"> </w:t>
-      </w:r>
-      <w:r>
-        <w:t xml:space="preserve">not available locally</w:t>
-      </w:r>
-      <w:bookmarkEnd w:id="42"/>
-    </w:p>
-    <w:p>
-      <w:pPr>
-        <w:pStyle w:val="Heading3"/>
-      </w:pPr>
-      <w:bookmarkStart w:id="43" w:name="b3.1-obtain-runtime"/>
-      <w:r>
-        <w:t xml:space="preserve">B3.1) Obtain runtime</w:t>
-      </w:r>
-      <w:bookmarkEnd w:id="43"/>
-    </w:p>
-    <w:p>
-      <w:pPr>
-        <w:pStyle w:val="FirstParagraph"/>
-      </w:pPr>
-      <w:r>
-        <w:t xml:space="preserve">Either:</w:t>
-      </w:r>
-    </w:p>
-    <w:p>
-      <w:pPr>
-        <w:numPr>
-          <w:ilvl w:val="0"/>
-          <w:numId w:val="1020"/>
-        </w:numPr>
-        <w:pStyle w:val="Compact"/>
-      </w:pPr>
-      <w:r>
-        <w:t xml:space="preserve">Load image tar that contains</w:t>
-      </w:r>
-      <w:r>
-        <w:t xml:space="preserve"> </w:t>
-      </w:r>
-      <w:r>
-        <w:rPr>
-          <w:rStyle w:val="VerbatimChar"/>
-        </w:rPr>
-        <w:t xml:space="preserve">0.18.1</w:t>
-      </w:r>
-      <w:r>
-        <w:t xml:space="preserve">, or</w:t>
-      </w:r>
-    </w:p>
-    <w:p>
-      <w:pPr>
-        <w:numPr>
-          <w:ilvl w:val="0"/>
-          <w:numId w:val="1020"/>
-        </w:numPr>
-        <w:pStyle w:val="Compact"/>
-      </w:pPr>
-      <w:r>
-        <w:t xml:space="preserve">Build image from Dockerfile pinned to</w:t>
-      </w:r>
-      <w:r>
-        <w:t xml:space="preserve"> </w:t>
-      </w:r>
-      <w:r>
-        <w:rPr>
-          <w:rStyle w:val="VerbatimChar"/>
-        </w:rPr>
-        <w:t xml:space="preserve">vllm==0.18.1</w:t>
-      </w:r>
-      <w:r>
-        <w:t xml:space="preserve">.</w:t>
-      </w:r>
-    </w:p>
-    <w:p>
-      <w:pPr>
-        <w:pStyle w:val="Heading3"/>
-      </w:pPr>
-      <w:bookmarkStart w:id="44" w:name="b3.2-verify-image-exists"/>
-      <w:r>
-        <w:t xml:space="preserve">B3.2) Verify image exists</w:t>
-      </w:r>
-      <w:bookmarkEnd w:id="44"/>
-    </w:p>
-    <w:p>
-      <w:pPr>
-        <w:numPr>
-          <w:ilvl w:val="0"/>
-          <w:numId w:val="1021"/>
-        </w:numPr>
-        <w:pStyle w:val="Compact"/>
-      </w:pPr>
-      <w:r>
-        <w:rPr>
-          <w:rStyle w:val="VerbatimChar"/>
-        </w:rPr>
-        <w:t xml:space="preserve">docker images | rg -i "vllm|0.18.1"</w:t>
-      </w:r>
-    </w:p>
-    <w:p>
-      <w:pPr>
-        <w:pStyle w:val="FirstParagraph"/>
-      </w:pPr>
-      <w:r>
-        <w:t xml:space="preserve">Then continue with Path 2.</w:t>
-      </w:r>
-    </w:p>
-    <w:p>
-      <w:pPr>
-        <w:pStyle w:val="Heading2"/>
-      </w:pPr>
-      <w:bookmarkStart w:id="45" w:name="X19eadf0a88214ae33b5658e9805d4dda41cf2c8"/>
-      <w:r>
-        <w:t xml:space="preserve">Special scenario you asked:</w:t>
-      </w:r>
-      <w:r>
-        <w:t xml:space="preserve"> </w:t>
-      </w:r>
-      <w:r>
-        <w:rPr>
-          <w:rStyle w:val="VerbatimChar"/>
-        </w:rPr>
-        <w:t xml:space="preserve">0.18.1</w:t>
-      </w:r>
-      <w:r>
-        <w:t xml:space="preserve"> </w:t>
-      </w:r>
-      <w:r>
-        <w:t xml:space="preserve">not running now, but tested elsewhere</w:t>
-      </w:r>
-      <w:bookmarkEnd w:id="45"/>
-    </w:p>
-    <w:p>
-      <w:pPr>
-        <w:pStyle w:val="FirstParagraph"/>
-      </w:pPr>
-      <w:r>
-        <w:t xml:space="preserve">Yes, you can switch and run via</w:t>
-      </w:r>
-      <w:r>
-        <w:t xml:space="preserve"> </w:t>
-      </w:r>
-      <w:r>
-        <w:rPr>
-          <w:rStyle w:val="VerbatimChar"/>
-        </w:rPr>
-        <w:t xml:space="preserve">run.sh</w:t>
-      </w:r>
-      <w:r>
-        <w:t xml:space="preserve"> </w:t>
-      </w:r>
-      <w:r>
-        <w:t xml:space="preserve">if:</w:t>
+          <w:numId w:val="1023"/>
+        </w:numPr>
+        <w:pStyle w:val="Compact"/>
+      </w:pPr>
+      <w:r>
+        <w:rPr>
+          <w:rStyle w:val="VerbatimChar"/>
+        </w:rPr>
+        <w:t xml:space="preserve">QAGREDO_PROFILE=vllm</w:t>
+      </w:r>
+    </w:p>
+    <w:p>
+      <w:pPr>
+        <w:numPr>
+          <w:ilvl w:val="1"/>
+          <w:numId w:val="1023"/>
+        </w:numPr>
+        <w:pStyle w:val="Compact"/>
+      </w:pPr>
+      <w:r>
+        <w:rPr>
+          <w:rStyle w:val="VerbatimChar"/>
+        </w:rPr>
+        <w:t xml:space="preserve">HOST_UID=&lt;id -u&gt;</w:t>
+      </w:r>
+    </w:p>
+    <w:p>
+      <w:pPr>
+        <w:numPr>
+          <w:ilvl w:val="1"/>
+          <w:numId w:val="1023"/>
+        </w:numPr>
+        <w:pStyle w:val="Compact"/>
+      </w:pPr>
+      <w:r>
+        <w:rPr>
+          <w:rStyle w:val="VerbatimChar"/>
+        </w:rPr>
+        <w:t xml:space="preserve">HOST_GID=&lt;id -g&gt;</w:t>
+      </w:r>
+    </w:p>
+    <w:p>
+      <w:pPr>
+        <w:numPr>
+          <w:ilvl w:val="1"/>
+          <w:numId w:val="1023"/>
+        </w:numPr>
+        <w:pStyle w:val="Compact"/>
+      </w:pPr>
+      <w:r>
+        <w:t xml:space="preserve">optional:</w:t>
+      </w:r>
+      <w:r>
+        <w:t xml:space="preserve"> </w:t>
+      </w:r>
+      <w:r>
+        <w:rPr>
+          <w:rStyle w:val="VerbatimChar"/>
+        </w:rPr>
+        <w:t xml:space="preserve">QAGREDO_VLLM_COMPOSE_EXTRA=&lt;override file&gt;</w:t>
+      </w:r>
+      <w:r>
+        <w:t xml:space="preserve"> </w:t>
+      </w:r>
+      <w:r>
+        <w:t xml:space="preserve">if required</w:t>
       </w:r>
     </w:p>
     <w:p>
@@ -1669,105 +2711,10 @@
         <w:pStyle w:val="Compact"/>
       </w:pPr>
       <w:r>
-        <w:t xml:space="preserve">You point QAGRedo to that already-tested</w:t>
-      </w:r>
-      <w:r>
-        <w:t xml:space="preserve"> </w:t>
-      </w:r>
-      <w:r>
-        <w:rPr>
-          <w:rStyle w:val="VerbatimChar"/>
-        </w:rPr>
-        <w:t xml:space="preserve">0.18.1</w:t>
-      </w:r>
-      <w:r>
-        <w:t xml:space="preserve"> </w:t>
-      </w:r>
-      <w:r>
-        <w:t xml:space="preserve">runtime (external endpoint), or</w:t>
-      </w:r>
-    </w:p>
-    <w:p>
-      <w:pPr>
-        <w:numPr>
-          <w:ilvl w:val="0"/>
-          <w:numId w:val="1022"/>
-        </w:numPr>
-        <w:pStyle w:val="Compact"/>
-      </w:pPr>
-      <w:r>
-        <w:t xml:space="preserve">You make compose launch a local</w:t>
-      </w:r>
-      <w:r>
-        <w:t xml:space="preserve"> </w:t>
-      </w:r>
-      <w:r>
-        <w:rPr>
-          <w:rStyle w:val="VerbatimChar"/>
-        </w:rPr>
-        <w:t xml:space="preserve">0.18.1</w:t>
-      </w:r>
-      <w:r>
-        <w:t xml:space="preserve"> </w:t>
-      </w:r>
-      <w:r>
-        <w:t xml:space="preserve">image.</w:t>
-      </w:r>
-    </w:p>
-    <w:p>
-      <w:pPr>
-        <w:pStyle w:val="FirstParagraph"/>
-      </w:pPr>
-      <w:r>
-        <w:t xml:space="preserve">You cannot activate</w:t>
-      </w:r>
-      <w:r>
-        <w:t xml:space="preserve"> </w:t>
-      </w:r>
-      <w:r>
-        <w:rPr>
-          <w:rStyle w:val="VerbatimChar"/>
-        </w:rPr>
-        <w:t xml:space="preserve">0.18.1</w:t>
-      </w:r>
-      <w:r>
-        <w:t xml:space="preserve"> </w:t>
-      </w:r>
-      <w:r>
-        <w:t xml:space="preserve">by config only if compose still launches old runtime.</w:t>
-      </w:r>
-    </w:p>
-    <w:p>
-      <w:pPr>
-        <w:pStyle w:val="Heading2"/>
-      </w:pPr>
-      <w:bookmarkStart w:id="46" w:name="part-c-exact-config-mapping-checklist"/>
-      <w:r>
-        <w:t xml:space="preserve">Part C: Exact config mapping checklist</w:t>
-      </w:r>
-      <w:bookmarkEnd w:id="46"/>
-    </w:p>
-    <w:p>
-      <w:pPr>
-        <w:pStyle w:val="FirstParagraph"/>
-      </w:pPr>
-      <w:r>
-        <w:t xml:space="preserve">Before run:</w:t>
-      </w:r>
-    </w:p>
-    <w:p>
-      <w:pPr>
-        <w:numPr>
-          <w:ilvl w:val="0"/>
-          <w:numId w:val="1023"/>
-        </w:numPr>
-        <w:pStyle w:val="Compact"/>
-      </w:pPr>
-      <w:r>
-        <w:rPr>
-          <w:rStyle w:val="VerbatimChar"/>
-        </w:rPr>
-        <w:t xml:space="preserve">.env</w:t>
+        <w:rPr>
+          <w:rStyle w:val="VerbatimChar"/>
+        </w:rPr>
+        <w:t xml:space="preserve">config/config.vllm.yaml</w:t>
       </w:r>
     </w:p>
     <w:p>
@@ -1782,7 +2729,22 @@
         <w:rPr>
           <w:rStyle w:val="VerbatimChar"/>
         </w:rPr>
-        <w:t xml:space="preserve">QAGREDO_PROFILE=vllm</w:t>
+        <w:t xml:space="preserve">llm.base_url</w:t>
+      </w:r>
+      <w:r>
+        <w:t xml:space="preserve"> </w:t>
+      </w:r>
+      <w:r>
+        <w:t xml:space="preserve">ends with</w:t>
+      </w:r>
+      <w:r>
+        <w:t xml:space="preserve"> </w:t>
+      </w:r>
+      <w:r>
+        <w:rPr>
+          <w:rStyle w:val="VerbatimChar"/>
+        </w:rPr>
+        <w:t xml:space="preserve">/v1</w:t>
       </w:r>
     </w:p>
     <w:p>
@@ -1797,7 +2759,22 @@
         <w:rPr>
           <w:rStyle w:val="VerbatimChar"/>
         </w:rPr>
-        <w:t xml:space="preserve">HOST_UID=&lt;id -u&gt;</w:t>
+        <w:t xml:space="preserve">judge.base_url</w:t>
+      </w:r>
+      <w:r>
+        <w:t xml:space="preserve"> </w:t>
+      </w:r>
+      <w:r>
+        <w:t xml:space="preserve">ends with</w:t>
+      </w:r>
+      <w:r>
+        <w:t xml:space="preserve"> </w:t>
+      </w:r>
+      <w:r>
+        <w:rPr>
+          <w:rStyle w:val="VerbatimChar"/>
+        </w:rPr>
+        <w:t xml:space="preserve">/v1</w:t>
       </w:r>
     </w:p>
     <w:p>
@@ -1812,7 +2789,13 @@
         <w:rPr>
           <w:rStyle w:val="VerbatimChar"/>
         </w:rPr>
-        <w:t xml:space="preserve">HOST_GID=&lt;id -g&gt;</w:t>
+        <w:t xml:space="preserve">llm.model</w:t>
+      </w:r>
+      <w:r>
+        <w:t xml:space="preserve"> </w:t>
+      </w:r>
+      <w:r>
+        <w:t xml:space="preserve">exact served generator model name</w:t>
       </w:r>
     </w:p>
     <w:p>
@@ -1824,37 +2807,28 @@
         <w:pStyle w:val="Compact"/>
       </w:pPr>
       <w:r>
-        <w:t xml:space="preserve">optional:</w:t>
-      </w:r>
-      <w:r>
-        <w:t xml:space="preserve"> </w:t>
-      </w:r>
-      <w:r>
-        <w:rPr>
-          <w:rStyle w:val="VerbatimChar"/>
-        </w:rPr>
-        <w:t xml:space="preserve">QAGREDO_VLLM_COMPOSE_EXTRA=&lt;override file&gt;</w:t>
-      </w:r>
-      <w:r>
-        <w:t xml:space="preserve"> </w:t>
-      </w:r>
-      <w:r>
-        <w:t xml:space="preserve">if required</w:t>
-      </w:r>
-    </w:p>
-    <w:p>
-      <w:pPr>
-        <w:numPr>
-          <w:ilvl w:val="0"/>
-          <w:numId w:val="1023"/>
-        </w:numPr>
-        <w:pStyle w:val="Compact"/>
-      </w:pPr>
-      <w:r>
-        <w:rPr>
-          <w:rStyle w:val="VerbatimChar"/>
-        </w:rPr>
-        <w:t xml:space="preserve">config/config.vllm.yaml</w:t>
+        <w:rPr>
+          <w:rStyle w:val="VerbatimChar"/>
+        </w:rPr>
+        <w:t xml:space="preserve">judge.model</w:t>
+      </w:r>
+      <w:r>
+        <w:t xml:space="preserve"> </w:t>
+      </w:r>
+      <w:r>
+        <w:t xml:space="preserve">exact served judge model name</w:t>
+      </w:r>
+    </w:p>
+    <w:p>
+      <w:pPr>
+        <w:numPr>
+          <w:ilvl w:val="0"/>
+          <w:numId w:val="1022"/>
+        </w:numPr>
+        <w:pStyle w:val="Compact"/>
+      </w:pPr>
+      <w:r>
+        <w:t xml:space="preserve">Compose</w:t>
       </w:r>
     </w:p>
     <w:p>
@@ -1866,25 +2840,16 @@
         <w:pStyle w:val="Compact"/>
       </w:pPr>
       <w:r>
-        <w:rPr>
-          <w:rStyle w:val="VerbatimChar"/>
-        </w:rPr>
-        <w:t xml:space="preserve">llm.base_url</w:t>
-      </w:r>
-      <w:r>
-        <w:t xml:space="preserve"> </w:t>
-      </w:r>
-      <w:r>
-        <w:t xml:space="preserve">ends with</w:t>
-      </w:r>
-      <w:r>
-        <w:t xml:space="preserve"> </w:t>
-      </w:r>
-      <w:r>
-        <w:rPr>
-          <w:rStyle w:val="VerbatimChar"/>
-        </w:rPr>
-        <w:t xml:space="preserve">/v1</w:t>
+        <w:t xml:space="preserve">generator image is</w:t>
+      </w:r>
+      <w:r>
+        <w:t xml:space="preserve"> </w:t>
+      </w:r>
+      <w:r>
+        <w:rPr>
+          <w:rStyle w:val="VerbatimChar"/>
+        </w:rPr>
+        <w:t xml:space="preserve">qagredo-vllm:qwen35-localcuda</w:t>
       </w:r>
     </w:p>
     <w:p>
@@ -1896,138 +2861,1354 @@
         <w:pStyle w:val="Compact"/>
       </w:pPr>
       <w:r>
-        <w:rPr>
-          <w:rStyle w:val="VerbatimChar"/>
-        </w:rPr>
-        <w:t xml:space="preserve">judge.base_url</w:t>
-      </w:r>
-      <w:r>
-        <w:t xml:space="preserve"> </w:t>
-      </w:r>
-      <w:r>
-        <w:t xml:space="preserve">ends with</w:t>
-      </w:r>
-      <w:r>
-        <w:t xml:space="preserve"> </w:t>
-      </w:r>
-      <w:r>
-        <w:rPr>
-          <w:rStyle w:val="VerbatimChar"/>
-        </w:rPr>
-        <w:t xml:space="preserve">/v1</w:t>
+        <w:t xml:space="preserve">judge image is</w:t>
+      </w:r>
+      <w:r>
+        <w:t xml:space="preserve"> </w:t>
+      </w:r>
+      <w:r>
+        <w:rPr>
+          <w:rStyle w:val="VerbatimChar"/>
+        </w:rPr>
+        <w:t xml:space="preserve">qagredo-vllm:qwen35-localcuda</w:t>
+      </w:r>
+      <w:r>
+        <w:t xml:space="preserve"> </w:t>
+      </w:r>
+      <w:r>
+        <w:t xml:space="preserve">(if judge uses vLLM)</w:t>
+      </w:r>
+    </w:p>
+    <w:p>
+      <w:pPr>
+        <w:pStyle w:val="Heading2"/>
+      </w:pPr>
+      <w:bookmarkStart w:id="48" w:name="part-d-end-to-end-execution-sequence"/>
+      <w:r>
+        <w:t xml:space="preserve">Part D: End-to-end execution sequence</w:t>
+      </w:r>
+      <w:bookmarkEnd w:id="48"/>
+    </w:p>
+    <w:p>
+      <w:pPr>
+        <w:numPr>
+          <w:ilvl w:val="0"/>
+          <w:numId w:val="1026"/>
+        </w:numPr>
+        <w:pStyle w:val="Compact"/>
+      </w:pPr>
+      <w:r>
+        <w:t xml:space="preserve">Backup config files.</w:t>
+      </w:r>
+    </w:p>
+    <w:p>
+      <w:pPr>
+        <w:numPr>
+          <w:ilvl w:val="0"/>
+          <w:numId w:val="1026"/>
+        </w:numPr>
+        <w:pStyle w:val="Compact"/>
+      </w:pPr>
+      <w:r>
+        <w:t xml:space="preserve">Apply runtime wiring change (external endpoint or image tag).</w:t>
+      </w:r>
+    </w:p>
+    <w:p>
+      <w:pPr>
+        <w:numPr>
+          <w:ilvl w:val="0"/>
+          <w:numId w:val="1026"/>
+        </w:numPr>
+        <w:pStyle w:val="Compact"/>
+      </w:pPr>
+      <w:r>
+        <w:t xml:space="preserve">Update</w:t>
+      </w:r>
+      <w:r>
+        <w:t xml:space="preserve"> </w:t>
+      </w:r>
+      <w:r>
+        <w:rPr>
+          <w:rStyle w:val="VerbatimChar"/>
+        </w:rPr>
+        <w:t xml:space="preserve">config/config.vllm.yaml</w:t>
+      </w:r>
+      <w:r>
+        <w:t xml:space="preserve">.</w:t>
+      </w:r>
+    </w:p>
+    <w:p>
+      <w:pPr>
+        <w:numPr>
+          <w:ilvl w:val="0"/>
+          <w:numId w:val="1026"/>
+        </w:numPr>
+        <w:pStyle w:val="Compact"/>
+      </w:pPr>
+      <w:r>
+        <w:rPr>
+          <w:rStyle w:val="VerbatimChar"/>
+        </w:rPr>
+        <w:t xml:space="preserve">bash run.sh --down</w:t>
+      </w:r>
+    </w:p>
+    <w:p>
+      <w:pPr>
+        <w:numPr>
+          <w:ilvl w:val="0"/>
+          <w:numId w:val="1026"/>
+        </w:numPr>
+        <w:pStyle w:val="Compact"/>
+      </w:pPr>
+      <w:r>
+        <w:rPr>
+          <w:rStyle w:val="VerbatimChar"/>
+        </w:rPr>
+        <w:t xml:space="preserve">bash run.sh --status</w:t>
+      </w:r>
+    </w:p>
+    <w:p>
+      <w:pPr>
+        <w:numPr>
+          <w:ilvl w:val="0"/>
+          <w:numId w:val="1026"/>
+        </w:numPr>
+        <w:pStyle w:val="Compact"/>
+      </w:pPr>
+      <w:r>
+        <w:rPr>
+          <w:rStyle w:val="VerbatimChar"/>
+        </w:rPr>
+        <w:t xml:space="preserve">bash run.sh --show-config</w:t>
+      </w:r>
+    </w:p>
+    <w:p>
+      <w:pPr>
+        <w:numPr>
+          <w:ilvl w:val="0"/>
+          <w:numId w:val="1026"/>
+        </w:numPr>
+        <w:pStyle w:val="Compact"/>
+      </w:pPr>
+      <w:r>
+        <w:rPr>
+          <w:b/>
+        </w:rPr>
+        <w:t xml:space="preserve">Smoke test</w:t>
+      </w:r>
+      <w:r>
+        <w:t xml:space="preserve"> </w:t>
+      </w:r>
+      <w:r>
+        <w:t xml:space="preserve">— pick</w:t>
+      </w:r>
+      <w:r>
+        <w:t xml:space="preserve"> </w:t>
+      </w:r>
+      <w:r>
+        <w:rPr>
+          <w:b/>
+        </w:rPr>
+        <w:t xml:space="preserve">one</w:t>
+      </w:r>
+      <w:r>
+        <w:t xml:space="preserve"> </w:t>
+      </w:r>
+      <w:r>
+        <w:t xml:space="preserve">run mode (see below).</w:t>
+      </w:r>
+    </w:p>
+    <w:p>
+      <w:pPr>
+        <w:numPr>
+          <w:ilvl w:val="0"/>
+          <w:numId w:val="1026"/>
+        </w:numPr>
+        <w:pStyle w:val="Compact"/>
+      </w:pPr>
+      <w:r>
+        <w:t xml:space="preserve">Review output under</w:t>
+      </w:r>
+      <w:r>
+        <w:t xml:space="preserve"> </w:t>
+      </w:r>
+      <w:r>
+        <w:rPr>
+          <w:rStyle w:val="VerbatimChar"/>
+        </w:rPr>
+        <w:t xml:space="preserve">output/vllm/&lt;model&gt;/&lt;timestamp&gt;/</w:t>
+      </w:r>
+      <w:r>
+        <w:t xml:space="preserve">.</w:t>
+      </w:r>
+    </w:p>
+    <w:p>
+      <w:pPr>
+        <w:numPr>
+          <w:ilvl w:val="0"/>
+          <w:numId w:val="1026"/>
+        </w:numPr>
+        <w:pStyle w:val="Compact"/>
+      </w:pPr>
+      <w:r>
+        <w:t xml:space="preserve">Optional post-run (no vLLM needed):</w:t>
+      </w:r>
+      <w:r>
+        <w:t xml:space="preserve"> </w:t>
+      </w:r>
+      <w:r>
+        <w:rPr>
+          <w:rStyle w:val="VerbatimChar"/>
+        </w:rPr>
+        <w:t xml:space="preserve">bash run.sh --summarize --latest --json</w:t>
+      </w:r>
+      <w:r>
+        <w:t xml:space="preserve"> </w:t>
+      </w:r>
+      <w:r>
+        <w:t xml:space="preserve">(run-wide stats →</w:t>
+      </w:r>
+      <w:r>
+        <w:t xml:space="preserve"> </w:t>
+      </w:r>
+      <w:r>
+        <w:rPr>
+          <w:rStyle w:val="VerbatimChar"/>
+        </w:rPr>
+        <w:t xml:space="preserve">run_summary.json</w:t>
+      </w:r>
+      <w:r>
+        <w:t xml:space="preserve"> </w:t>
+      </w:r>
+      <w:r>
+        <w:t xml:space="preserve">in that folder).</w:t>
+      </w:r>
+    </w:p>
+    <w:p>
+      <w:pPr>
+        <w:numPr>
+          <w:ilvl w:val="0"/>
+          <w:numId w:val="1026"/>
+        </w:numPr>
+        <w:pStyle w:val="Compact"/>
+      </w:pPr>
+      <w:r>
+        <w:t xml:space="preserve">Optional:</w:t>
+      </w:r>
+      <w:r>
+        <w:t xml:space="preserve"> </w:t>
+      </w:r>
+      <w:r>
+        <w:rPr>
+          <w:rStyle w:val="VerbatimChar"/>
+        </w:rPr>
+        <w:t xml:space="preserve">bash run.sh --minimise</w:t>
+      </w:r>
+      <w:r>
+        <w:t xml:space="preserve"> </w:t>
+      </w:r>
+      <w:r>
+        <w:t xml:space="preserve">(or</w:t>
+      </w:r>
+      <w:r>
+        <w:t xml:space="preserve"> </w:t>
+      </w:r>
+      <w:r>
+        <w:rPr>
+          <w:rStyle w:val="VerbatimChar"/>
+        </w:rPr>
+        <w:t xml:space="preserve">--minimise "&lt;that_run_dir&gt;"</w:t>
+      </w:r>
+      <w:r>
+        <w:t xml:space="preserve">) for per-doc</w:t>
+      </w:r>
+      <w:r>
+        <w:t xml:space="preserve"> </w:t>
+      </w:r>
+      <w:r>
+        <w:rPr>
+          <w:rStyle w:val="VerbatimChar"/>
+        </w:rPr>
+        <w:t xml:space="preserve">*_analysis_minimal.json</w:t>
+      </w:r>
+      <w:r>
+        <w:t xml:space="preserve">.</w:t>
+      </w:r>
+    </w:p>
+    <w:p>
+      <w:pPr>
+        <w:numPr>
+          <w:ilvl w:val="0"/>
+          <w:numId w:val="1026"/>
+        </w:numPr>
+        <w:pStyle w:val="Compact"/>
+      </w:pPr>
+      <w:r>
+        <w:t xml:space="preserve">Optional:</w:t>
+      </w:r>
+      <w:r>
+        <w:t xml:space="preserve"> </w:t>
+      </w:r>
+      <w:r>
+        <w:rPr>
+          <w:rStyle w:val="VerbatimChar"/>
+        </w:rPr>
+        <w:t xml:space="preserve">bash run.sh --minimise-good</w:t>
+      </w:r>
+      <w:r>
+        <w:t xml:space="preserve"> </w:t>
+      </w:r>
+      <w:r>
+        <w:t xml:space="preserve">/</w:t>
+      </w:r>
+      <w:r>
+        <w:t xml:space="preserve"> </w:t>
+      </w:r>
+      <w:r>
+        <w:rPr>
+          <w:rStyle w:val="VerbatimChar"/>
+        </w:rPr>
+        <w:t xml:space="preserve">--minimise-bad</w:t>
+      </w:r>
+      <w:r>
+        <w:t xml:space="preserve"> </w:t>
+      </w:r>
+      <w:r>
+        <w:t xml:space="preserve">for per-doc quality split files (</w:t>
+      </w:r>
+      <w:r>
+        <w:rPr>
+          <w:rStyle w:val="VerbatimChar"/>
+        </w:rPr>
+        <w:t xml:space="preserve">*_analysis_minimal_good_pairs.json</w:t>
+      </w:r>
+      <w:r>
+        <w:t xml:space="preserve"> </w:t>
+      </w:r>
+      <w:r>
+        <w:t xml:space="preserve">/</w:t>
+      </w:r>
+      <w:r>
+        <w:t xml:space="preserve"> </w:t>
+      </w:r>
+      <w:r>
+        <w:rPr>
+          <w:rStyle w:val="VerbatimChar"/>
+        </w:rPr>
+        <w:t xml:space="preserve">*_analysis_minimal_bad_pairs.json</w:t>
+      </w:r>
+      <w:r>
+        <w:t xml:space="preserve">).</w:t>
+      </w:r>
+    </w:p>
+    <w:p>
+      <w:pPr>
+        <w:numPr>
+          <w:ilvl w:val="0"/>
+          <w:numId w:val="1026"/>
+        </w:numPr>
+        <w:pStyle w:val="Compact"/>
+      </w:pPr>
+      <w:r>
+        <w:t xml:space="preserve">Run normal workload; repeat steps 9–11 after large runs if you need handoff files.</w:t>
+      </w:r>
+    </w:p>
+    <w:p>
+      <w:pPr>
+        <w:pStyle w:val="Heading3"/>
+      </w:pPr>
+      <w:bookmarkStart w:id="49" w:name="Xd8d43dd468fbfdf5754e4615e1b31645ade5777"/>
+      <w:r>
+        <w:t xml:space="preserve">D1) Split startup (recommended on siteserver — GPU 0 generator, GPU 1 judge)</w:t>
+      </w:r>
+      <w:bookmarkEnd w:id="49"/>
+    </w:p>
+    <w:p>
+      <w:pPr>
+        <w:pStyle w:val="FirstParagraph"/>
+      </w:pPr>
+      <w:r>
+        <w:t xml:space="preserve">Start each vLLM container separately, then run the pipeline only (no second vLLM start):</w:t>
+      </w:r>
+    </w:p>
+    <w:p>
+      <w:pPr>
+        <w:pStyle w:val="SourceCode"/>
+      </w:pPr>
+      <w:r>
+        <w:rPr>
+          <w:rStyle w:val="FunctionTok"/>
+        </w:rPr>
+        <w:t xml:space="preserve">bash</w:t>
+      </w:r>
+      <w:r>
+        <w:rPr>
+          <w:rStyle w:val="NormalTok"/>
+        </w:rPr>
+        <w:t xml:space="preserve"> run.sh --vllm-up generator          # Qwen3.5 on GPU 0, port 7100 — wait until healthy</w:t>
+      </w:r>
+      <w:r>
+        <w:br/>
+      </w:r>
+      <w:r>
+        <w:rPr>
+          <w:rStyle w:val="FunctionTok"/>
+        </w:rPr>
+        <w:t xml:space="preserve">bash</w:t>
+      </w:r>
+      <w:r>
+        <w:rPr>
+          <w:rStyle w:val="NormalTok"/>
+        </w:rPr>
+        <w:t xml:space="preserve"> run.sh --vllm-up judge            # Llama 3.1 on GPU 1, port 7101 — wait until healthy</w:t>
+      </w:r>
+      <w:r>
+        <w:br/>
+      </w:r>
+      <w:r>
+        <w:rPr>
+          <w:rStyle w:val="FunctionTok"/>
+        </w:rPr>
+        <w:t xml:space="preserve">bash</w:t>
+      </w:r>
+      <w:r>
+        <w:rPr>
+          <w:rStyle w:val="NormalTok"/>
+        </w:rPr>
+        <w:t xml:space="preserve"> run.sh --pipeline-only --num-documents 1</w:t>
+      </w:r>
+    </w:p>
+    <w:p>
+      <w:pPr>
+        <w:pStyle w:val="FirstParagraph"/>
+      </w:pPr>
+      <w:r>
+        <w:t xml:space="preserve">Full run after smoke test (vLLM already up):</w:t>
+      </w:r>
+    </w:p>
+    <w:p>
+      <w:pPr>
+        <w:pStyle w:val="SourceCode"/>
+      </w:pPr>
+      <w:r>
+        <w:rPr>
+          <w:rStyle w:val="FunctionTok"/>
+        </w:rPr>
+        <w:t xml:space="preserve">bash</w:t>
+      </w:r>
+      <w:r>
+        <w:rPr>
+          <w:rStyle w:val="NormalTok"/>
+        </w:rPr>
+        <w:t xml:space="preserve"> run.sh --pipeline-only --num-documents 10</w:t>
+      </w:r>
+    </w:p>
+    <w:p>
+      <w:pPr>
+        <w:pStyle w:val="FirstParagraph"/>
+      </w:pPr>
+      <w:r>
+        <w:t xml:space="preserve">Other useful flags (same as</w:t>
+      </w:r>
+      <w:r>
+        <w:t xml:space="preserve"> </w:t>
+      </w:r>
+      <w:r>
+        <w:rPr>
+          <w:rStyle w:val="VerbatimChar"/>
+        </w:rPr>
+        <w:t xml:space="preserve">bash run.sh --help</w:t>
+      </w:r>
+      <w:r>
+        <w:t xml:space="preserve">):</w:t>
+      </w:r>
+    </w:p>
+    <w:tbl>
+      <w:tblPr>
+        <w:tblStyle w:val="Table"/>
+        <w:tblW w:type="pct" w:w="5000.0"/>
+        <w:tblLook w:firstRow="1"/>
+      </w:tblPr>
+      <w:tblGrid>
+        <w:gridCol w:w="3240"/>
+        <w:gridCol w:w="4680"/>
+      </w:tblGrid>
+      <w:tr>
+        <w:trPr>
+          <w:cnfStyle w:firstRow="1"/>
+        </w:trPr>
+        <w:tc>
+          <w:tcPr>
+            <w:tcBorders>
+              <w:bottom w:val="single"/>
+            </w:tcBorders>
+            <w:vAlign w:val="bottom"/>
+          </w:tcPr>
+          <w:p>
+            <w:pPr>
+              <w:pStyle w:val="Compact"/>
+              <w:jc w:val="left"/>
+            </w:pPr>
+            <w:r>
+              <w:t xml:space="preserve">Command</w:t>
+            </w:r>
+          </w:p>
+        </w:tc>
+        <w:tc>
+          <w:tcPr>
+            <w:tcBorders>
+              <w:bottom w:val="single"/>
+            </w:tcBorders>
+            <w:vAlign w:val="bottom"/>
+          </w:tcPr>
+          <w:p>
+            <w:pPr>
+              <w:pStyle w:val="Compact"/>
+              <w:jc w:val="left"/>
+            </w:pPr>
+            <w:r>
+              <w:t xml:space="preserve">When to use</w:t>
+            </w:r>
+          </w:p>
+        </w:tc>
+      </w:tr>
+      <w:tr>
+        <w:tc>
+          <w:p>
+            <w:pPr>
+              <w:pStyle w:val="Compact"/>
+              <w:jc w:val="left"/>
+            </w:pPr>
+            <w:r>
+              <w:rPr>
+                <w:rStyle w:val="VerbatimChar"/>
+              </w:rPr>
+              <w:t xml:space="preserve">bash run.sh --vllm-up all</w:t>
+            </w:r>
+          </w:p>
+        </w:tc>
+        <w:tc>
+          <w:p>
+            <w:pPr>
+              <w:pStyle w:val="Compact"/>
+              <w:jc w:val="left"/>
+            </w:pPr>
+            <w:r>
+              <w:t xml:space="preserve">Start generator + judge in one step (like default</w:t>
+            </w:r>
+            <w:r>
+              <w:t xml:space="preserve"> </w:t>
+            </w:r>
+            <w:r>
+              <w:rPr>
+                <w:rStyle w:val="VerbatimChar"/>
+              </w:rPr>
+              <w:t xml:space="preserve">bash run.sh</w:t>
+            </w:r>
+            <w:r>
+              <w:t xml:space="preserve"> </w:t>
+            </w:r>
+            <w:r>
+              <w:t xml:space="preserve">vLLM phase)</w:t>
+            </w:r>
+          </w:p>
+        </w:tc>
+      </w:tr>
+      <w:tr>
+        <w:tc>
+          <w:p>
+            <w:pPr>
+              <w:pStyle w:val="Compact"/>
+              <w:jc w:val="left"/>
+            </w:pPr>
+            <w:r>
+              <w:rPr>
+                <w:rStyle w:val="VerbatimChar"/>
+              </w:rPr>
+              <w:t xml:space="preserve">bash run.sh --status</w:t>
+            </w:r>
+          </w:p>
+        </w:tc>
+        <w:tc>
+          <w:p>
+            <w:pPr>
+              <w:pStyle w:val="Compact"/>
+              <w:jc w:val="left"/>
+            </w:pPr>
+            <w:r>
+              <w:t xml:space="preserve">Check compose +</w:t>
+            </w:r>
+            <w:r>
+              <w:t xml:space="preserve"> </w:t>
+            </w:r>
+            <w:r>
+              <w:rPr>
+                <w:rStyle w:val="VerbatimChar"/>
+              </w:rPr>
+              <w:t xml:space="preserve">:7100</w:t>
+            </w:r>
+            <w:r>
+              <w:t xml:space="preserve"> </w:t>
+            </w:r>
+            <w:r>
+              <w:t xml:space="preserve">/</w:t>
+            </w:r>
+            <w:r>
+              <w:t xml:space="preserve"> </w:t>
+            </w:r>
+            <w:r>
+              <w:rPr>
+                <w:rStyle w:val="VerbatimChar"/>
+              </w:rPr>
+              <w:t xml:space="preserve">:7101</w:t>
+            </w:r>
+            <w:r>
+              <w:t xml:space="preserve"> </w:t>
+            </w:r>
+            <w:r>
+              <w:t xml:space="preserve">health</w:t>
+            </w:r>
+          </w:p>
+        </w:tc>
+      </w:tr>
+      <w:tr>
+        <w:tc>
+          <w:p>
+            <w:pPr>
+              <w:pStyle w:val="Compact"/>
+              <w:jc w:val="left"/>
+            </w:pPr>
+            <w:r>
+              <w:rPr>
+                <w:rStyle w:val="VerbatimChar"/>
+              </w:rPr>
+              <w:t xml:space="preserve">bash run.sh --logs</w:t>
+            </w:r>
+          </w:p>
+        </w:tc>
+        <w:tc>
+          <w:p>
+            <w:pPr>
+              <w:pStyle w:val="Compact"/>
+              <w:jc w:val="left"/>
+            </w:pPr>
+            <w:r>
+              <w:t xml:space="preserve">Tail vLLM / pipeline logs</w:t>
+            </w:r>
+          </w:p>
+        </w:tc>
+      </w:tr>
+      <w:tr>
+        <w:tc>
+          <w:p>
+            <w:pPr>
+              <w:pStyle w:val="Compact"/>
+              <w:jc w:val="left"/>
+            </w:pPr>
+            <w:r>
+              <w:rPr>
+                <w:rStyle w:val="VerbatimChar"/>
+              </w:rPr>
+              <w:t xml:space="preserve">bash run.sh --down</w:t>
+            </w:r>
+          </w:p>
+        </w:tc>
+        <w:tc>
+          <w:p>
+            <w:pPr>
+              <w:pStyle w:val="Compact"/>
+              <w:jc w:val="left"/>
+            </w:pPr>
+            <w:r>
+              <w:t xml:space="preserve">Stop all services</w:t>
+            </w:r>
+          </w:p>
+        </w:tc>
+      </w:tr>
+      <w:tr>
+        <w:tc>
+          <w:p>
+            <w:pPr>
+              <w:pStyle w:val="Compact"/>
+              <w:jc w:val="left"/>
+            </w:pPr>
+            <w:r>
+              <w:rPr>
+                <w:rStyle w:val="VerbatimChar"/>
+              </w:rPr>
+              <w:t xml:space="preserve">bash run.sh --minimise</w:t>
+            </w:r>
+          </w:p>
+        </w:tc>
+        <w:tc>
+          <w:p>
+            <w:pPr>
+              <w:pStyle w:val="Compact"/>
+              <w:jc w:val="left"/>
+            </w:pPr>
+            <w:r>
+              <w:t xml:space="preserve">After a run: write</w:t>
+            </w:r>
+            <w:r>
+              <w:t xml:space="preserve"> </w:t>
+            </w:r>
+            <w:r>
+              <w:rPr>
+                <w:rStyle w:val="VerbatimChar"/>
+              </w:rPr>
+              <w:t xml:space="preserve">*_analysis_minimal.json</w:t>
+            </w:r>
+            <w:r>
+              <w:t xml:space="preserve"> </w:t>
+            </w:r>
+            <w:r>
+              <w:t xml:space="preserve">(plain Q/A only; strips Thinking Process / think blocks; use</w:t>
+            </w:r>
+            <w:r>
+              <w:t xml:space="preserve"> </w:t>
+            </w:r>
+            <w:r>
+              <w:rPr>
+                <w:rStyle w:val="VerbatimChar"/>
+              </w:rPr>
+              <w:t xml:space="preserve">--force</w:t>
+            </w:r>
+            <w:r>
+              <w:t xml:space="preserve"> </w:t>
+            </w:r>
+            <w:r>
+              <w:t xml:space="preserve">to overwrite)</w:t>
+            </w:r>
+          </w:p>
+        </w:tc>
+      </w:tr>
+      <w:tr>
+        <w:tc>
+          <w:p>
+            <w:pPr>
+              <w:pStyle w:val="Compact"/>
+              <w:jc w:val="left"/>
+            </w:pPr>
+            <w:r>
+              <w:rPr>
+                <w:rStyle w:val="VerbatimChar"/>
+              </w:rPr>
+              <w:t xml:space="preserve">bash run.sh --minimise "&lt;run_dir&gt;"</w:t>
+            </w:r>
+          </w:p>
+        </w:tc>
+        <w:tc>
+          <w:p>
+            <w:pPr>
+              <w:pStyle w:val="Compact"/>
+              <w:jc w:val="left"/>
+            </w:pPr>
+            <w:r>
+              <w:t xml:space="preserve">Same, for a specific run folder under</w:t>
+            </w:r>
+            <w:r>
+              <w:t xml:space="preserve"> </w:t>
+            </w:r>
+            <w:r>
+              <w:rPr>
+                <w:rStyle w:val="VerbatimChar"/>
+              </w:rPr>
+              <w:t xml:space="preserve">output/vllm/.../</w:t>
+            </w:r>
+          </w:p>
+        </w:tc>
+      </w:tr>
+      <w:tr>
+        <w:tc>
+          <w:p>
+            <w:pPr>
+              <w:pStyle w:val="Compact"/>
+              <w:jc w:val="left"/>
+            </w:pPr>
+            <w:r>
+              <w:rPr>
+                <w:rStyle w:val="VerbatimChar"/>
+              </w:rPr>
+              <w:t xml:space="preserve">bash run.sh --minimise-good</w:t>
+            </w:r>
+          </w:p>
+        </w:tc>
+        <w:tc>
+          <w:p>
+            <w:pPr>
+              <w:pStyle w:val="Compact"/>
+              <w:jc w:val="left"/>
+            </w:pPr>
+            <w:r>
+              <w:t xml:space="preserve">Export per-doc</w:t>
+            </w:r>
+            <w:r>
+              <w:t xml:space="preserve"> </w:t>
+            </w:r>
+            <w:r>
+              <w:rPr>
+                <w:rStyle w:val="VerbatimChar"/>
+              </w:rPr>
+              <w:t xml:space="preserve">*_analysis_minimal_good_pairs.json</w:t>
+            </w:r>
+            <w:r>
+              <w:t xml:space="preserve"> </w:t>
+            </w:r>
+            <w:r>
+              <w:t xml:space="preserve">from existing</w:t>
+            </w:r>
+            <w:r>
+              <w:t xml:space="preserve"> </w:t>
+            </w:r>
+            <w:r>
+              <w:rPr>
+                <w:rStyle w:val="VerbatimChar"/>
+              </w:rPr>
+              <w:t xml:space="preserve">*_analysis.json</w:t>
+            </w:r>
+          </w:p>
+        </w:tc>
+      </w:tr>
+      <w:tr>
+        <w:tc>
+          <w:p>
+            <w:pPr>
+              <w:pStyle w:val="Compact"/>
+              <w:jc w:val="left"/>
+            </w:pPr>
+            <w:r>
+              <w:rPr>
+                <w:rStyle w:val="VerbatimChar"/>
+              </w:rPr>
+              <w:t xml:space="preserve">bash run.sh --minimise-bad</w:t>
+            </w:r>
+          </w:p>
+        </w:tc>
+        <w:tc>
+          <w:p>
+            <w:pPr>
+              <w:pStyle w:val="Compact"/>
+              <w:jc w:val="left"/>
+            </w:pPr>
+            <w:r>
+              <w:t xml:space="preserve">Export per-doc</w:t>
+            </w:r>
+            <w:r>
+              <w:t xml:space="preserve"> </w:t>
+            </w:r>
+            <w:r>
+              <w:rPr>
+                <w:rStyle w:val="VerbatimChar"/>
+              </w:rPr>
+              <w:t xml:space="preserve">*_analysis_minimal_bad_pairs.json</w:t>
+            </w:r>
+            <w:r>
+              <w:t xml:space="preserve"> </w:t>
+            </w:r>
+            <w:r>
+              <w:t xml:space="preserve">from existing</w:t>
+            </w:r>
+            <w:r>
+              <w:t xml:space="preserve"> </w:t>
+            </w:r>
+            <w:r>
+              <w:rPr>
+                <w:rStyle w:val="VerbatimChar"/>
+              </w:rPr>
+              <w:t xml:space="preserve">*_analysis.json</w:t>
+            </w:r>
+          </w:p>
+        </w:tc>
+      </w:tr>
+      <w:tr>
+        <w:tc>
+          <w:p>
+            <w:pPr>
+              <w:pStyle w:val="Compact"/>
+              <w:jc w:val="left"/>
+            </w:pPr>
+            <w:r>
+              <w:rPr>
+                <w:rStyle w:val="VerbatimChar"/>
+              </w:rPr>
+              <w:t xml:space="preserve">bash run.sh --summarize --latest</w:t>
+            </w:r>
+          </w:p>
+        </w:tc>
+        <w:tc>
+          <w:p>
+            <w:pPr>
+              <w:pStyle w:val="Compact"/>
+              <w:jc w:val="left"/>
+            </w:pPr>
+            <w:r>
+              <w:t xml:space="preserve">Print a text summary of the latest run to the terminal (grades, grounded/ungrounded counts, timings)</w:t>
+            </w:r>
+          </w:p>
+        </w:tc>
+      </w:tr>
+      <w:tr>
+        <w:tc>
+          <w:p>
+            <w:pPr>
+              <w:pStyle w:val="Compact"/>
+              <w:jc w:val="left"/>
+            </w:pPr>
+            <w:r>
+              <w:rPr>
+                <w:rStyle w:val="VerbatimChar"/>
+              </w:rPr>
+              <w:t xml:space="preserve">bash run.sh --summarize --latest --json</w:t>
+            </w:r>
+          </w:p>
+        </w:tc>
+        <w:tc>
+          <w:p>
+            <w:pPr>
+              <w:pStyle w:val="Compact"/>
+              <w:jc w:val="left"/>
+            </w:pPr>
+            <w:r>
+              <w:t xml:space="preserve">Same, and save</w:t>
+            </w:r>
+            <w:r>
+              <w:t xml:space="preserve"> </w:t>
+            </w:r>
+            <w:r>
+              <w:rPr>
+                <w:rStyle w:val="VerbatimChar"/>
+                <w:b/>
+              </w:rPr>
+              <w:t xml:space="preserve">run_summary.json</w:t>
+            </w:r>
+            <w:r>
+              <w:t xml:space="preserve"> </w:t>
+            </w:r>
+            <w:r>
+              <w:t xml:space="preserve">next to the</w:t>
+            </w:r>
+            <w:r>
+              <w:t xml:space="preserve"> </w:t>
+            </w:r>
+            <w:r>
+              <w:rPr>
+                <w:rStyle w:val="VerbatimChar"/>
+              </w:rPr>
+              <w:t xml:space="preserve">*_analysis.json</w:t>
+            </w:r>
+            <w:r>
+              <w:t xml:space="preserve"> </w:t>
+            </w:r>
+            <w:r>
+              <w:t xml:space="preserve">files (under</w:t>
+            </w:r>
+            <w:r>
+              <w:t xml:space="preserve"> </w:t>
+            </w:r>
+            <w:r>
+              <w:rPr>
+                <w:rStyle w:val="VerbatimChar"/>
+              </w:rPr>
+              <w:t xml:space="preserve">output/vllm/&lt;model&gt;/&lt;timestamp&gt;/</w:t>
+            </w:r>
+            <w:r>
+              <w:t xml:space="preserve">)</w:t>
+            </w:r>
+          </w:p>
+        </w:tc>
+      </w:tr>
+      <w:tr>
+        <w:tc>
+          <w:p>
+            <w:pPr>
+              <w:pStyle w:val="Compact"/>
+              <w:jc w:val="left"/>
+            </w:pPr>
+            <w:r>
+              <w:rPr>
+                <w:rStyle w:val="VerbatimChar"/>
+              </w:rPr>
+              <w:t xml:space="preserve">bash run.sh --summarize --all</w:t>
+            </w:r>
+          </w:p>
+        </w:tc>
+        <w:tc>
+          <w:p>
+            <w:pPr>
+              <w:pStyle w:val="Compact"/>
+              <w:jc w:val="left"/>
+            </w:pPr>
+            <w:r>
+              <w:t xml:space="preserve">Summarise every date folder under</w:t>
+            </w:r>
+            <w:r>
+              <w:t xml:space="preserve"> </w:t>
+            </w:r>
+            <w:r>
+              <w:rPr>
+                <w:rStyle w:val="VerbatimChar"/>
+              </w:rPr>
+              <w:t xml:space="preserve">output/</w:t>
+            </w:r>
+            <w:r>
+              <w:t xml:space="preserve"> </w:t>
+            </w:r>
+            <w:r>
+              <w:t xml:space="preserve">(combined view)</w:t>
+            </w:r>
+          </w:p>
+        </w:tc>
+      </w:tr>
+      <w:tr>
+        <w:tc>
+          <w:p>
+            <w:pPr>
+              <w:pStyle w:val="Compact"/>
+              <w:jc w:val="left"/>
+            </w:pPr>
+            <w:r>
+              <w:rPr>
+                <w:rStyle w:val="VerbatimChar"/>
+              </w:rPr>
+              <w:t xml:space="preserve">bash run.sh --summarize --json output/vllm/.../&lt;timestamp&gt;/</w:t>
+            </w:r>
+          </w:p>
+        </w:tc>
+        <w:tc>
+          <w:p>
+            <w:pPr>
+              <w:pStyle w:val="Compact"/>
+              <w:jc w:val="left"/>
+            </w:pPr>
+            <w:r>
+              <w:t xml:space="preserve">Summarise one explicit run folder (omit</w:t>
+            </w:r>
+            <w:r>
+              <w:t xml:space="preserve"> </w:t>
+            </w:r>
+            <w:r>
+              <w:rPr>
+                <w:rStyle w:val="VerbatimChar"/>
+              </w:rPr>
+              <w:t xml:space="preserve">--latest</w:t>
+            </w:r>
+            <w:r>
+              <w:t xml:space="preserve"> </w:t>
+            </w:r>
+            <w:r>
+              <w:t xml:space="preserve">when the path is known)</w:t>
+            </w:r>
+          </w:p>
+        </w:tc>
+      </w:tr>
+      <w:tr>
+        <w:tc>
+          <w:p>
+            <w:pPr>
+              <w:pStyle w:val="Compact"/>
+              <w:jc w:val="left"/>
+            </w:pPr>
+            <w:r>
+              <w:rPr>
+                <w:rStyle w:val="VerbatimChar"/>
+              </w:rPr>
+              <w:t xml:space="preserve">bash run.sh --pipeline-only -- --resume</w:t>
+            </w:r>
+          </w:p>
+        </w:tc>
+        <w:tc>
+          <w:p>
+            <w:pPr>
+              <w:pStyle w:val="Compact"/>
+              <w:jc w:val="left"/>
+            </w:pPr>
+            <w:r>
+              <w:t xml:space="preserve">Skip docs with existing</w:t>
+            </w:r>
+            <w:r>
+              <w:t xml:space="preserve"> </w:t>
+            </w:r>
+            <w:r>
+              <w:rPr>
+                <w:rStyle w:val="VerbatimChar"/>
+              </w:rPr>
+              <w:t xml:space="preserve">*_analysis.json</w:t>
+            </w:r>
+            <w:r>
+              <w:t xml:space="preserve">; reuse latest run folder under</w:t>
+            </w:r>
+            <w:r>
+              <w:t xml:space="preserve"> </w:t>
+            </w:r>
+            <w:r>
+              <w:rPr>
+                <w:rStyle w:val="VerbatimChar"/>
+              </w:rPr>
+              <w:t xml:space="preserve">output/</w:t>
+            </w:r>
+            <w:r>
+              <w:t xml:space="preserve">.</w:t>
+            </w:r>
+          </w:p>
+        </w:tc>
+      </w:tr>
+      <w:tr>
+        <w:tc>
+          <w:p>
+            <w:pPr>
+              <w:pStyle w:val="Compact"/>
+              <w:jc w:val="left"/>
+            </w:pPr>
+            <w:r>
+              <w:rPr>
+                <w:rStyle w:val="VerbatimChar"/>
+              </w:rPr>
+              <w:t xml:space="preserve">bash run.sh --pipeline-only -- --skip-existing-outputs</w:t>
+            </w:r>
+          </w:p>
+        </w:tc>
+        <w:tc>
+          <w:p>
+            <w:pPr>
+              <w:pStyle w:val="Compact"/>
+              <w:jc w:val="left"/>
+            </w:pPr>
+            <w:r>
+              <w:t xml:space="preserve">Skip already-processed docs; write new outputs to a new timestamp folder.</w:t>
+            </w:r>
+          </w:p>
+        </w:tc>
+      </w:tr>
+    </w:tbl>
+    <w:p>
+      <w:pPr>
+        <w:pStyle w:val="BodyText"/>
+      </w:pPr>
+      <w:r>
+        <w:rPr>
+          <w:b/>
+        </w:rPr>
+        <w:t xml:space="preserve">Post-run summarise (recommended after smoke or batch runs):</w:t>
+      </w:r>
+    </w:p>
+    <w:p>
+      <w:pPr>
+        <w:pStyle w:val="SourceCode"/>
+      </w:pPr>
+      <w:r>
+        <w:rPr>
+          <w:rStyle w:val="CommentTok"/>
+        </w:rPr>
+        <w:t xml:space="preserve"># terminal summary only</w:t>
+      </w:r>
+      <w:r>
+        <w:br/>
+      </w:r>
+      <w:r>
+        <w:rPr>
+          <w:rStyle w:val="FunctionTok"/>
+        </w:rPr>
+        <w:t xml:space="preserve">bash</w:t>
+      </w:r>
+      <w:r>
+        <w:rPr>
+          <w:rStyle w:val="NormalTok"/>
+        </w:rPr>
+        <w:t xml:space="preserve"> run.sh --summarize --latest</w:t>
+      </w:r>
+      <w:r>
+        <w:br/>
+      </w:r>
+      <w:r>
+        <w:br/>
+      </w:r>
+      <w:r>
+        <w:rPr>
+          <w:rStyle w:val="CommentTok"/>
+        </w:rPr>
+        <w:t xml:space="preserve"># terminal summary + run_summary.json for sharing / dashboards</w:t>
+      </w:r>
+      <w:r>
+        <w:br/>
+      </w:r>
+      <w:r>
+        <w:rPr>
+          <w:rStyle w:val="FunctionTok"/>
+        </w:rPr>
+        <w:t xml:space="preserve">bash</w:t>
+      </w:r>
+      <w:r>
+        <w:rPr>
+          <w:rStyle w:val="NormalTok"/>
+        </w:rPr>
+        <w:t xml:space="preserve"> run.sh --summarize --latest --json</w:t>
+      </w:r>
+    </w:p>
+    <w:p>
+      <w:pPr>
+        <w:pStyle w:val="FirstParagraph"/>
+      </w:pPr>
+      <w:r>
+        <w:t xml:space="preserve">Does not restart vLLM or rerun the pipeline. Equivalent direct script:</w:t>
+      </w:r>
+    </w:p>
+    <w:p>
+      <w:pPr>
+        <w:pStyle w:val="SourceCode"/>
+      </w:pPr>
+      <w:r>
+        <w:rPr>
+          <w:rStyle w:val="FunctionTok"/>
+        </w:rPr>
+        <w:t xml:space="preserve">bash</w:t>
+      </w:r>
+      <w:r>
+        <w:rPr>
+          <w:rStyle w:val="NormalTok"/>
+        </w:rPr>
+        <w:t xml:space="preserve"> scripts/utils/summarize_run.sh --latest --json</w:t>
+      </w:r>
+    </w:p>
+    <w:p>
+      <w:pPr>
+        <w:pStyle w:val="Heading3"/>
+      </w:pPr>
+      <w:bookmarkStart w:id="50" w:name="Xba8804df61d1cdc8553835dc7738636b7f5779d"/>
+      <w:r>
+        <w:t xml:space="preserve">D2) All-in-one (single command starts vLLM + pipeline)</w:t>
+      </w:r>
+      <w:bookmarkEnd w:id="50"/>
+    </w:p>
+    <w:p>
+      <w:pPr>
+        <w:pStyle w:val="SourceCode"/>
+      </w:pPr>
+      <w:r>
+        <w:rPr>
+          <w:rStyle w:val="FunctionTok"/>
+        </w:rPr>
+        <w:t xml:space="preserve">bash</w:t>
+      </w:r>
+      <w:r>
+        <w:rPr>
+          <w:rStyle w:val="NormalTok"/>
+        </w:rPr>
+        <w:t xml:space="preserve"> run.sh -- --num-documents 1</w:t>
+      </w:r>
+    </w:p>
+    <w:p>
+      <w:pPr>
+        <w:pStyle w:val="FirstParagraph"/>
+      </w:pPr>
+      <w:r>
+        <w:t xml:space="preserve">(</w:t>
+      </w:r>
+      <w:r>
+        <w:rPr>
+          <w:rStyle w:val="VerbatimChar"/>
+        </w:rPr>
+        <w:t xml:space="preserve">--</w:t>
+      </w:r>
+      <w:r>
+        <w:t xml:space="preserve"> </w:t>
+      </w:r>
+      <w:r>
+        <w:t xml:space="preserve">passes</w:t>
+      </w:r>
+      <w:r>
+        <w:t xml:space="preserve"> </w:t>
+      </w:r>
+      <w:r>
+        <w:rPr>
+          <w:rStyle w:val="VerbatimChar"/>
+        </w:rPr>
+        <w:t xml:space="preserve">--num-documents</w:t>
+      </w:r>
+      <w:r>
+        <w:t xml:space="preserve"> </w:t>
+      </w:r>
+      <w:r>
+        <w:t xml:space="preserve">to the pipeline; omit it for config default.)</w:t>
+      </w:r>
+    </w:p>
+    <w:p>
+      <w:pPr>
+        <w:pStyle w:val="BodyText"/>
+      </w:pPr>
+      <w:r>
+        <w:t xml:space="preserve">Normal workload:</w:t>
+      </w:r>
+    </w:p>
+    <w:p>
+      <w:pPr>
+        <w:pStyle w:val="SourceCode"/>
+      </w:pPr>
+      <w:r>
+        <w:rPr>
+          <w:rStyle w:val="FunctionTok"/>
+        </w:rPr>
+        <w:t xml:space="preserve">bash</w:t>
+      </w:r>
+      <w:r>
+        <w:rPr>
+          <w:rStyle w:val="NormalTok"/>
+        </w:rPr>
+        <w:t xml:space="preserve"> run.sh -- --num-documents 10</w:t>
+      </w:r>
+    </w:p>
+    <w:p>
+      <w:pPr>
+        <w:pStyle w:val="Heading2"/>
+      </w:pPr>
+      <w:bookmarkStart w:id="51" w:name="part-e-verification-matrix"/>
+      <w:r>
+        <w:t xml:space="preserve">Part E: Verification matrix</w:t>
+      </w:r>
+      <w:bookmarkEnd w:id="51"/>
+    </w:p>
+    <w:p>
+      <w:pPr>
+        <w:pStyle w:val="FirstParagraph"/>
+      </w:pPr>
+      <w:r>
+        <w:t xml:space="preserve">Check these in order:</w:t>
+      </w:r>
+    </w:p>
+    <w:p>
+      <w:pPr>
+        <w:numPr>
+          <w:ilvl w:val="0"/>
+          <w:numId w:val="1027"/>
+        </w:numPr>
+        <w:pStyle w:val="Compact"/>
+      </w:pPr>
+      <w:r>
+        <w:t xml:space="preserve">Connectivity:</w:t>
       </w:r>
     </w:p>
     <w:p>
       <w:pPr>
         <w:numPr>
           <w:ilvl w:val="1"/>
-          <w:numId w:val="1025"/>
-        </w:numPr>
-        <w:pStyle w:val="Compact"/>
-      </w:pPr>
-      <w:r>
-        <w:rPr>
-          <w:rStyle w:val="VerbatimChar"/>
-        </w:rPr>
-        <w:t xml:space="preserve">llm.model</w:t>
-      </w:r>
-      <w:r>
-        <w:t xml:space="preserve"> </w:t>
-      </w:r>
-      <w:r>
-        <w:t xml:space="preserve">exact served generator model name</w:t>
+          <w:numId w:val="1028"/>
+        </w:numPr>
+        <w:pStyle w:val="Compact"/>
+      </w:pPr>
+      <w:r>
+        <w:t xml:space="preserve">generator endpoint reachable</w:t>
       </w:r>
     </w:p>
     <w:p>
       <w:pPr>
         <w:numPr>
           <w:ilvl w:val="1"/>
-          <w:numId w:val="1025"/>
-        </w:numPr>
-        <w:pStyle w:val="Compact"/>
-      </w:pPr>
-      <w:r>
-        <w:rPr>
-          <w:rStyle w:val="VerbatimChar"/>
-        </w:rPr>
-        <w:t xml:space="preserve">judge.model</w:t>
-      </w:r>
-      <w:r>
-        <w:t xml:space="preserve"> </w:t>
-      </w:r>
-      <w:r>
-        <w:t xml:space="preserve">exact served judge model name</w:t>
-      </w:r>
-    </w:p>
-    <w:p>
-      <w:pPr>
-        <w:numPr>
-          <w:ilvl w:val="0"/>
-          <w:numId w:val="1023"/>
-        </w:numPr>
-        <w:pStyle w:val="Compact"/>
-      </w:pPr>
-      <w:r>
-        <w:t xml:space="preserve">Compose</w:t>
-      </w:r>
-    </w:p>
-    <w:p>
-      <w:pPr>
-        <w:numPr>
-          <w:ilvl w:val="1"/>
-          <w:numId w:val="1026"/>
-        </w:numPr>
-        <w:pStyle w:val="Compact"/>
-      </w:pPr>
-      <w:r>
-        <w:t xml:space="preserve">generator image is</w:t>
-      </w:r>
-      <w:r>
-        <w:t xml:space="preserve"> </w:t>
-      </w:r>
-      <w:r>
-        <w:rPr>
-          <w:rStyle w:val="VerbatimChar"/>
-        </w:rPr>
-        <w:t xml:space="preserve">0.18.1</w:t>
-      </w:r>
-    </w:p>
-    <w:p>
-      <w:pPr>
-        <w:numPr>
-          <w:ilvl w:val="1"/>
-          <w:numId w:val="1026"/>
-        </w:numPr>
-        <w:pStyle w:val="Compact"/>
-      </w:pPr>
-      <w:r>
-        <w:t xml:space="preserve">judge image is</w:t>
-      </w:r>
-      <w:r>
-        <w:t xml:space="preserve"> </w:t>
-      </w:r>
-      <w:r>
-        <w:rPr>
-          <w:rStyle w:val="VerbatimChar"/>
-        </w:rPr>
-        <w:t xml:space="preserve">0.18.1</w:t>
-      </w:r>
-      <w:r>
-        <w:t xml:space="preserve"> </w:t>
-      </w:r>
-      <w:r>
-        <w:t xml:space="preserve">(if judge uses vLLM)</w:t>
-      </w:r>
-    </w:p>
-    <w:p>
-      <w:pPr>
-        <w:pStyle w:val="Heading2"/>
-      </w:pPr>
-      <w:bookmarkStart w:id="47" w:name="part-d-end-to-end-execution-sequence"/>
-      <w:r>
-        <w:t xml:space="preserve">Part D: End-to-end execution sequence</w:t>
-      </w:r>
-      <w:bookmarkEnd w:id="47"/>
+          <w:numId w:val="1028"/>
+        </w:numPr>
+        <w:pStyle w:val="Compact"/>
+      </w:pPr>
+      <w:r>
+        <w:t xml:space="preserve">judge endpoint reachable</w:t>
+      </w:r>
     </w:p>
     <w:p>
       <w:pPr>
@@ -2038,169 +4219,7 @@
         <w:pStyle w:val="Compact"/>
       </w:pPr>
       <w:r>
-        <w:t xml:space="preserve">Backup config files.</w:t>
-      </w:r>
-    </w:p>
-    <w:p>
-      <w:pPr>
-        <w:numPr>
-          <w:ilvl w:val="0"/>
-          <w:numId w:val="1027"/>
-        </w:numPr>
-        <w:pStyle w:val="Compact"/>
-      </w:pPr>
-      <w:r>
-        <w:t xml:space="preserve">Apply runtime wiring change (external endpoint or image tag).</w:t>
-      </w:r>
-    </w:p>
-    <w:p>
-      <w:pPr>
-        <w:numPr>
-          <w:ilvl w:val="0"/>
-          <w:numId w:val="1027"/>
-        </w:numPr>
-        <w:pStyle w:val="Compact"/>
-      </w:pPr>
-      <w:r>
-        <w:t xml:space="preserve">Update</w:t>
-      </w:r>
-      <w:r>
-        <w:t xml:space="preserve"> </w:t>
-      </w:r>
-      <w:r>
-        <w:rPr>
-          <w:rStyle w:val="VerbatimChar"/>
-        </w:rPr>
-        <w:t xml:space="preserve">config/config.vllm.yaml</w:t>
-      </w:r>
-      <w:r>
-        <w:t xml:space="preserve">.</w:t>
-      </w:r>
-    </w:p>
-    <w:p>
-      <w:pPr>
-        <w:numPr>
-          <w:ilvl w:val="0"/>
-          <w:numId w:val="1027"/>
-        </w:numPr>
-        <w:pStyle w:val="Compact"/>
-      </w:pPr>
-      <w:r>
-        <w:rPr>
-          <w:rStyle w:val="VerbatimChar"/>
-        </w:rPr>
-        <w:t xml:space="preserve">bash run.sh --down</w:t>
-      </w:r>
-    </w:p>
-    <w:p>
-      <w:pPr>
-        <w:numPr>
-          <w:ilvl w:val="0"/>
-          <w:numId w:val="1027"/>
-        </w:numPr>
-        <w:pStyle w:val="Compact"/>
-      </w:pPr>
-      <w:r>
-        <w:rPr>
-          <w:rStyle w:val="VerbatimChar"/>
-        </w:rPr>
-        <w:t xml:space="preserve">bash run.sh --status</w:t>
-      </w:r>
-    </w:p>
-    <w:p>
-      <w:pPr>
-        <w:numPr>
-          <w:ilvl w:val="0"/>
-          <w:numId w:val="1027"/>
-        </w:numPr>
-        <w:pStyle w:val="Compact"/>
-      </w:pPr>
-      <w:r>
-        <w:rPr>
-          <w:rStyle w:val="VerbatimChar"/>
-        </w:rPr>
-        <w:t xml:space="preserve">bash run.sh --show-config</w:t>
-      </w:r>
-    </w:p>
-    <w:p>
-      <w:pPr>
-        <w:numPr>
-          <w:ilvl w:val="0"/>
-          <w:numId w:val="1027"/>
-        </w:numPr>
-        <w:pStyle w:val="Compact"/>
-      </w:pPr>
-      <w:r>
-        <w:rPr>
-          <w:rStyle w:val="VerbatimChar"/>
-        </w:rPr>
-        <w:t xml:space="preserve">bash run.sh -- --num-documents 1</w:t>
-      </w:r>
-    </w:p>
-    <w:p>
-      <w:pPr>
-        <w:numPr>
-          <w:ilvl w:val="0"/>
-          <w:numId w:val="1027"/>
-        </w:numPr>
-        <w:pStyle w:val="Compact"/>
-      </w:pPr>
-      <w:r>
-        <w:t xml:space="preserve">Review output under</w:t>
-      </w:r>
-      <w:r>
-        <w:t xml:space="preserve"> </w:t>
-      </w:r>
-      <w:r>
-        <w:rPr>
-          <w:rStyle w:val="VerbatimChar"/>
-        </w:rPr>
-        <w:t xml:space="preserve">output/</w:t>
-      </w:r>
-      <w:r>
-        <w:t xml:space="preserve">.</w:t>
-      </w:r>
-    </w:p>
-    <w:p>
-      <w:pPr>
-        <w:numPr>
-          <w:ilvl w:val="0"/>
-          <w:numId w:val="1027"/>
-        </w:numPr>
-        <w:pStyle w:val="Compact"/>
-      </w:pPr>
-      <w:r>
-        <w:t xml:space="preserve">Run normal workload.</w:t>
-      </w:r>
-    </w:p>
-    <w:p>
-      <w:pPr>
-        <w:pStyle w:val="Heading2"/>
-      </w:pPr>
-      <w:bookmarkStart w:id="48" w:name="part-e-verification-matrix"/>
-      <w:r>
-        <w:t xml:space="preserve">Part E: Verification matrix</w:t>
-      </w:r>
-      <w:bookmarkEnd w:id="48"/>
-    </w:p>
-    <w:p>
-      <w:pPr>
-        <w:pStyle w:val="FirstParagraph"/>
-      </w:pPr>
-      <w:r>
-        <w:t xml:space="preserve">Check these in order:</w:t>
-      </w:r>
-    </w:p>
-    <w:p>
-      <w:pPr>
-        <w:numPr>
-          <w:ilvl w:val="0"/>
-          <w:numId w:val="1028"/>
-        </w:numPr>
-        <w:pStyle w:val="Compact"/>
-      </w:pPr>
-      <w:r>
-        <w:t xml:space="preserve">Connectivity:</w:t>
+        <w:t xml:space="preserve">Model resolution:</w:t>
       </w:r>
     </w:p>
     <w:p>
@@ -2212,31 +4231,34 @@
         <w:pStyle w:val="Compact"/>
       </w:pPr>
       <w:r>
-        <w:t xml:space="preserve">generator endpoint reachable</w:t>
-      </w:r>
-    </w:p>
-    <w:p>
-      <w:pPr>
-        <w:numPr>
-          <w:ilvl w:val="1"/>
-          <w:numId w:val="1029"/>
-        </w:numPr>
-        <w:pStyle w:val="Compact"/>
-      </w:pPr>
-      <w:r>
-        <w:t xml:space="preserve">judge endpoint reachable</w:t>
-      </w:r>
-    </w:p>
-    <w:p>
-      <w:pPr>
-        <w:numPr>
-          <w:ilvl w:val="0"/>
-          <w:numId w:val="1028"/>
-        </w:numPr>
-        <w:pStyle w:val="Compact"/>
-      </w:pPr>
-      <w:r>
-        <w:t xml:space="preserve">Model resolution:</w:t>
+        <w:t xml:space="preserve">no</w:t>
+      </w:r>
+      <w:r>
+        <w:t xml:space="preserve"> </w:t>
+      </w:r>
+      <w:r>
+        <w:rPr>
+          <w:rStyle w:val="VerbatimChar"/>
+        </w:rPr>
+        <w:t xml:space="preserve">model not found</w:t>
+      </w:r>
+      <w:r>
+        <w:t xml:space="preserve"> </w:t>
+      </w:r>
+      <w:r>
+        <w:t xml:space="preserve">errors</w:t>
+      </w:r>
+    </w:p>
+    <w:p>
+      <w:pPr>
+        <w:numPr>
+          <w:ilvl w:val="0"/>
+          <w:numId w:val="1027"/>
+        </w:numPr>
+        <w:pStyle w:val="Compact"/>
+      </w:pPr>
+      <w:r>
+        <w:t xml:space="preserve">Runtime behavior:</w:t>
       </w:r>
     </w:p>
     <w:p>
@@ -2248,34 +4270,19 @@
         <w:pStyle w:val="Compact"/>
       </w:pPr>
       <w:r>
-        <w:t xml:space="preserve">no</w:t>
-      </w:r>
-      <w:r>
-        <w:t xml:space="preserve"> </w:t>
-      </w:r>
-      <w:r>
-        <w:rPr>
-          <w:rStyle w:val="VerbatimChar"/>
-        </w:rPr>
-        <w:t xml:space="preserve">model not found</w:t>
-      </w:r>
-      <w:r>
-        <w:t xml:space="preserve"> </w:t>
-      </w:r>
-      <w:r>
-        <w:t xml:space="preserve">errors</w:t>
-      </w:r>
-    </w:p>
-    <w:p>
-      <w:pPr>
-        <w:numPr>
-          <w:ilvl w:val="0"/>
-          <w:numId w:val="1028"/>
-        </w:numPr>
-        <w:pStyle w:val="Compact"/>
-      </w:pPr>
-      <w:r>
-        <w:t xml:space="preserve">Runtime behavior:</w:t>
+        <w:t xml:space="preserve">no repeated 5xx / timeout loops</w:t>
+      </w:r>
+    </w:p>
+    <w:p>
+      <w:pPr>
+        <w:numPr>
+          <w:ilvl w:val="0"/>
+          <w:numId w:val="1027"/>
+        </w:numPr>
+        <w:pStyle w:val="Compact"/>
+      </w:pPr>
+      <w:r>
+        <w:t xml:space="preserve">Pipeline outcome:</w:t>
       </w:r>
     </w:p>
     <w:p>
@@ -2287,77 +4294,86 @@
         <w:pStyle w:val="Compact"/>
       </w:pPr>
       <w:r>
-        <w:t xml:space="preserve">no repeated 5xx / timeout loops</w:t>
-      </w:r>
-    </w:p>
-    <w:p>
-      <w:pPr>
-        <w:numPr>
-          <w:ilvl w:val="0"/>
-          <w:numId w:val="1028"/>
-        </w:numPr>
-        <w:pStyle w:val="Compact"/>
-      </w:pPr>
-      <w:r>
-        <w:t xml:space="preserve">Pipeline outcome:</w:t>
+        <w:t xml:space="preserve">analysis JSON generated</w:t>
       </w:r>
     </w:p>
     <w:p>
       <w:pPr>
         <w:numPr>
           <w:ilvl w:val="1"/>
+          <w:numId w:val="1031"/>
+        </w:numPr>
+        <w:pStyle w:val="Compact"/>
+      </w:pPr>
+      <w:r>
+        <w:t xml:space="preserve">grading present</w:t>
+      </w:r>
+    </w:p>
+    <w:p>
+      <w:pPr>
+        <w:numPr>
+          <w:ilvl w:val="1"/>
+          <w:numId w:val="1031"/>
+        </w:numPr>
+        <w:pStyle w:val="Compact"/>
+      </w:pPr>
+      <w:r>
+        <w:t xml:space="preserve">no persistent fallback warnings</w:t>
+      </w:r>
+    </w:p>
+    <w:p>
+      <w:pPr>
+        <w:pStyle w:val="Heading2"/>
+      </w:pPr>
+      <w:bookmarkStart w:id="52" w:name="part-f-troubleshooting-quick-map"/>
+      <w:r>
+        <w:t xml:space="preserve">Part F: Troubleshooting quick map</w:t>
+      </w:r>
+      <w:bookmarkEnd w:id="52"/>
+    </w:p>
+    <w:p>
+      <w:pPr>
+        <w:numPr>
+          <w:ilvl w:val="0"/>
           <w:numId w:val="1032"/>
         </w:numPr>
         <w:pStyle w:val="Compact"/>
       </w:pPr>
       <w:r>
-        <w:t xml:space="preserve">analysis JSON generated</w:t>
+        <w:t xml:space="preserve">Symptom: health ok, but pipeline fails immediately</w:t>
       </w:r>
     </w:p>
     <w:p>
       <w:pPr>
         <w:numPr>
           <w:ilvl w:val="1"/>
+          <w:numId w:val="1033"/>
+        </w:numPr>
+        <w:pStyle w:val="Compact"/>
+      </w:pPr>
+      <w:r>
+        <w:t xml:space="preserve">likely model name mismatch in</w:t>
+      </w:r>
+      <w:r>
+        <w:t xml:space="preserve"> </w:t>
+      </w:r>
+      <w:r>
+        <w:rPr>
+          <w:rStyle w:val="VerbatimChar"/>
+        </w:rPr>
+        <w:t xml:space="preserve">config/config.vllm.yaml</w:t>
+      </w:r>
+    </w:p>
+    <w:p>
+      <w:pPr>
+        <w:numPr>
+          <w:ilvl w:val="0"/>
           <w:numId w:val="1032"/>
         </w:numPr>
         <w:pStyle w:val="Compact"/>
       </w:pPr>
       <w:r>
-        <w:t xml:space="preserve">grading present</w:t>
-      </w:r>
-    </w:p>
-    <w:p>
-      <w:pPr>
-        <w:numPr>
-          <w:ilvl w:val="1"/>
-          <w:numId w:val="1032"/>
-        </w:numPr>
-        <w:pStyle w:val="Compact"/>
-      </w:pPr>
-      <w:r>
-        <w:t xml:space="preserve">no persistent fallback warnings</w:t>
-      </w:r>
-    </w:p>
-    <w:p>
-      <w:pPr>
-        <w:pStyle w:val="Heading2"/>
-      </w:pPr>
-      <w:bookmarkStart w:id="49" w:name="part-f-troubleshooting-quick-map"/>
-      <w:r>
-        <w:t xml:space="preserve">Part F: Troubleshooting quick map</w:t>
-      </w:r>
-      <w:bookmarkEnd w:id="49"/>
-    </w:p>
-    <w:p>
-      <w:pPr>
-        <w:numPr>
-          <w:ilvl w:val="0"/>
-          <w:numId w:val="1033"/>
-        </w:numPr>
-        <w:pStyle w:val="Compact"/>
-      </w:pPr>
-      <w:r>
-        <w:t xml:space="preserve">Symptom: health ok, but pipeline fails immediately</w:t>
+        <w:t xml:space="preserve">Symptom: config updated, but logs still show old runtime behavior</w:t>
       </w:r>
     </w:p>
     <w:p>
@@ -2369,28 +4385,19 @@
         <w:pStyle w:val="Compact"/>
       </w:pPr>
       <w:r>
-        <w:t xml:space="preserve">likely model name mismatch in</w:t>
-      </w:r>
-      <w:r>
-        <w:t xml:space="preserve"> </w:t>
-      </w:r>
-      <w:r>
-        <w:rPr>
-          <w:rStyle w:val="VerbatimChar"/>
-        </w:rPr>
-        <w:t xml:space="preserve">config/config.vllm.yaml</w:t>
-      </w:r>
-    </w:p>
-    <w:p>
-      <w:pPr>
-        <w:numPr>
-          <w:ilvl w:val="0"/>
-          <w:numId w:val="1033"/>
-        </w:numPr>
-        <w:pStyle w:val="Compact"/>
-      </w:pPr>
-      <w:r>
-        <w:t xml:space="preserve">Symptom: config updated, but logs still show old runtime behavior</w:t>
+        <w:t xml:space="preserve">compose still using old image tag</w:t>
+      </w:r>
+    </w:p>
+    <w:p>
+      <w:pPr>
+        <w:numPr>
+          <w:ilvl w:val="0"/>
+          <w:numId w:val="1032"/>
+        </w:numPr>
+        <w:pStyle w:val="Compact"/>
+      </w:pPr>
+      <w:r>
+        <w:t xml:space="preserve">Symptom: passes preflight, fails during grading only</w:t>
       </w:r>
     </w:p>
     <w:p>
@@ -2402,19 +4409,19 @@
         <w:pStyle w:val="Compact"/>
       </w:pPr>
       <w:r>
-        <w:t xml:space="preserve">compose still using old image tag</w:t>
-      </w:r>
-    </w:p>
-    <w:p>
-      <w:pPr>
-        <w:numPr>
-          <w:ilvl w:val="0"/>
-          <w:numId w:val="1033"/>
-        </w:numPr>
-        <w:pStyle w:val="Compact"/>
-      </w:pPr>
-      <w:r>
-        <w:t xml:space="preserve">Symptom: passes preflight, fails during grading only</w:t>
+        <w:t xml:space="preserve">judge endpoint/model mismatch, generator may be fine</w:t>
+      </w:r>
+    </w:p>
+    <w:p>
+      <w:pPr>
+        <w:numPr>
+          <w:ilvl w:val="0"/>
+          <w:numId w:val="1032"/>
+        </w:numPr>
+        <w:pStyle w:val="Compact"/>
+      </w:pPr>
+      <w:r>
+        <w:t xml:space="preserve">Symptom: permission warnings or write failures</w:t>
       </w:r>
     </w:p>
     <w:p>
@@ -2426,19 +4433,46 @@
         <w:pStyle w:val="Compact"/>
       </w:pPr>
       <w:r>
-        <w:t xml:space="preserve">judge endpoint/model mismatch, generator may be fine</w:t>
-      </w:r>
-    </w:p>
-    <w:p>
-      <w:pPr>
-        <w:numPr>
-          <w:ilvl w:val="0"/>
-          <w:numId w:val="1033"/>
-        </w:numPr>
-        <w:pStyle w:val="Compact"/>
-      </w:pPr>
-      <w:r>
-        <w:t xml:space="preserve">Symptom: permission warnings or write failures</w:t>
+        <w:t xml:space="preserve">UID/GID mismatch; fix</w:t>
+      </w:r>
+      <w:r>
+        <w:t xml:space="preserve"> </w:t>
+      </w:r>
+      <w:r>
+        <w:rPr>
+          <w:rStyle w:val="VerbatimChar"/>
+        </w:rPr>
+        <w:t xml:space="preserve">.env</w:t>
+      </w:r>
+      <w:r>
+        <w:t xml:space="preserve"> </w:t>
+      </w:r>
+      <w:r>
+        <w:rPr>
+          <w:rStyle w:val="VerbatimChar"/>
+        </w:rPr>
+        <w:t xml:space="preserve">HOST_UID</w:t>
+      </w:r>
+      <w:r>
+        <w:t xml:space="preserve">/</w:t>
+      </w:r>
+      <w:r>
+        <w:rPr>
+          <w:rStyle w:val="VerbatimChar"/>
+        </w:rPr>
+        <w:t xml:space="preserve">HOST_GID</w:t>
+      </w:r>
+    </w:p>
+    <w:p>
+      <w:pPr>
+        <w:numPr>
+          <w:ilvl w:val="0"/>
+          <w:numId w:val="1032"/>
+        </w:numPr>
+        <w:pStyle w:val="Compact"/>
+      </w:pPr>
+      <w:r>
+        <w:t xml:space="preserve">Symptom: works in one stack, fails in QAGRedo</w:t>
       </w:r>
     </w:p>
     <w:p>
@@ -2450,7 +4484,90 @@
         <w:pStyle w:val="Compact"/>
       </w:pPr>
       <w:r>
-        <w:t xml:space="preserve">UID/GID mismatch; fix</w:t>
+        <w:t xml:space="preserve">endpoint path mismatch (</w:t>
+      </w:r>
+      <w:r>
+        <w:rPr>
+          <w:rStyle w:val="VerbatimChar"/>
+        </w:rPr>
+        <w:t xml:space="preserve">/v1</w:t>
+      </w:r>
+      <w:r>
+        <w:t xml:space="preserve">) or different served model alias</w:t>
+      </w:r>
+    </w:p>
+    <w:p>
+      <w:pPr>
+        <w:pStyle w:val="Heading2"/>
+      </w:pPr>
+      <w:bookmarkStart w:id="53" w:name="part-g-rollback-plan-ready-before-change"/>
+      <w:r>
+        <w:t xml:space="preserve">Part G: Rollback plan (ready before change)</w:t>
+      </w:r>
+      <w:bookmarkEnd w:id="53"/>
+    </w:p>
+    <w:p>
+      <w:pPr>
+        <w:pStyle w:val="FirstParagraph"/>
+      </w:pPr>
+      <w:r>
+        <w:t xml:space="preserve">Rollback triggers:</w:t>
+      </w:r>
+    </w:p>
+    <w:p>
+      <w:pPr>
+        <w:numPr>
+          <w:ilvl w:val="0"/>
+          <w:numId w:val="1038"/>
+        </w:numPr>
+        <w:pStyle w:val="Compact"/>
+      </w:pPr>
+      <w:r>
+        <w:t xml:space="preserve">repeated generator/judge failures after config correction</w:t>
+      </w:r>
+    </w:p>
+    <w:p>
+      <w:pPr>
+        <w:numPr>
+          <w:ilvl w:val="0"/>
+          <w:numId w:val="1038"/>
+        </w:numPr>
+        <w:pStyle w:val="Compact"/>
+      </w:pPr>
+      <w:r>
+        <w:t xml:space="preserve">incompatible runtime behavior</w:t>
+      </w:r>
+    </w:p>
+    <w:p>
+      <w:pPr>
+        <w:numPr>
+          <w:ilvl w:val="0"/>
+          <w:numId w:val="1038"/>
+        </w:numPr>
+        <w:pStyle w:val="Compact"/>
+      </w:pPr>
+      <w:r>
+        <w:t xml:space="preserve">unstable response under smoke test</w:t>
+      </w:r>
+    </w:p>
+    <w:p>
+      <w:pPr>
+        <w:pStyle w:val="FirstParagraph"/>
+      </w:pPr>
+      <w:r>
+        <w:t xml:space="preserve">Rollback steps:</w:t>
+      </w:r>
+    </w:p>
+    <w:p>
+      <w:pPr>
+        <w:numPr>
+          <w:ilvl w:val="0"/>
+          <w:numId w:val="1039"/>
+        </w:numPr>
+        <w:pStyle w:val="Compact"/>
+      </w:pPr>
+      <w:r>
+        <w:t xml:space="preserve">Restore</w:t>
       </w:r>
       <w:r>
         <w:t xml:space="preserve"> </w:t>
@@ -2465,230 +4582,627 @@
         <w:t xml:space="preserve"> </w:t>
       </w:r>
       <w:r>
-        <w:rPr>
-          <w:rStyle w:val="VerbatimChar"/>
-        </w:rPr>
-        <w:t xml:space="preserve">HOST_UID</w:t>
+        <w:t xml:space="preserve">backup.</w:t>
+      </w:r>
+    </w:p>
+    <w:p>
+      <w:pPr>
+        <w:numPr>
+          <w:ilvl w:val="0"/>
+          <w:numId w:val="1039"/>
+        </w:numPr>
+        <w:pStyle w:val="Compact"/>
+      </w:pPr>
+      <w:r>
+        <w:t xml:space="preserve">Restore</w:t>
+      </w:r>
+      <w:r>
+        <w:t xml:space="preserve"> </w:t>
+      </w:r>
+      <w:r>
+        <w:rPr>
+          <w:rStyle w:val="VerbatimChar"/>
+        </w:rPr>
+        <w:t xml:space="preserve">config/config.vllm.yaml</w:t>
+      </w:r>
+      <w:r>
+        <w:t xml:space="preserve"> </w:t>
+      </w:r>
+      <w:r>
+        <w:t xml:space="preserve">backup.</w:t>
+      </w:r>
+    </w:p>
+    <w:p>
+      <w:pPr>
+        <w:numPr>
+          <w:ilvl w:val="0"/>
+          <w:numId w:val="1039"/>
+        </w:numPr>
+        <w:pStyle w:val="Compact"/>
+      </w:pPr>
+      <w:r>
+        <w:t xml:space="preserve">Restore compose image tags (if changed).</w:t>
+      </w:r>
+    </w:p>
+    <w:p>
+      <w:pPr>
+        <w:numPr>
+          <w:ilvl w:val="0"/>
+          <w:numId w:val="1039"/>
+        </w:numPr>
+        <w:pStyle w:val="Compact"/>
+      </w:pPr>
+      <w:r>
+        <w:rPr>
+          <w:rStyle w:val="VerbatimChar"/>
+        </w:rPr>
+        <w:t xml:space="preserve">bash run.sh --down &amp;&amp; bash run.sh</w:t>
+      </w:r>
+    </w:p>
+    <w:p>
+      <w:pPr>
+        <w:numPr>
+          <w:ilvl w:val="0"/>
+          <w:numId w:val="1039"/>
+        </w:numPr>
+        <w:pStyle w:val="Compact"/>
+      </w:pPr>
+      <w:r>
+        <w:t xml:space="preserve">Smoke test</w:t>
+      </w:r>
+      <w:r>
+        <w:t xml:space="preserve"> </w:t>
+      </w:r>
+      <w:r>
+        <w:rPr>
+          <w:rStyle w:val="VerbatimChar"/>
+        </w:rPr>
+        <w:t xml:space="preserve">--num-documents 1</w:t>
+      </w:r>
+      <w:r>
+        <w:t xml:space="preserve">.</w:t>
+      </w:r>
+    </w:p>
+    <w:p>
+      <w:pPr>
+        <w:pStyle w:val="Heading2"/>
+      </w:pPr>
+      <w:bookmarkStart w:id="54" w:name="part-h-print-friendly-operator-checklist"/>
+      <w:r>
+        <w:t xml:space="preserve">Part H: Print-friendly operator checklist</w:t>
+      </w:r>
+      <w:bookmarkEnd w:id="54"/>
+    </w:p>
+    <w:p>
+      <w:pPr>
+        <w:numPr>
+          <w:ilvl w:val="0"/>
+          <w:numId w:val="1040"/>
+        </w:numPr>
+        <w:pStyle w:val="Compact"/>
+      </w:pPr>
+      <w:r>
+        <w:t xml:space="preserve">☐ Backup</w:t>
+      </w:r>
+      <w:r>
+        <w:t xml:space="preserve"> </w:t>
+      </w:r>
+      <w:r>
+        <w:rPr>
+          <w:rStyle w:val="VerbatimChar"/>
+        </w:rPr>
+        <w:t xml:space="preserve">.env</w:t>
+      </w:r>
+      <w:r>
+        <w:t xml:space="preserve"> </w:t>
+      </w:r>
+      <w:r>
+        <w:t xml:space="preserve">and</w:t>
+      </w:r>
+      <w:r>
+        <w:t xml:space="preserve"> </w:t>
+      </w:r>
+      <w:r>
+        <w:rPr>
+          <w:rStyle w:val="VerbatimChar"/>
+        </w:rPr>
+        <w:t xml:space="preserve">config/config.vllm.yaml</w:t>
+      </w:r>
+    </w:p>
+    <w:p>
+      <w:pPr>
+        <w:numPr>
+          <w:ilvl w:val="0"/>
+          <w:numId w:val="1040"/>
+        </w:numPr>
+        <w:pStyle w:val="Compact"/>
+      </w:pPr>
+      <w:r>
+        <w:t xml:space="preserve">☐ Confirm</w:t>
+      </w:r>
+      <w:r>
+        <w:t xml:space="preserve"> </w:t>
+      </w:r>
+      <w:r>
+        <w:rPr>
+          <w:rStyle w:val="VerbatimChar"/>
+        </w:rPr>
+        <w:t xml:space="preserve">QAGREDO_PROFILE=vllm</w:t>
+      </w:r>
+    </w:p>
+    <w:p>
+      <w:pPr>
+        <w:numPr>
+          <w:ilvl w:val="0"/>
+          <w:numId w:val="1040"/>
+        </w:numPr>
+        <w:pStyle w:val="Compact"/>
+      </w:pPr>
+      <w:r>
+        <w:t xml:space="preserve">☐ Confirm correct UID/GID values</w:t>
+      </w:r>
+    </w:p>
+    <w:p>
+      <w:pPr>
+        <w:numPr>
+          <w:ilvl w:val="0"/>
+          <w:numId w:val="1040"/>
+        </w:numPr>
+        <w:pStyle w:val="Compact"/>
+      </w:pPr>
+      <w:r>
+        <w:t xml:space="preserve">☐ Confirm</w:t>
+      </w:r>
+      <w:r>
+        <w:t xml:space="preserve"> </w:t>
+      </w:r>
+      <w:r>
+        <w:rPr>
+          <w:rStyle w:val="VerbatimChar"/>
+        </w:rPr>
+        <w:t xml:space="preserve">qagredo-vllm:qwen35-localcuda</w:t>
+      </w:r>
+      <w:r>
+        <w:t xml:space="preserve"> </w:t>
+      </w:r>
+      <w:r>
+        <w:t xml:space="preserve">runtime source (external endpoint or local image)</w:t>
+      </w:r>
+    </w:p>
+    <w:p>
+      <w:pPr>
+        <w:numPr>
+          <w:ilvl w:val="0"/>
+          <w:numId w:val="1040"/>
+        </w:numPr>
+        <w:pStyle w:val="Compact"/>
+      </w:pPr>
+      <w:r>
+        <w:t xml:space="preserve">☐ Update compose image tags if needed</w:t>
+      </w:r>
+    </w:p>
+    <w:p>
+      <w:pPr>
+        <w:numPr>
+          <w:ilvl w:val="0"/>
+          <w:numId w:val="1040"/>
+        </w:numPr>
+        <w:pStyle w:val="Compact"/>
+      </w:pPr>
+      <w:r>
+        <w:t xml:space="preserve">☐ Update</w:t>
+      </w:r>
+      <w:r>
+        <w:t xml:space="preserve"> </w:t>
+      </w:r>
+      <w:r>
+        <w:rPr>
+          <w:rStyle w:val="VerbatimChar"/>
+        </w:rPr>
+        <w:t xml:space="preserve">llm.base_url</w:t>
+      </w:r>
+      <w:r>
+        <w:t xml:space="preserve"> </w:t>
       </w:r>
       <w:r>
         <w:t xml:space="preserve">/</w:t>
       </w:r>
       <w:r>
-        <w:rPr>
-          <w:rStyle w:val="VerbatimChar"/>
-        </w:rPr>
-        <w:t xml:space="preserve">HOST_GID</w:t>
-      </w:r>
-    </w:p>
-    <w:p>
-      <w:pPr>
-        <w:numPr>
-          <w:ilvl w:val="0"/>
-          <w:numId w:val="1033"/>
-        </w:numPr>
-        <w:pStyle w:val="Compact"/>
-      </w:pPr>
-      <w:r>
-        <w:t xml:space="preserve">Symptom: works in one stack, fails in QAGRedo</w:t>
+        <w:t xml:space="preserve"> </w:t>
+      </w:r>
+      <w:r>
+        <w:rPr>
+          <w:rStyle w:val="VerbatimChar"/>
+        </w:rPr>
+        <w:t xml:space="preserve">judge.base_url</w:t>
+      </w:r>
+    </w:p>
+    <w:p>
+      <w:pPr>
+        <w:numPr>
+          <w:ilvl w:val="0"/>
+          <w:numId w:val="1040"/>
+        </w:numPr>
+        <w:pStyle w:val="Compact"/>
+      </w:pPr>
+      <w:r>
+        <w:t xml:space="preserve">☐ Update</w:t>
+      </w:r>
+      <w:r>
+        <w:t xml:space="preserve"> </w:t>
+      </w:r>
+      <w:r>
+        <w:rPr>
+          <w:rStyle w:val="VerbatimChar"/>
+        </w:rPr>
+        <w:t xml:space="preserve">llm.model</w:t>
+      </w:r>
+      <w:r>
+        <w:t xml:space="preserve"> </w:t>
+      </w:r>
+      <w:r>
+        <w:t xml:space="preserve">/</w:t>
+      </w:r>
+      <w:r>
+        <w:t xml:space="preserve"> </w:t>
+      </w:r>
+      <w:r>
+        <w:rPr>
+          <w:rStyle w:val="VerbatimChar"/>
+        </w:rPr>
+        <w:t xml:space="preserve">judge.model</w:t>
+      </w:r>
+    </w:p>
+    <w:p>
+      <w:pPr>
+        <w:numPr>
+          <w:ilvl w:val="0"/>
+          <w:numId w:val="1040"/>
+        </w:numPr>
+        <w:pStyle w:val="Compact"/>
+      </w:pPr>
+      <w:r>
+        <w:t xml:space="preserve">☐ Run restart sequence (</w:t>
+      </w:r>
+      <w:r>
+        <w:rPr>
+          <w:rStyle w:val="VerbatimChar"/>
+        </w:rPr>
+        <w:t xml:space="preserve">--down</w:t>
+      </w:r>
+      <w:r>
+        <w:t xml:space="preserve">,</w:t>
+      </w:r>
+      <w:r>
+        <w:t xml:space="preserve"> </w:t>
+      </w:r>
+      <w:r>
+        <w:rPr>
+          <w:rStyle w:val="VerbatimChar"/>
+        </w:rPr>
+        <w:t xml:space="preserve">--status</w:t>
+      </w:r>
+      <w:r>
+        <w:t xml:space="preserve">,</w:t>
+      </w:r>
+      <w:r>
+        <w:t xml:space="preserve"> </w:t>
+      </w:r>
+      <w:r>
+        <w:rPr>
+          <w:rStyle w:val="VerbatimChar"/>
+        </w:rPr>
+        <w:t xml:space="preserve">--show-config</w:t>
+      </w:r>
+      <w:r>
+        <w:t xml:space="preserve">, then Part</w:t>
+      </w:r>
+      <w:r>
+        <w:t xml:space="preserve"> </w:t>
+      </w:r>
+      <w:r>
+        <w:rPr>
+          <w:b/>
+        </w:rPr>
+        <w:t xml:space="preserve">D1</w:t>
+      </w:r>
+      <w:r>
+        <w:t xml:space="preserve"> </w:t>
+      </w:r>
+      <w:r>
+        <w:t xml:space="preserve">or</w:t>
+      </w:r>
+      <w:r>
+        <w:t xml:space="preserve"> </w:t>
+      </w:r>
+      <w:r>
+        <w:rPr>
+          <w:b/>
+        </w:rPr>
+        <w:t xml:space="preserve">D2</w:t>
+      </w:r>
+      <w:r>
+        <w:t xml:space="preserve">)</w:t>
+      </w:r>
+    </w:p>
+    <w:p>
+      <w:pPr>
+        <w:numPr>
+          <w:ilvl w:val="0"/>
+          <w:numId w:val="1040"/>
+        </w:numPr>
+        <w:pStyle w:val="Compact"/>
+      </w:pPr>
+      <w:r>
+        <w:t xml:space="preserve">☐ Validate output and logs</w:t>
+      </w:r>
+    </w:p>
+    <w:p>
+      <w:pPr>
+        <w:numPr>
+          <w:ilvl w:val="0"/>
+          <w:numId w:val="1040"/>
+        </w:numPr>
+        <w:pStyle w:val="Compact"/>
+      </w:pPr>
+      <w:r>
+        <w:t xml:space="preserve">☐ Optional:</w:t>
+      </w:r>
+      <w:r>
+        <w:t xml:space="preserve"> </w:t>
+      </w:r>
+      <w:r>
+        <w:rPr>
+          <w:rStyle w:val="VerbatimChar"/>
+        </w:rPr>
+        <w:t xml:space="preserve">bash run.sh --summarize --latest --json</w:t>
+      </w:r>
+      <w:r>
+        <w:t xml:space="preserve"> </w:t>
+      </w:r>
+      <w:r>
+        <w:t xml:space="preserve">for</w:t>
+      </w:r>
+      <w:r>
+        <w:t xml:space="preserve"> </w:t>
+      </w:r>
+      <w:r>
+        <w:rPr>
+          <w:rStyle w:val="VerbatimChar"/>
+        </w:rPr>
+        <w:t xml:space="preserve">run_summary.json</w:t>
+      </w:r>
+      <w:r>
+        <w:t xml:space="preserve"> </w:t>
+      </w:r>
+      <w:r>
+        <w:t xml:space="preserve">(no pipeline rerun)</w:t>
+      </w:r>
+    </w:p>
+    <w:p>
+      <w:pPr>
+        <w:numPr>
+          <w:ilvl w:val="0"/>
+          <w:numId w:val="1040"/>
+        </w:numPr>
+        <w:pStyle w:val="Compact"/>
+      </w:pPr>
+      <w:r>
+        <w:t xml:space="preserve">☐ Optional:</w:t>
+      </w:r>
+      <w:r>
+        <w:t xml:space="preserve"> </w:t>
+      </w:r>
+      <w:r>
+        <w:rPr>
+          <w:rStyle w:val="VerbatimChar"/>
+        </w:rPr>
+        <w:t xml:space="preserve">bash run.sh --minimise</w:t>
+      </w:r>
+      <w:r>
+        <w:t xml:space="preserve"> </w:t>
+      </w:r>
+      <w:r>
+        <w:t xml:space="preserve">for</w:t>
+      </w:r>
+      <w:r>
+        <w:t xml:space="preserve"> </w:t>
+      </w:r>
+      <w:r>
+        <w:rPr>
+          <w:rStyle w:val="VerbatimChar"/>
+        </w:rPr>
+        <w:t xml:space="preserve">*_analysis_minimal.json</w:t>
+      </w:r>
+      <w:r>
+        <w:t xml:space="preserve"> </w:t>
+      </w:r>
+      <w:r>
+        <w:t xml:space="preserve">(no pipeline rerun)</w:t>
+      </w:r>
+    </w:p>
+    <w:p>
+      <w:pPr>
+        <w:numPr>
+          <w:ilvl w:val="0"/>
+          <w:numId w:val="1040"/>
+        </w:numPr>
+        <w:pStyle w:val="Compact"/>
+      </w:pPr>
+      <w:r>
+        <w:t xml:space="preserve">☐ Optional:</w:t>
+      </w:r>
+      <w:r>
+        <w:t xml:space="preserve"> </w:t>
+      </w:r>
+      <w:r>
+        <w:rPr>
+          <w:rStyle w:val="VerbatimChar"/>
+        </w:rPr>
+        <w:t xml:space="preserve">bash run.sh --minimise-good</w:t>
+      </w:r>
+      <w:r>
+        <w:t xml:space="preserve"> </w:t>
+      </w:r>
+      <w:r>
+        <w:t xml:space="preserve">/</w:t>
+      </w:r>
+      <w:r>
+        <w:t xml:space="preserve"> </w:t>
+      </w:r>
+      <w:r>
+        <w:rPr>
+          <w:rStyle w:val="VerbatimChar"/>
+        </w:rPr>
+        <w:t xml:space="preserve">--minimise-bad</w:t>
+      </w:r>
+      <w:r>
+        <w:t xml:space="preserve"> </w:t>
+      </w:r>
+      <w:r>
+        <w:t xml:space="preserve">for per-doc split files (no pipeline rerun)</w:t>
+      </w:r>
+    </w:p>
+    <w:p>
+      <w:pPr>
+        <w:numPr>
+          <w:ilvl w:val="0"/>
+          <w:numId w:val="1040"/>
+        </w:numPr>
+        <w:pStyle w:val="Compact"/>
+      </w:pPr>
+      <w:r>
+        <w:t xml:space="preserve">☐ Keep rollback artifacts until completion sign-off</w:t>
+      </w:r>
+    </w:p>
+    <w:p>
+      <w:pPr>
+        <w:pStyle w:val="Heading2"/>
+      </w:pPr>
+      <w:bookmarkStart w:id="55" w:name="Xac2394fede359f00c9c01e2dde2a58efb3a6345"/>
+      <w:r>
+        <w:t xml:space="preserve">Part I: Where to change GPU count, GPU devices, model path, and input data path</w:t>
+      </w:r>
+      <w:bookmarkEnd w:id="55"/>
+    </w:p>
+    <w:p>
+      <w:pPr>
+        <w:pStyle w:val="FirstParagraph"/>
+      </w:pPr>
+      <w:r>
+        <w:t xml:space="preserve">This section answers exactly where to edit for siteserver operations.</w:t>
+      </w:r>
+    </w:p>
+    <w:p>
+      <w:pPr>
+        <w:pStyle w:val="Heading3"/>
+      </w:pPr>
+      <w:bookmarkStart w:id="56" w:name="X0921eeb82bfab26a3d07162ac3183959006cab3"/>
+      <w:r>
+        <w:t xml:space="preserve">I1) Change to 4 GPUs (vLLM tensor parallel / capacity)</w:t>
+      </w:r>
+      <w:bookmarkEnd w:id="56"/>
+    </w:p>
+    <w:p>
+      <w:pPr>
+        <w:pStyle w:val="FirstParagraph"/>
+      </w:pPr>
+      <w:r>
+        <w:t xml:space="preserve">Primary places:</w:t>
+      </w:r>
+    </w:p>
+    <w:p>
+      <w:pPr>
+        <w:numPr>
+          <w:ilvl w:val="0"/>
+          <w:numId w:val="1041"/>
+        </w:numPr>
+        <w:pStyle w:val="Compact"/>
+      </w:pPr>
+      <w:r>
+        <w:rPr>
+          <w:rStyle w:val="VerbatimChar"/>
+        </w:rPr>
+        <w:t xml:space="preserve">.env</w:t>
       </w:r>
     </w:p>
     <w:p>
       <w:pPr>
         <w:numPr>
           <w:ilvl w:val="1"/>
-          <w:numId w:val="1038"/>
-        </w:numPr>
-        <w:pStyle w:val="Compact"/>
-      </w:pPr>
-      <w:r>
-        <w:t xml:space="preserve">endpoint path mismatch (</w:t>
-      </w:r>
-      <w:r>
-        <w:rPr>
-          <w:rStyle w:val="VerbatimChar"/>
-        </w:rPr>
-        <w:t xml:space="preserve">/v1</w:t>
-      </w:r>
-      <w:r>
-        <w:t xml:space="preserve">) or different served model alias</w:t>
-      </w:r>
-    </w:p>
-    <w:p>
-      <w:pPr>
-        <w:pStyle w:val="Heading2"/>
-      </w:pPr>
-      <w:bookmarkStart w:id="50" w:name="part-g-rollback-plan-ready-before-change"/>
-      <w:r>
-        <w:t xml:space="preserve">Part G: Rollback plan (ready before change)</w:t>
-      </w:r>
-      <w:bookmarkEnd w:id="50"/>
-    </w:p>
-    <w:p>
-      <w:pPr>
-        <w:pStyle w:val="FirstParagraph"/>
-      </w:pPr>
-      <w:r>
-        <w:t xml:space="preserve">Rollback triggers:</w:t>
-      </w:r>
-    </w:p>
-    <w:p>
-      <w:pPr>
-        <w:numPr>
-          <w:ilvl w:val="0"/>
-          <w:numId w:val="1039"/>
-        </w:numPr>
-        <w:pStyle w:val="Compact"/>
-      </w:pPr>
-      <w:r>
-        <w:t xml:space="preserve">repeated generator/judge failures after config correction</w:t>
-      </w:r>
-    </w:p>
-    <w:p>
-      <w:pPr>
-        <w:numPr>
-          <w:ilvl w:val="0"/>
-          <w:numId w:val="1039"/>
-        </w:numPr>
-        <w:pStyle w:val="Compact"/>
-      </w:pPr>
-      <w:r>
-        <w:t xml:space="preserve">incompatible runtime behavior</w:t>
-      </w:r>
-    </w:p>
-    <w:p>
-      <w:pPr>
-        <w:numPr>
-          <w:ilvl w:val="0"/>
-          <w:numId w:val="1039"/>
-        </w:numPr>
-        <w:pStyle w:val="Compact"/>
-      </w:pPr>
-      <w:r>
-        <w:t xml:space="preserve">unstable response under smoke test</w:t>
-      </w:r>
-    </w:p>
-    <w:p>
-      <w:pPr>
-        <w:pStyle w:val="FirstParagraph"/>
-      </w:pPr>
-      <w:r>
-        <w:t xml:space="preserve">Rollback steps:</w:t>
-      </w:r>
-    </w:p>
-    <w:p>
-      <w:pPr>
-        <w:numPr>
-          <w:ilvl w:val="0"/>
-          <w:numId w:val="1040"/>
-        </w:numPr>
-        <w:pStyle w:val="Compact"/>
-      </w:pPr>
-      <w:r>
-        <w:t xml:space="preserve">Restore</w:t>
-      </w:r>
-      <w:r>
-        <w:t xml:space="preserve"> </w:t>
-      </w:r>
-      <w:r>
-        <w:rPr>
-          <w:rStyle w:val="VerbatimChar"/>
-        </w:rPr>
-        <w:t xml:space="preserve">.env</w:t>
-      </w:r>
-      <w:r>
-        <w:t xml:space="preserve"> </w:t>
-      </w:r>
-      <w:r>
-        <w:t xml:space="preserve">backup.</w:t>
-      </w:r>
-    </w:p>
-    <w:p>
-      <w:pPr>
-        <w:numPr>
-          <w:ilvl w:val="0"/>
-          <w:numId w:val="1040"/>
-        </w:numPr>
-        <w:pStyle w:val="Compact"/>
-      </w:pPr>
-      <w:r>
-        <w:t xml:space="preserve">Restore</w:t>
-      </w:r>
-      <w:r>
-        <w:t xml:space="preserve"> </w:t>
-      </w:r>
-      <w:r>
-        <w:rPr>
-          <w:rStyle w:val="VerbatimChar"/>
-        </w:rPr>
-        <w:t xml:space="preserve">config/config.vllm.yaml</w:t>
-      </w:r>
-      <w:r>
-        <w:t xml:space="preserve"> </w:t>
-      </w:r>
-      <w:r>
-        <w:t xml:space="preserve">backup.</w:t>
-      </w:r>
-    </w:p>
-    <w:p>
-      <w:pPr>
-        <w:numPr>
-          <w:ilvl w:val="0"/>
-          <w:numId w:val="1040"/>
-        </w:numPr>
-        <w:pStyle w:val="Compact"/>
-      </w:pPr>
-      <w:r>
-        <w:t xml:space="preserve">Restore compose image tags (if changed).</w:t>
-      </w:r>
-    </w:p>
-    <w:p>
-      <w:pPr>
-        <w:numPr>
-          <w:ilvl w:val="0"/>
-          <w:numId w:val="1040"/>
-        </w:numPr>
-        <w:pStyle w:val="Compact"/>
-      </w:pPr>
-      <w:r>
-        <w:rPr>
-          <w:rStyle w:val="VerbatimChar"/>
-        </w:rPr>
-        <w:t xml:space="preserve">bash run.sh --down &amp;&amp; bash run.sh</w:t>
-      </w:r>
-    </w:p>
-    <w:p>
-      <w:pPr>
-        <w:numPr>
-          <w:ilvl w:val="0"/>
-          <w:numId w:val="1040"/>
-        </w:numPr>
-        <w:pStyle w:val="Compact"/>
-      </w:pPr>
-      <w:r>
-        <w:t xml:space="preserve">Smoke test</w:t>
-      </w:r>
-      <w:r>
-        <w:t xml:space="preserve"> </w:t>
-      </w:r>
-      <w:r>
-        <w:rPr>
-          <w:rStyle w:val="VerbatimChar"/>
-        </w:rPr>
-        <w:t xml:space="preserve">--num-documents 1</w:t>
-      </w:r>
-      <w:r>
-        <w:t xml:space="preserve">.</w:t>
-      </w:r>
-    </w:p>
-    <w:p>
-      <w:pPr>
-        <w:pStyle w:val="Heading2"/>
-      </w:pPr>
-      <w:bookmarkStart w:id="51" w:name="part-h-print-friendly-operator-checklist"/>
-      <w:r>
-        <w:t xml:space="preserve">Part H: Print-friendly operator checklist</w:t>
-      </w:r>
-      <w:bookmarkEnd w:id="51"/>
+          <w:numId w:val="1042"/>
+        </w:numPr>
+        <w:pStyle w:val="Compact"/>
+      </w:pPr>
+      <w:r>
+        <w:rPr>
+          <w:rStyle w:val="VerbatimChar"/>
+        </w:rPr>
+        <w:t xml:space="preserve">QAGREDO_GPU_COUNT=4</w:t>
+      </w:r>
+      <w:r>
+        <w:t xml:space="preserve"> </w:t>
+      </w:r>
+      <w:r>
+        <w:t xml:space="preserve">(overall GPU request used by profile stack)</w:t>
+      </w:r>
+    </w:p>
+    <w:p>
+      <w:pPr>
+        <w:numPr>
+          <w:ilvl w:val="1"/>
+          <w:numId w:val="1042"/>
+        </w:numPr>
+        <w:pStyle w:val="Compact"/>
+      </w:pPr>
+      <w:r>
+        <w:rPr>
+          <w:rStyle w:val="VerbatimChar"/>
+        </w:rPr>
+        <w:t xml:space="preserve">VLLM_TP_SIZE=2</w:t>
+      </w:r>
+      <w:r>
+        <w:t xml:space="preserve"> </w:t>
+      </w:r>
+      <w:r>
+        <w:t xml:space="preserve">and</w:t>
+      </w:r>
+      <w:r>
+        <w:t xml:space="preserve"> </w:t>
+      </w:r>
+      <w:r>
+        <w:rPr>
+          <w:rStyle w:val="VerbatimChar"/>
+        </w:rPr>
+        <w:t xml:space="preserve">VLLM_JUDGE_TP_SIZE=2</w:t>
+      </w:r>
+      <w:r>
+        <w:t xml:space="preserve"> </w:t>
+      </w:r>
+      <w:r>
+        <w:t xml:space="preserve">for 4-GPU split (2 for generator, 2 for judge), or choose your intended split</w:t>
+      </w:r>
+    </w:p>
+    <w:p>
+      <w:pPr>
+        <w:numPr>
+          <w:ilvl w:val="1"/>
+          <w:numId w:val="1042"/>
+        </w:numPr>
+        <w:pStyle w:val="Compact"/>
+      </w:pPr>
+      <w:r>
+        <w:rPr>
+          <w:rStyle w:val="VerbatimChar"/>
+        </w:rPr>
+        <w:t xml:space="preserve">QAGREDO_VLLM_COMPOSE_EXTRA=docker-compose.vllm-siteserver.yml</w:t>
+      </w:r>
+      <w:r>
+        <w:t xml:space="preserve"> </w:t>
+      </w:r>
+      <w:r>
+        <w:t xml:space="preserve">(recommended when using 4-GPU override compose file)</w:t>
+      </w:r>
     </w:p>
     <w:p>
       <w:pPr>
@@ -2699,295 +5213,19 @@
         <w:pStyle w:val="Compact"/>
       </w:pPr>
       <w:r>
-        <w:t xml:space="preserve">☐ Backup</w:t>
-      </w:r>
-      <w:r>
-        <w:t xml:space="preserve"> </w:t>
-      </w:r>
-      <w:r>
-        <w:rPr>
-          <w:rStyle w:val="VerbatimChar"/>
-        </w:rPr>
-        <w:t xml:space="preserve">.env</w:t>
-      </w:r>
-      <w:r>
-        <w:t xml:space="preserve"> </w:t>
-      </w:r>
-      <w:r>
-        <w:t xml:space="preserve">and</w:t>
-      </w:r>
-      <w:r>
-        <w:t xml:space="preserve"> </w:t>
-      </w:r>
-      <w:r>
-        <w:rPr>
-          <w:rStyle w:val="VerbatimChar"/>
-        </w:rPr>
-        <w:t xml:space="preserve">config/config.vllm.yaml</w:t>
-      </w:r>
-    </w:p>
-    <w:p>
-      <w:pPr>
-        <w:numPr>
-          <w:ilvl w:val="0"/>
-          <w:numId w:val="1041"/>
-        </w:numPr>
-        <w:pStyle w:val="Compact"/>
-      </w:pPr>
-      <w:r>
-        <w:t xml:space="preserve">☐ Confirm</w:t>
-      </w:r>
-      <w:r>
-        <w:t xml:space="preserve"> </w:t>
-      </w:r>
-      <w:r>
-        <w:rPr>
-          <w:rStyle w:val="VerbatimChar"/>
-        </w:rPr>
-        <w:t xml:space="preserve">QAGREDO_PROFILE=vllm</w:t>
-      </w:r>
-    </w:p>
-    <w:p>
-      <w:pPr>
-        <w:numPr>
-          <w:ilvl w:val="0"/>
-          <w:numId w:val="1041"/>
-        </w:numPr>
-        <w:pStyle w:val="Compact"/>
-      </w:pPr>
-      <w:r>
-        <w:t xml:space="preserve">☐ Confirm correct UID/GID values</w:t>
-      </w:r>
-    </w:p>
-    <w:p>
-      <w:pPr>
-        <w:numPr>
-          <w:ilvl w:val="0"/>
-          <w:numId w:val="1041"/>
-        </w:numPr>
-        <w:pStyle w:val="Compact"/>
-      </w:pPr>
-      <w:r>
-        <w:t xml:space="preserve">☐ Confirm</w:t>
-      </w:r>
-      <w:r>
-        <w:t xml:space="preserve"> </w:t>
-      </w:r>
-      <w:r>
-        <w:rPr>
-          <w:rStyle w:val="VerbatimChar"/>
-        </w:rPr>
-        <w:t xml:space="preserve">0.18.1</w:t>
-      </w:r>
-      <w:r>
-        <w:t xml:space="preserve"> </w:t>
-      </w:r>
-      <w:r>
-        <w:t xml:space="preserve">runtime source (external endpoint or local image)</w:t>
-      </w:r>
-    </w:p>
-    <w:p>
-      <w:pPr>
-        <w:numPr>
-          <w:ilvl w:val="0"/>
-          <w:numId w:val="1041"/>
-        </w:numPr>
-        <w:pStyle w:val="Compact"/>
-      </w:pPr>
-      <w:r>
-        <w:t xml:space="preserve">☐ Update compose image tags if needed</w:t>
-      </w:r>
-    </w:p>
-    <w:p>
-      <w:pPr>
-        <w:numPr>
-          <w:ilvl w:val="0"/>
-          <w:numId w:val="1041"/>
-        </w:numPr>
-        <w:pStyle w:val="Compact"/>
-      </w:pPr>
-      <w:r>
-        <w:t xml:space="preserve">☐ Update</w:t>
-      </w:r>
-      <w:r>
-        <w:t xml:space="preserve"> </w:t>
-      </w:r>
-      <w:r>
-        <w:rPr>
-          <w:rStyle w:val="VerbatimChar"/>
-        </w:rPr>
-        <w:t xml:space="preserve">llm.base_url</w:t>
-      </w:r>
-      <w:r>
-        <w:t xml:space="preserve"> </w:t>
-      </w:r>
-      <w:r>
-        <w:t xml:space="preserve">/</w:t>
-      </w:r>
-      <w:r>
-        <w:t xml:space="preserve"> </w:t>
-      </w:r>
-      <w:r>
-        <w:rPr>
-          <w:rStyle w:val="VerbatimChar"/>
-        </w:rPr>
-        <w:t xml:space="preserve">judge.base_url</w:t>
-      </w:r>
-    </w:p>
-    <w:p>
-      <w:pPr>
-        <w:numPr>
-          <w:ilvl w:val="0"/>
-          <w:numId w:val="1041"/>
-        </w:numPr>
-        <w:pStyle w:val="Compact"/>
-      </w:pPr>
-      <w:r>
-        <w:t xml:space="preserve">☐ Update</w:t>
-      </w:r>
-      <w:r>
-        <w:t xml:space="preserve"> </w:t>
-      </w:r>
-      <w:r>
-        <w:rPr>
-          <w:rStyle w:val="VerbatimChar"/>
-        </w:rPr>
-        <w:t xml:space="preserve">llm.model</w:t>
-      </w:r>
-      <w:r>
-        <w:t xml:space="preserve"> </w:t>
-      </w:r>
-      <w:r>
-        <w:t xml:space="preserve">/</w:t>
-      </w:r>
-      <w:r>
-        <w:t xml:space="preserve"> </w:t>
-      </w:r>
-      <w:r>
-        <w:rPr>
-          <w:rStyle w:val="VerbatimChar"/>
-        </w:rPr>
-        <w:t xml:space="preserve">judge.model</w:t>
-      </w:r>
-    </w:p>
-    <w:p>
-      <w:pPr>
-        <w:numPr>
-          <w:ilvl w:val="0"/>
-          <w:numId w:val="1041"/>
-        </w:numPr>
-        <w:pStyle w:val="Compact"/>
-      </w:pPr>
-      <w:r>
-        <w:t xml:space="preserve">☐ Run restart sequence (</w:t>
-      </w:r>
-      <w:r>
-        <w:rPr>
-          <w:rStyle w:val="VerbatimChar"/>
-        </w:rPr>
-        <w:t xml:space="preserve">--down</w:t>
-      </w:r>
-      <w:r>
-        <w:t xml:space="preserve">,</w:t>
-      </w:r>
-      <w:r>
-        <w:t xml:space="preserve"> </w:t>
-      </w:r>
-      <w:r>
-        <w:rPr>
-          <w:rStyle w:val="VerbatimChar"/>
-        </w:rPr>
-        <w:t xml:space="preserve">--status</w:t>
-      </w:r>
-      <w:r>
-        <w:t xml:space="preserve">,</w:t>
-      </w:r>
-      <w:r>
-        <w:t xml:space="preserve"> </w:t>
-      </w:r>
-      <w:r>
-        <w:rPr>
-          <w:rStyle w:val="VerbatimChar"/>
-        </w:rPr>
-        <w:t xml:space="preserve">--show-config</w:t>
-      </w:r>
-      <w:r>
-        <w:t xml:space="preserve">, smoke run)</w:t>
-      </w:r>
-    </w:p>
-    <w:p>
-      <w:pPr>
-        <w:numPr>
-          <w:ilvl w:val="0"/>
-          <w:numId w:val="1041"/>
-        </w:numPr>
-        <w:pStyle w:val="Compact"/>
-      </w:pPr>
-      <w:r>
-        <w:t xml:space="preserve">☐ Validate output and logs</w:t>
-      </w:r>
-    </w:p>
-    <w:p>
-      <w:pPr>
-        <w:numPr>
-          <w:ilvl w:val="0"/>
-          <w:numId w:val="1041"/>
-        </w:numPr>
-        <w:pStyle w:val="Compact"/>
-      </w:pPr>
-      <w:r>
-        <w:t xml:space="preserve">☐ Keep rollback artifacts until completion sign-off</w:t>
-      </w:r>
-    </w:p>
-    <w:p>
-      <w:pPr>
-        <w:pStyle w:val="Heading2"/>
-      </w:pPr>
-      <w:bookmarkStart w:id="52" w:name="Xac2394fede359f00c9c01e2dde2a58efb3a6345"/>
-      <w:r>
-        <w:t xml:space="preserve">Part I: Where to change GPU count, GPU devices, model path, and input data path</w:t>
-      </w:r>
-      <w:bookmarkEnd w:id="52"/>
-    </w:p>
-    <w:p>
-      <w:pPr>
-        <w:pStyle w:val="FirstParagraph"/>
-      </w:pPr>
-      <w:r>
-        <w:t xml:space="preserve">This section answers exactly where to edit for redserver operations.</w:t>
-      </w:r>
-    </w:p>
-    <w:p>
-      <w:pPr>
-        <w:pStyle w:val="Heading3"/>
-      </w:pPr>
-      <w:bookmarkStart w:id="53" w:name="X0921eeb82bfab26a3d07162ac3183959006cab3"/>
-      <w:r>
-        <w:t xml:space="preserve">I1) Change to 4 GPUs (vLLM tensor parallel / capacity)</w:t>
-      </w:r>
-      <w:bookmarkEnd w:id="53"/>
-    </w:p>
-    <w:p>
-      <w:pPr>
-        <w:pStyle w:val="FirstParagraph"/>
-      </w:pPr>
-      <w:r>
-        <w:t xml:space="preserve">Primary places:</w:t>
-      </w:r>
-    </w:p>
-    <w:p>
-      <w:pPr>
-        <w:numPr>
-          <w:ilvl w:val="0"/>
-          <w:numId w:val="1042"/>
-        </w:numPr>
-        <w:pStyle w:val="Compact"/>
-      </w:pPr>
-      <w:r>
-        <w:rPr>
-          <w:rStyle w:val="VerbatimChar"/>
-        </w:rPr>
-        <w:t xml:space="preserve">.env</w:t>
+        <w:t xml:space="preserve">Compose override file (usually</w:t>
+      </w:r>
+      <w:r>
+        <w:t xml:space="preserve"> </w:t>
+      </w:r>
+      <w:r>
+        <w:rPr>
+          <w:rStyle w:val="VerbatimChar"/>
+        </w:rPr>
+        <w:t xml:space="preserve">docker-compose.vllm-siteserver.yml</w:t>
+      </w:r>
+      <w:r>
+        <w:t xml:space="preserve">)</w:t>
       </w:r>
     </w:p>
     <w:p>
@@ -2999,16 +5237,16 @@
         <w:pStyle w:val="Compact"/>
       </w:pPr>
       <w:r>
-        <w:rPr>
-          <w:rStyle w:val="VerbatimChar"/>
-        </w:rPr>
-        <w:t xml:space="preserve">QAGREDO_GPU_COUNT=4</w:t>
-      </w:r>
-      <w:r>
-        <w:t xml:space="preserve"> </w:t>
-      </w:r>
-      <w:r>
-        <w:t xml:space="preserve">(overall GPU request used by profile stack)</w:t>
+        <w:t xml:space="preserve">Set per-service GPU device mapping (</w:t>
+      </w:r>
+      <w:r>
+        <w:rPr>
+          <w:rStyle w:val="VerbatimChar"/>
+        </w:rPr>
+        <w:t xml:space="preserve">device_ids</w:t>
+      </w:r>
+      <w:r>
+        <w:t xml:space="preserve">) to explicit GPU indices</w:t>
       </w:r>
     </w:p>
     <w:p>
@@ -3020,16 +5258,885 @@
         <w:pStyle w:val="Compact"/>
       </w:pPr>
       <w:r>
+        <w:t xml:space="preserve">Ensure generator and judge services each get the intended GPUs</w:t>
+      </w:r>
+    </w:p>
+    <w:p>
+      <w:pPr>
+        <w:pStyle w:val="FirstParagraph"/>
+      </w:pPr>
+      <w:r>
+        <w:t xml:space="preserve">Recommended validation:</w:t>
+      </w:r>
+    </w:p>
+    <w:p>
+      <w:pPr>
+        <w:numPr>
+          <w:ilvl w:val="0"/>
+          <w:numId w:val="1044"/>
+        </w:numPr>
+        <w:pStyle w:val="Compact"/>
+      </w:pPr>
+      <w:r>
+        <w:rPr>
+          <w:rStyle w:val="VerbatimChar"/>
+        </w:rPr>
+        <w:t xml:space="preserve">bash run.sh --show-config</w:t>
+      </w:r>
+    </w:p>
+    <w:p>
+      <w:pPr>
+        <w:numPr>
+          <w:ilvl w:val="0"/>
+          <w:numId w:val="1044"/>
+        </w:numPr>
+        <w:pStyle w:val="Compact"/>
+      </w:pPr>
+      <w:r>
+        <w:rPr>
+          <w:rStyle w:val="VerbatimChar"/>
+        </w:rPr>
+        <w:t xml:space="preserve">bash run.sh --status</w:t>
+      </w:r>
+    </w:p>
+    <w:p>
+      <w:pPr>
+        <w:numPr>
+          <w:ilvl w:val="0"/>
+          <w:numId w:val="1044"/>
+        </w:numPr>
+        <w:pStyle w:val="Compact"/>
+      </w:pPr>
+      <w:r>
+        <w:rPr>
+          <w:rStyle w:val="VerbatimChar"/>
+        </w:rPr>
+        <w:t xml:space="preserve">docker compose -f docker-compose.vllm-stack.yml -f docker-compose.vllm-siteserver.yml config</w:t>
+      </w:r>
+      <w:r>
+        <w:t xml:space="preserve"> </w:t>
+      </w:r>
+      <w:r>
+        <w:t xml:space="preserve">(inspect rendered final config)</w:t>
+      </w:r>
+    </w:p>
+    <w:p>
+      <w:pPr>
+        <w:pStyle w:val="Heading3"/>
+      </w:pPr>
+      <w:bookmarkStart w:id="57" w:name="X43f005d0cd2a5c534770cebfe6561de337db208"/>
+      <w:r>
+        <w:t xml:space="preserve">I2) Change which GPU devices are used (the GPU itself)</w:t>
+      </w:r>
+      <w:bookmarkEnd w:id="57"/>
+    </w:p>
+    <w:p>
+      <w:pPr>
+        <w:pStyle w:val="FirstParagraph"/>
+      </w:pPr>
+      <w:r>
+        <w:t xml:space="preserve">Where to edit:</w:t>
+      </w:r>
+    </w:p>
+    <w:p>
+      <w:pPr>
+        <w:numPr>
+          <w:ilvl w:val="0"/>
+          <w:numId w:val="1045"/>
+        </w:numPr>
+        <w:pStyle w:val="Compact"/>
+      </w:pPr>
+      <w:r>
+        <w:rPr>
+          <w:rStyle w:val="VerbatimChar"/>
+        </w:rPr>
+        <w:t xml:space="preserve">docker-compose.vllm-siteserver.yml</w:t>
+      </w:r>
+      <w:r>
+        <w:t xml:space="preserve"> </w:t>
+      </w:r>
+      <w:r>
+        <w:t xml:space="preserve">(or whichever compose file is active)</w:t>
+      </w:r>
+    </w:p>
+    <w:p>
+      <w:pPr>
+        <w:numPr>
+          <w:ilvl w:val="1"/>
+          <w:numId w:val="1046"/>
+        </w:numPr>
+        <w:pStyle w:val="Compact"/>
+      </w:pPr>
+      <w:r>
+        <w:t xml:space="preserve">In each vLLM service (</w:t>
+      </w:r>
+      <w:r>
+        <w:rPr>
+          <w:rStyle w:val="VerbatimChar"/>
+        </w:rPr>
+        <w:t xml:space="preserve">vllm</w:t>
+      </w:r>
+      <w:r>
+        <w:t xml:space="preserve">,</w:t>
+      </w:r>
+      <w:r>
+        <w:t xml:space="preserve"> </w:t>
+      </w:r>
+      <w:r>
+        <w:rPr>
+          <w:rStyle w:val="VerbatimChar"/>
+        </w:rPr>
+        <w:t xml:space="preserve">vllm-judge</w:t>
+      </w:r>
+      <w:r>
+        <w:t xml:space="preserve">), edit GPU device selectors (</w:t>
+      </w:r>
+      <w:r>
+        <w:rPr>
+          <w:rStyle w:val="VerbatimChar"/>
+        </w:rPr>
+        <w:t xml:space="preserve">device_ids</w:t>
+      </w:r>
+      <w:r>
+        <w:t xml:space="preserve">)</w:t>
+      </w:r>
+    </w:p>
+    <w:p>
+      <w:pPr>
+        <w:numPr>
+          <w:ilvl w:val="1"/>
+          <w:numId w:val="1046"/>
+        </w:numPr>
+        <w:pStyle w:val="Compact"/>
+      </w:pPr>
+      <w:r>
+        <w:t xml:space="preserve">Example strategy:</w:t>
+      </w:r>
+    </w:p>
+    <w:p>
+      <w:pPr>
+        <w:numPr>
+          <w:ilvl w:val="2"/>
+          <w:numId w:val="1047"/>
+        </w:numPr>
+        <w:pStyle w:val="Compact"/>
+      </w:pPr>
+      <w:r>
+        <w:t xml:space="preserve">generator -&gt; GPUs</w:t>
+      </w:r>
+      <w:r>
+        <w:t xml:space="preserve"> </w:t>
+      </w:r>
+      <w:r>
+        <w:rPr>
+          <w:rStyle w:val="VerbatimChar"/>
+        </w:rPr>
+        <w:t xml:space="preserve">0,1</w:t>
+      </w:r>
+    </w:p>
+    <w:p>
+      <w:pPr>
+        <w:numPr>
+          <w:ilvl w:val="2"/>
+          <w:numId w:val="1047"/>
+        </w:numPr>
+        <w:pStyle w:val="Compact"/>
+      </w:pPr>
+      <w:r>
+        <w:t xml:space="preserve">judge -&gt; GPUs</w:t>
+      </w:r>
+      <w:r>
+        <w:t xml:space="preserve"> </w:t>
+      </w:r>
+      <w:r>
+        <w:rPr>
+          <w:rStyle w:val="VerbatimChar"/>
+        </w:rPr>
+        <w:t xml:space="preserve">2,3</w:t>
+      </w:r>
+    </w:p>
+    <w:p>
+      <w:pPr>
+        <w:pStyle w:val="FirstParagraph"/>
+      </w:pPr>
+      <w:r>
+        <w:t xml:space="preserve">Notes:</w:t>
+      </w:r>
+    </w:p>
+    <w:p>
+      <w:pPr>
+        <w:numPr>
+          <w:ilvl w:val="0"/>
+          <w:numId w:val="1048"/>
+        </w:numPr>
+        <w:pStyle w:val="Compact"/>
+      </w:pPr>
+      <w:r>
+        <w:t xml:space="preserve">Keep device mapping non-overlapping unless intentionally sharing.</w:t>
+      </w:r>
+    </w:p>
+    <w:p>
+      <w:pPr>
+        <w:numPr>
+          <w:ilvl w:val="0"/>
+          <w:numId w:val="1048"/>
+        </w:numPr>
+        <w:pStyle w:val="Compact"/>
+      </w:pPr>
+      <w:r>
+        <w:t xml:space="preserve">If the server has MIG or custom scheduling, follow site GPU policy.</w:t>
+      </w:r>
+    </w:p>
+    <w:p>
+      <w:pPr>
+        <w:pStyle w:val="Heading3"/>
+      </w:pPr>
+      <w:bookmarkStart w:id="58" w:name="i3-change-model-paths"/>
+      <w:r>
+        <w:t xml:space="preserve">I3) Change model paths</w:t>
+      </w:r>
+      <w:bookmarkEnd w:id="58"/>
+    </w:p>
+    <w:p>
+      <w:pPr>
+        <w:pStyle w:val="FirstParagraph"/>
+      </w:pPr>
+      <w:r>
+        <w:t xml:space="preserve">Depends on profile:</w:t>
+      </w:r>
+    </w:p>
+    <w:p>
+      <w:pPr>
+        <w:numPr>
+          <w:ilvl w:val="0"/>
+          <w:numId w:val="1049"/>
+        </w:numPr>
+        <w:pStyle w:val="Compact"/>
+      </w:pPr>
+      <w:r>
+        <w:t xml:space="preserve">vLLM profile:</w:t>
+      </w:r>
+    </w:p>
+    <w:p>
+      <w:pPr>
+        <w:numPr>
+          <w:ilvl w:val="1"/>
+          <w:numId w:val="1050"/>
+        </w:numPr>
+        <w:pStyle w:val="Compact"/>
+      </w:pPr>
+      <w:r>
+        <w:rPr>
+          <w:rStyle w:val="VerbatimChar"/>
+        </w:rPr>
+        <w:t xml:space="preserve">.env</w:t>
+      </w:r>
+      <w:r>
+        <w:t xml:space="preserve">:</w:t>
+      </w:r>
+    </w:p>
+    <w:p>
+      <w:pPr>
+        <w:numPr>
+          <w:ilvl w:val="2"/>
+          <w:numId w:val="1051"/>
+        </w:numPr>
+        <w:pStyle w:val="Compact"/>
+      </w:pPr>
+      <w:r>
+        <w:rPr>
+          <w:rStyle w:val="VerbatimChar"/>
+        </w:rPr>
+        <w:t xml:space="preserve">VLLM_MODEL</w:t>
+      </w:r>
+      <w:r>
+        <w:t xml:space="preserve"> </w:t>
+      </w:r>
+      <w:r>
+        <w:t xml:space="preserve">(generator model path)</w:t>
+      </w:r>
+    </w:p>
+    <w:p>
+      <w:pPr>
+        <w:numPr>
+          <w:ilvl w:val="2"/>
+          <w:numId w:val="1051"/>
+        </w:numPr>
+        <w:pStyle w:val="Compact"/>
+      </w:pPr>
+      <w:r>
+        <w:rPr>
+          <w:rStyle w:val="VerbatimChar"/>
+        </w:rPr>
+        <w:t xml:space="preserve">VLLM_JUDGE_MODEL</w:t>
+      </w:r>
+      <w:r>
+        <w:t xml:space="preserve"> </w:t>
+      </w:r>
+      <w:r>
+        <w:t xml:space="preserve">(judge model path)</w:t>
+      </w:r>
+    </w:p>
+    <w:p>
+      <w:pPr>
+        <w:numPr>
+          <w:ilvl w:val="1"/>
+          <w:numId w:val="1050"/>
+        </w:numPr>
+        <w:pStyle w:val="Compact"/>
+      </w:pPr>
+      <w:r>
+        <w:t xml:space="preserve">Ensure path exists on host and is mounted/visible in container according to compose.</w:t>
+      </w:r>
+    </w:p>
+    <w:p>
+      <w:pPr>
+        <w:numPr>
+          <w:ilvl w:val="0"/>
+          <w:numId w:val="1049"/>
+        </w:numPr>
+        <w:pStyle w:val="Compact"/>
+      </w:pPr>
+      <w:r>
+        <w:t xml:space="preserve">kubeflow profile:</w:t>
+      </w:r>
+    </w:p>
+    <w:p>
+      <w:pPr>
+        <w:numPr>
+          <w:ilvl w:val="1"/>
+          <w:numId w:val="1052"/>
+        </w:numPr>
+        <w:pStyle w:val="Compact"/>
+      </w:pPr>
+      <w:r>
+        <w:rPr>
+          <w:rStyle w:val="VerbatimChar"/>
+        </w:rPr>
+        <w:t xml:space="preserve">.env</w:t>
+      </w:r>
+      <w:r>
+        <w:t xml:space="preserve">:</w:t>
+      </w:r>
+    </w:p>
+    <w:p>
+      <w:pPr>
+        <w:numPr>
+          <w:ilvl w:val="2"/>
+          <w:numId w:val="1053"/>
+        </w:numPr>
+        <w:pStyle w:val="Compact"/>
+      </w:pPr>
+      <w:r>
+        <w:rPr>
+          <w:rStyle w:val="VerbatimChar"/>
+        </w:rPr>
+        <w:t xml:space="preserve">QAGREDO_MODELS_DIR=&lt;host-model-dir&gt;</w:t>
+      </w:r>
+    </w:p>
+    <w:p>
+      <w:pPr>
+        <w:numPr>
+          <w:ilvl w:val="1"/>
+          <w:numId w:val="1052"/>
+        </w:numPr>
+        <w:pStyle w:val="Compact"/>
+      </w:pPr>
+      <w:r>
+        <w:t xml:space="preserve">This mounts into container at</w:t>
+      </w:r>
+      <w:r>
+        <w:t xml:space="preserve"> </w:t>
+      </w:r>
+      <w:r>
+        <w:rPr>
+          <w:rStyle w:val="VerbatimChar"/>
+        </w:rPr>
+        <w:t xml:space="preserve">/opt/ollama/models</w:t>
+      </w:r>
+      <w:r>
+        <w:t xml:space="preserve"> </w:t>
+      </w:r>
+      <w:r>
+        <w:t xml:space="preserve">per current stack.</w:t>
+      </w:r>
+    </w:p>
+    <w:p>
+      <w:pPr>
+        <w:pStyle w:val="FirstParagraph"/>
+      </w:pPr>
+      <w:r>
+        <w:t xml:space="preserve">Model name alignment:</w:t>
+      </w:r>
+    </w:p>
+    <w:p>
+      <w:pPr>
+        <w:numPr>
+          <w:ilvl w:val="0"/>
+          <w:numId w:val="1054"/>
+        </w:numPr>
+        <w:pStyle w:val="Compact"/>
+      </w:pPr>
+      <w:r>
+        <w:rPr>
+          <w:rStyle w:val="VerbatimChar"/>
+        </w:rPr>
+        <w:t xml:space="preserve">config/config.vllm.yaml</w:t>
+      </w:r>
+      <w:r>
+        <w:t xml:space="preserve"> </w:t>
+      </w:r>
+      <w:r>
+        <w:rPr>
+          <w:rStyle w:val="VerbatimChar"/>
+        </w:rPr>
+        <w:t xml:space="preserve">llm.model</w:t>
+      </w:r>
+      <w:r>
+        <w:t xml:space="preserve"> </w:t>
+      </w:r>
+      <w:r>
+        <w:t xml:space="preserve">/</w:t>
+      </w:r>
+      <w:r>
+        <w:t xml:space="preserve"> </w:t>
+      </w:r>
+      <w:r>
+        <w:rPr>
+          <w:rStyle w:val="VerbatimChar"/>
+        </w:rPr>
+        <w:t xml:space="preserve">judge.model</w:t>
+      </w:r>
+      <w:r>
+        <w:t xml:space="preserve"> </w:t>
+      </w:r>
+      <w:r>
+        <w:t xml:space="preserve">must match served model names.</w:t>
+      </w:r>
+    </w:p>
+    <w:p>
+      <w:pPr>
+        <w:numPr>
+          <w:ilvl w:val="0"/>
+          <w:numId w:val="1054"/>
+        </w:numPr>
+        <w:pStyle w:val="Compact"/>
+      </w:pPr>
+      <w:r>
+        <w:t xml:space="preserve">Paths define what runtime loads; config model names define what pipeline requests.</w:t>
+      </w:r>
+    </w:p>
+    <w:p>
+      <w:pPr>
+        <w:pStyle w:val="Heading3"/>
+      </w:pPr>
+      <w:bookmarkStart w:id="59" w:name="i4-change-input-data-path"/>
+      <w:r>
+        <w:t xml:space="preserve">I4) Change input data path</w:t>
+      </w:r>
+      <w:bookmarkEnd w:id="59"/>
+    </w:p>
+    <w:p>
+      <w:pPr>
+        <w:pStyle w:val="FirstParagraph"/>
+      </w:pPr>
+      <w:r>
+        <w:t xml:space="preserve">Primary location:</w:t>
+      </w:r>
+    </w:p>
+    <w:p>
+      <w:pPr>
+        <w:numPr>
+          <w:ilvl w:val="0"/>
+          <w:numId w:val="1055"/>
+        </w:numPr>
+        <w:pStyle w:val="Compact"/>
+      </w:pPr>
+      <w:r>
+        <w:rPr>
+          <w:rStyle w:val="VerbatimChar"/>
+        </w:rPr>
+        <w:t xml:space="preserve">.env</w:t>
+      </w:r>
+    </w:p>
+    <w:p>
+      <w:pPr>
+        <w:numPr>
+          <w:ilvl w:val="1"/>
+          <w:numId w:val="1056"/>
+        </w:numPr>
+        <w:pStyle w:val="Compact"/>
+      </w:pPr>
+      <w:r>
+        <w:rPr>
+          <w:rStyle w:val="VerbatimChar"/>
+        </w:rPr>
+        <w:t xml:space="preserve">DATA_DIR=&lt;host-input-folder&gt;</w:t>
+      </w:r>
+    </w:p>
+    <w:p>
+      <w:pPr>
+        <w:numPr>
+          <w:ilvl w:val="1"/>
+          <w:numId w:val="1056"/>
+        </w:numPr>
+        <w:pStyle w:val="Compact"/>
+      </w:pPr>
+      <w:r>
+        <w:t xml:space="preserve">or use shortcut variables already supported by</w:t>
+      </w:r>
+      <w:r>
+        <w:t xml:space="preserve"> </w:t>
+      </w:r>
+      <w:r>
+        <w:rPr>
+          <w:rStyle w:val="VerbatimChar"/>
+        </w:rPr>
+        <w:t xml:space="preserve">run.sh</w:t>
+      </w:r>
+      <w:r>
+        <w:t xml:space="preserve">:</w:t>
+      </w:r>
+    </w:p>
+    <w:p>
+      <w:pPr>
+        <w:numPr>
+          <w:ilvl w:val="2"/>
+          <w:numId w:val="1057"/>
+        </w:numPr>
+        <w:pStyle w:val="Compact"/>
+      </w:pPr>
+      <w:r>
+        <w:rPr>
+          <w:rStyle w:val="VerbatimChar"/>
+        </w:rPr>
+        <w:t xml:space="preserve">QAGREDO_DATA_DIR</w:t>
+      </w:r>
+    </w:p>
+    <w:p>
+      <w:pPr>
+        <w:numPr>
+          <w:ilvl w:val="2"/>
+          <w:numId w:val="1057"/>
+        </w:numPr>
+        <w:pStyle w:val="Compact"/>
+      </w:pPr>
+      <w:r>
+        <w:rPr>
+          <w:rStyle w:val="VerbatimChar"/>
+        </w:rPr>
+        <w:t xml:space="preserve">QAGREDO_OFFLINE_HOST</w:t>
+      </w:r>
+      <w:r>
+        <w:t xml:space="preserve"> </w:t>
+      </w:r>
+      <w:r>
+        <w:t xml:space="preserve">+</w:t>
+      </w:r>
+      <w:r>
+        <w:t xml:space="preserve"> </w:t>
+      </w:r>
+      <w:r>
+        <w:rPr>
+          <w:rStyle w:val="VerbatimChar"/>
+        </w:rPr>
+        <w:t xml:space="preserve">QAGREDO_OFFLINE_INPUT</w:t>
+      </w:r>
+    </w:p>
+    <w:p>
+      <w:pPr>
+        <w:pStyle w:val="FirstParagraph"/>
+      </w:pPr>
+      <w:r>
+        <w:t xml:space="preserve">How pipeline reads files:</w:t>
+      </w:r>
+    </w:p>
+    <w:p>
+      <w:pPr>
+        <w:numPr>
+          <w:ilvl w:val="0"/>
+          <w:numId w:val="1058"/>
+        </w:numPr>
+        <w:pStyle w:val="Compact"/>
+      </w:pPr>
+      <w:r>
+        <w:rPr>
+          <w:rStyle w:val="VerbatimChar"/>
+        </w:rPr>
+        <w:t xml:space="preserve">run.sh</w:t>
+      </w:r>
+      <w:r>
+        <w:t xml:space="preserve"> </w:t>
+      </w:r>
+      <w:r>
+        <w:t xml:space="preserve">maps host</w:t>
+      </w:r>
+      <w:r>
+        <w:t xml:space="preserve"> </w:t>
+      </w:r>
+      <w:r>
+        <w:rPr>
+          <w:rStyle w:val="VerbatimChar"/>
+        </w:rPr>
+        <w:t xml:space="preserve">DATA_DIR</w:t>
+      </w:r>
+      <w:r>
+        <w:t xml:space="preserve"> </w:t>
+      </w:r>
+      <w:r>
+        <w:t xml:space="preserve">to container</w:t>
+      </w:r>
+      <w:r>
+        <w:t xml:space="preserve"> </w:t>
+      </w:r>
+      <w:r>
+        <w:rPr>
+          <w:rStyle w:val="VerbatimChar"/>
+        </w:rPr>
+        <w:t xml:space="preserve">/workspace/data</w:t>
+      </w:r>
+      <w:r>
+        <w:t xml:space="preserve">.</w:t>
+      </w:r>
+    </w:p>
+    <w:p>
+      <w:pPr>
+        <w:numPr>
+          <w:ilvl w:val="0"/>
+          <w:numId w:val="1058"/>
+        </w:numPr>
+        <w:pStyle w:val="Compact"/>
+      </w:pPr>
+      <w:r>
+        <w:t xml:space="preserve">Actual file selection is controlled in profile YAML:</w:t>
+      </w:r>
+    </w:p>
+    <w:p>
+      <w:pPr>
+        <w:numPr>
+          <w:ilvl w:val="1"/>
+          <w:numId w:val="1059"/>
+        </w:numPr>
+        <w:pStyle w:val="Compact"/>
+      </w:pPr>
+      <w:r>
+        <w:rPr>
+          <w:rStyle w:val="VerbatimChar"/>
+        </w:rPr>
+        <w:t xml:space="preserve">config/config.vllm.yaml</w:t>
+      </w:r>
+      <w:r>
+        <w:t xml:space="preserve"> </w:t>
+      </w:r>
+      <w:r>
+        <w:t xml:space="preserve">-&gt;</w:t>
+      </w:r>
+      <w:r>
+        <w:t xml:space="preserve"> </w:t>
+      </w:r>
+      <w:r>
+        <w:rPr>
+          <w:rStyle w:val="VerbatimChar"/>
+        </w:rPr>
+        <w:t xml:space="preserve">run.input_file</w:t>
+      </w:r>
+      <w:r>
+        <w:t xml:space="preserve"> </w:t>
+      </w:r>
+      <w:r>
+        <w:t xml:space="preserve">or</w:t>
+      </w:r>
+      <w:r>
+        <w:t xml:space="preserve"> </w:t>
+      </w:r>
+      <w:r>
+        <w:rPr>
+          <w:rStyle w:val="VerbatimChar"/>
+        </w:rPr>
+        <w:t xml:space="preserve">run.input_folder</w:t>
+      </w:r>
+      <w:r>
+        <w:t xml:space="preserve">.</w:t>
+      </w:r>
+    </w:p>
+    <w:p>
+      <w:pPr>
+        <w:pStyle w:val="FirstParagraph"/>
+      </w:pPr>
+      <w:r>
+        <w:t xml:space="preserve">So input path setup has two layers:</w:t>
+      </w:r>
+    </w:p>
+    <w:p>
+      <w:pPr>
+        <w:numPr>
+          <w:ilvl w:val="0"/>
+          <w:numId w:val="1060"/>
+        </w:numPr>
+        <w:pStyle w:val="Compact"/>
+      </w:pPr>
+      <w:r>
+        <w:rPr>
+          <w:rStyle w:val="VerbatimChar"/>
+        </w:rPr>
+        <w:t xml:space="preserve">.env</w:t>
+      </w:r>
+      <w:r>
+        <w:t xml:space="preserve"> </w:t>
+      </w:r>
+      <w:r>
+        <w:t xml:space="preserve">points mount root (</w:t>
+      </w:r>
+      <w:r>
+        <w:rPr>
+          <w:rStyle w:val="VerbatimChar"/>
+        </w:rPr>
+        <w:t xml:space="preserve">DATA_DIR</w:t>
+      </w:r>
+      <w:r>
+        <w:t xml:space="preserve">).</w:t>
+      </w:r>
+    </w:p>
+    <w:p>
+      <w:pPr>
+        <w:numPr>
+          <w:ilvl w:val="0"/>
+          <w:numId w:val="1060"/>
+        </w:numPr>
+        <w:pStyle w:val="Compact"/>
+      </w:pPr>
+      <w:r>
+        <w:rPr>
+          <w:rStyle w:val="VerbatimChar"/>
+        </w:rPr>
+        <w:t xml:space="preserve">config/config.vllm.yaml</w:t>
+      </w:r>
+      <w:r>
+        <w:t xml:space="preserve"> </w:t>
+      </w:r>
+      <w:r>
+        <w:t xml:space="preserve">chooses file(s) under that mounted root.</w:t>
+      </w:r>
+    </w:p>
+    <w:p>
+      <w:pPr>
+        <w:pStyle w:val="Heading3"/>
+      </w:pPr>
+      <w:bookmarkStart w:id="60" w:name="i5-quick-examples-copy-pattern"/>
+      <w:r>
+        <w:t xml:space="preserve">I5) Quick examples (copy pattern)</w:t>
+      </w:r>
+      <w:bookmarkEnd w:id="60"/>
+    </w:p>
+    <w:p>
+      <w:pPr>
+        <w:numPr>
+          <w:ilvl w:val="0"/>
+          <w:numId w:val="1061"/>
+        </w:numPr>
+        <w:pStyle w:val="Compact"/>
+      </w:pPr>
+      <w:r>
+        <w:t xml:space="preserve">4-GPU with siteserver override:</w:t>
+      </w:r>
+    </w:p>
+    <w:p>
+      <w:pPr>
+        <w:numPr>
+          <w:ilvl w:val="1"/>
+          <w:numId w:val="1062"/>
+        </w:numPr>
+        <w:pStyle w:val="Compact"/>
+      </w:pPr>
+      <w:r>
+        <w:rPr>
+          <w:rStyle w:val="VerbatimChar"/>
+        </w:rPr>
+        <w:t xml:space="preserve">.env</w:t>
+      </w:r>
+      <w:r>
+        <w:t xml:space="preserve">:</w:t>
+      </w:r>
+      <w:r>
+        <w:t xml:space="preserve"> </w:t>
+      </w:r>
+      <w:r>
+        <w:rPr>
+          <w:rStyle w:val="VerbatimChar"/>
+        </w:rPr>
+        <w:t xml:space="preserve">QAGREDO_VLLM_COMPOSE_EXTRA=docker-compose.vllm-siteserver.yml</w:t>
+      </w:r>
+    </w:p>
+    <w:p>
+      <w:pPr>
+        <w:numPr>
+          <w:ilvl w:val="1"/>
+          <w:numId w:val="1062"/>
+        </w:numPr>
+        <w:pStyle w:val="Compact"/>
+      </w:pPr>
+      <w:r>
+        <w:rPr>
+          <w:rStyle w:val="VerbatimChar"/>
+        </w:rPr>
+        <w:t xml:space="preserve">.env</w:t>
+      </w:r>
+      <w:r>
+        <w:t xml:space="preserve">:</w:t>
+      </w:r>
+      <w:r>
+        <w:t xml:space="preserve"> </w:t>
+      </w:r>
+      <w:r>
+        <w:rPr>
+          <w:rStyle w:val="VerbatimChar"/>
+        </w:rPr>
+        <w:t xml:space="preserve">QAGREDO_GPU_COUNT=4</w:t>
+      </w:r>
+    </w:p>
+    <w:p>
+      <w:pPr>
+        <w:numPr>
+          <w:ilvl w:val="1"/>
+          <w:numId w:val="1062"/>
+        </w:numPr>
+        <w:pStyle w:val="Compact"/>
+      </w:pPr>
+      <w:r>
+        <w:rPr>
+          <w:rStyle w:val="VerbatimChar"/>
+        </w:rPr>
+        <w:t xml:space="preserve">.env</w:t>
+      </w:r>
+      <w:r>
+        <w:t xml:space="preserve">:</w:t>
+      </w:r>
+      <w:r>
+        <w:t xml:space="preserve"> </w:t>
+      </w:r>
+      <w:r>
         <w:rPr>
           <w:rStyle w:val="VerbatimChar"/>
         </w:rPr>
         <w:t xml:space="preserve">VLLM_TP_SIZE=2</w:t>
       </w:r>
-      <w:r>
-        <w:t xml:space="preserve"> </w:t>
-      </w:r>
-      <w:r>
-        <w:t xml:space="preserve">and</w:t>
+    </w:p>
+    <w:p>
+      <w:pPr>
+        <w:numPr>
+          <w:ilvl w:val="1"/>
+          <w:numId w:val="1062"/>
+        </w:numPr>
+        <w:pStyle w:val="Compact"/>
+      </w:pPr>
+      <w:r>
+        <w:rPr>
+          <w:rStyle w:val="VerbatimChar"/>
+        </w:rPr>
+        <w:t xml:space="preserve">.env</w:t>
+      </w:r>
+      <w:r>
+        <w:t xml:space="preserve">:</w:t>
       </w:r>
       <w:r>
         <w:t xml:space="preserve"> </w:t>
@@ -3040,796 +6147,6 @@
         </w:rPr>
         <w:t xml:space="preserve">VLLM_JUDGE_TP_SIZE=2</w:t>
       </w:r>
-      <w:r>
-        <w:t xml:space="preserve"> </w:t>
-      </w:r>
-      <w:r>
-        <w:t xml:space="preserve">for 4-GPU split (2 for generator, 2 for judge), or choose your intended split</w:t>
-      </w:r>
-    </w:p>
-    <w:p>
-      <w:pPr>
-        <w:numPr>
-          <w:ilvl w:val="1"/>
-          <w:numId w:val="1043"/>
-        </w:numPr>
-        <w:pStyle w:val="Compact"/>
-      </w:pPr>
-      <w:r>
-        <w:rPr>
-          <w:rStyle w:val="VerbatimChar"/>
-        </w:rPr>
-        <w:t xml:space="preserve">QAGREDO_VLLM_COMPOSE_EXTRA=docker-compose.vllm-redserver.yml</w:t>
-      </w:r>
-      <w:r>
-        <w:t xml:space="preserve"> </w:t>
-      </w:r>
-      <w:r>
-        <w:t xml:space="preserve">(recommended when using 4-GPU override compose file)</w:t>
-      </w:r>
-    </w:p>
-    <w:p>
-      <w:pPr>
-        <w:numPr>
-          <w:ilvl w:val="0"/>
-          <w:numId w:val="1042"/>
-        </w:numPr>
-        <w:pStyle w:val="Compact"/>
-      </w:pPr>
-      <w:r>
-        <w:t xml:space="preserve">Compose override file (usually</w:t>
-      </w:r>
-      <w:r>
-        <w:t xml:space="preserve"> </w:t>
-      </w:r>
-      <w:r>
-        <w:rPr>
-          <w:rStyle w:val="VerbatimChar"/>
-        </w:rPr>
-        <w:t xml:space="preserve">docker-compose.vllm-redserver.yml</w:t>
-      </w:r>
-      <w:r>
-        <w:t xml:space="preserve">)</w:t>
-      </w:r>
-    </w:p>
-    <w:p>
-      <w:pPr>
-        <w:numPr>
-          <w:ilvl w:val="1"/>
-          <w:numId w:val="1044"/>
-        </w:numPr>
-        <w:pStyle w:val="Compact"/>
-      </w:pPr>
-      <w:r>
-        <w:t xml:space="preserve">Set per-service GPU device mapping (</w:t>
-      </w:r>
-      <w:r>
-        <w:rPr>
-          <w:rStyle w:val="VerbatimChar"/>
-        </w:rPr>
-        <w:t xml:space="preserve">device_ids</w:t>
-      </w:r>
-      <w:r>
-        <w:t xml:space="preserve">) to explicit GPU indices</w:t>
-      </w:r>
-    </w:p>
-    <w:p>
-      <w:pPr>
-        <w:numPr>
-          <w:ilvl w:val="1"/>
-          <w:numId w:val="1044"/>
-        </w:numPr>
-        <w:pStyle w:val="Compact"/>
-      </w:pPr>
-      <w:r>
-        <w:t xml:space="preserve">Ensure generator and judge services each get the intended GPUs</w:t>
-      </w:r>
-    </w:p>
-    <w:p>
-      <w:pPr>
-        <w:pStyle w:val="FirstParagraph"/>
-      </w:pPr>
-      <w:r>
-        <w:t xml:space="preserve">Recommended validation:</w:t>
-      </w:r>
-    </w:p>
-    <w:p>
-      <w:pPr>
-        <w:numPr>
-          <w:ilvl w:val="0"/>
-          <w:numId w:val="1045"/>
-        </w:numPr>
-        <w:pStyle w:val="Compact"/>
-      </w:pPr>
-      <w:r>
-        <w:rPr>
-          <w:rStyle w:val="VerbatimChar"/>
-        </w:rPr>
-        <w:t xml:space="preserve">bash run.sh --show-config</w:t>
-      </w:r>
-    </w:p>
-    <w:p>
-      <w:pPr>
-        <w:numPr>
-          <w:ilvl w:val="0"/>
-          <w:numId w:val="1045"/>
-        </w:numPr>
-        <w:pStyle w:val="Compact"/>
-      </w:pPr>
-      <w:r>
-        <w:rPr>
-          <w:rStyle w:val="VerbatimChar"/>
-        </w:rPr>
-        <w:t xml:space="preserve">bash run.sh --status</w:t>
-      </w:r>
-    </w:p>
-    <w:p>
-      <w:pPr>
-        <w:numPr>
-          <w:ilvl w:val="0"/>
-          <w:numId w:val="1045"/>
-        </w:numPr>
-        <w:pStyle w:val="Compact"/>
-      </w:pPr>
-      <w:r>
-        <w:rPr>
-          <w:rStyle w:val="VerbatimChar"/>
-        </w:rPr>
-        <w:t xml:space="preserve">docker compose -f docker-compose.vllm-stack.yml -f docker-compose.vllm-redserver.yml config</w:t>
-      </w:r>
-      <w:r>
-        <w:t xml:space="preserve"> </w:t>
-      </w:r>
-      <w:r>
-        <w:t xml:space="preserve">(inspect rendered final config)</w:t>
-      </w:r>
-    </w:p>
-    <w:p>
-      <w:pPr>
-        <w:pStyle w:val="Heading3"/>
-      </w:pPr>
-      <w:bookmarkStart w:id="54" w:name="X43f005d0cd2a5c534770cebfe6561de337db208"/>
-      <w:r>
-        <w:t xml:space="preserve">I2) Change which GPU devices are used (the GPU itself)</w:t>
-      </w:r>
-      <w:bookmarkEnd w:id="54"/>
-    </w:p>
-    <w:p>
-      <w:pPr>
-        <w:pStyle w:val="FirstParagraph"/>
-      </w:pPr>
-      <w:r>
-        <w:t xml:space="preserve">Where to edit:</w:t>
-      </w:r>
-    </w:p>
-    <w:p>
-      <w:pPr>
-        <w:numPr>
-          <w:ilvl w:val="0"/>
-          <w:numId w:val="1046"/>
-        </w:numPr>
-        <w:pStyle w:val="Compact"/>
-      </w:pPr>
-      <w:r>
-        <w:rPr>
-          <w:rStyle w:val="VerbatimChar"/>
-        </w:rPr>
-        <w:t xml:space="preserve">docker-compose.vllm-redserver.yml</w:t>
-      </w:r>
-      <w:r>
-        <w:t xml:space="preserve"> </w:t>
-      </w:r>
-      <w:r>
-        <w:t xml:space="preserve">(or whichever compose file is active)</w:t>
-      </w:r>
-    </w:p>
-    <w:p>
-      <w:pPr>
-        <w:numPr>
-          <w:ilvl w:val="1"/>
-          <w:numId w:val="1047"/>
-        </w:numPr>
-        <w:pStyle w:val="Compact"/>
-      </w:pPr>
-      <w:r>
-        <w:t xml:space="preserve">In each vLLM service (</w:t>
-      </w:r>
-      <w:r>
-        <w:rPr>
-          <w:rStyle w:val="VerbatimChar"/>
-        </w:rPr>
-        <w:t xml:space="preserve">vllm</w:t>
-      </w:r>
-      <w:r>
-        <w:t xml:space="preserve">,</w:t>
-      </w:r>
-      <w:r>
-        <w:t xml:space="preserve"> </w:t>
-      </w:r>
-      <w:r>
-        <w:rPr>
-          <w:rStyle w:val="VerbatimChar"/>
-        </w:rPr>
-        <w:t xml:space="preserve">vllm-judge</w:t>
-      </w:r>
-      <w:r>
-        <w:t xml:space="preserve">), edit GPU device selectors (</w:t>
-      </w:r>
-      <w:r>
-        <w:rPr>
-          <w:rStyle w:val="VerbatimChar"/>
-        </w:rPr>
-        <w:t xml:space="preserve">device_ids</w:t>
-      </w:r>
-      <w:r>
-        <w:t xml:space="preserve">)</w:t>
-      </w:r>
-    </w:p>
-    <w:p>
-      <w:pPr>
-        <w:numPr>
-          <w:ilvl w:val="1"/>
-          <w:numId w:val="1047"/>
-        </w:numPr>
-        <w:pStyle w:val="Compact"/>
-      </w:pPr>
-      <w:r>
-        <w:t xml:space="preserve">Example strategy:</w:t>
-      </w:r>
-    </w:p>
-    <w:p>
-      <w:pPr>
-        <w:numPr>
-          <w:ilvl w:val="2"/>
-          <w:numId w:val="1048"/>
-        </w:numPr>
-        <w:pStyle w:val="Compact"/>
-      </w:pPr>
-      <w:r>
-        <w:t xml:space="preserve">generator -&gt; GPUs</w:t>
-      </w:r>
-      <w:r>
-        <w:t xml:space="preserve"> </w:t>
-      </w:r>
-      <w:r>
-        <w:rPr>
-          <w:rStyle w:val="VerbatimChar"/>
-        </w:rPr>
-        <w:t xml:space="preserve">0,1</w:t>
-      </w:r>
-    </w:p>
-    <w:p>
-      <w:pPr>
-        <w:numPr>
-          <w:ilvl w:val="2"/>
-          <w:numId w:val="1048"/>
-        </w:numPr>
-        <w:pStyle w:val="Compact"/>
-      </w:pPr>
-      <w:r>
-        <w:t xml:space="preserve">judge -&gt; GPUs</w:t>
-      </w:r>
-      <w:r>
-        <w:t xml:space="preserve"> </w:t>
-      </w:r>
-      <w:r>
-        <w:rPr>
-          <w:rStyle w:val="VerbatimChar"/>
-        </w:rPr>
-        <w:t xml:space="preserve">2,3</w:t>
-      </w:r>
-    </w:p>
-    <w:p>
-      <w:pPr>
-        <w:pStyle w:val="FirstParagraph"/>
-      </w:pPr>
-      <w:r>
-        <w:t xml:space="preserve">Notes:</w:t>
-      </w:r>
-    </w:p>
-    <w:p>
-      <w:pPr>
-        <w:numPr>
-          <w:ilvl w:val="0"/>
-          <w:numId w:val="1049"/>
-        </w:numPr>
-        <w:pStyle w:val="Compact"/>
-      </w:pPr>
-      <w:r>
-        <w:t xml:space="preserve">Keep device mapping non-overlapping unless intentionally sharing.</w:t>
-      </w:r>
-    </w:p>
-    <w:p>
-      <w:pPr>
-        <w:numPr>
-          <w:ilvl w:val="0"/>
-          <w:numId w:val="1049"/>
-        </w:numPr>
-        <w:pStyle w:val="Compact"/>
-      </w:pPr>
-      <w:r>
-        <w:t xml:space="preserve">If the server has MIG or custom scheduling, follow site GPU policy.</w:t>
-      </w:r>
-    </w:p>
-    <w:p>
-      <w:pPr>
-        <w:pStyle w:val="Heading3"/>
-      </w:pPr>
-      <w:bookmarkStart w:id="55" w:name="i3-change-model-paths"/>
-      <w:r>
-        <w:t xml:space="preserve">I3) Change model paths</w:t>
-      </w:r>
-      <w:bookmarkEnd w:id="55"/>
-    </w:p>
-    <w:p>
-      <w:pPr>
-        <w:pStyle w:val="FirstParagraph"/>
-      </w:pPr>
-      <w:r>
-        <w:t xml:space="preserve">Depends on profile:</w:t>
-      </w:r>
-    </w:p>
-    <w:p>
-      <w:pPr>
-        <w:numPr>
-          <w:ilvl w:val="0"/>
-          <w:numId w:val="1050"/>
-        </w:numPr>
-        <w:pStyle w:val="Compact"/>
-      </w:pPr>
-      <w:r>
-        <w:t xml:space="preserve">vLLM profile:</w:t>
-      </w:r>
-    </w:p>
-    <w:p>
-      <w:pPr>
-        <w:numPr>
-          <w:ilvl w:val="1"/>
-          <w:numId w:val="1051"/>
-        </w:numPr>
-        <w:pStyle w:val="Compact"/>
-      </w:pPr>
-      <w:r>
-        <w:rPr>
-          <w:rStyle w:val="VerbatimChar"/>
-        </w:rPr>
-        <w:t xml:space="preserve">.env</w:t>
-      </w:r>
-      <w:r>
-        <w:t xml:space="preserve">:</w:t>
-      </w:r>
-    </w:p>
-    <w:p>
-      <w:pPr>
-        <w:numPr>
-          <w:ilvl w:val="2"/>
-          <w:numId w:val="1052"/>
-        </w:numPr>
-        <w:pStyle w:val="Compact"/>
-      </w:pPr>
-      <w:r>
-        <w:rPr>
-          <w:rStyle w:val="VerbatimChar"/>
-        </w:rPr>
-        <w:t xml:space="preserve">VLLM_MODEL</w:t>
-      </w:r>
-      <w:r>
-        <w:t xml:space="preserve"> </w:t>
-      </w:r>
-      <w:r>
-        <w:t xml:space="preserve">(generator model path)</w:t>
-      </w:r>
-    </w:p>
-    <w:p>
-      <w:pPr>
-        <w:numPr>
-          <w:ilvl w:val="2"/>
-          <w:numId w:val="1052"/>
-        </w:numPr>
-        <w:pStyle w:val="Compact"/>
-      </w:pPr>
-      <w:r>
-        <w:rPr>
-          <w:rStyle w:val="VerbatimChar"/>
-        </w:rPr>
-        <w:t xml:space="preserve">VLLM_JUDGE_MODEL</w:t>
-      </w:r>
-      <w:r>
-        <w:t xml:space="preserve"> </w:t>
-      </w:r>
-      <w:r>
-        <w:t xml:space="preserve">(judge model path)</w:t>
-      </w:r>
-    </w:p>
-    <w:p>
-      <w:pPr>
-        <w:numPr>
-          <w:ilvl w:val="1"/>
-          <w:numId w:val="1051"/>
-        </w:numPr>
-        <w:pStyle w:val="Compact"/>
-      </w:pPr>
-      <w:r>
-        <w:t xml:space="preserve">Ensure path exists on host and is mounted/visible in container according to compose.</w:t>
-      </w:r>
-    </w:p>
-    <w:p>
-      <w:pPr>
-        <w:numPr>
-          <w:ilvl w:val="0"/>
-          <w:numId w:val="1050"/>
-        </w:numPr>
-        <w:pStyle w:val="Compact"/>
-      </w:pPr>
-      <w:r>
-        <w:t xml:space="preserve">kubeflow profile:</w:t>
-      </w:r>
-    </w:p>
-    <w:p>
-      <w:pPr>
-        <w:numPr>
-          <w:ilvl w:val="1"/>
-          <w:numId w:val="1053"/>
-        </w:numPr>
-        <w:pStyle w:val="Compact"/>
-      </w:pPr>
-      <w:r>
-        <w:rPr>
-          <w:rStyle w:val="VerbatimChar"/>
-        </w:rPr>
-        <w:t xml:space="preserve">.env</w:t>
-      </w:r>
-      <w:r>
-        <w:t xml:space="preserve">:</w:t>
-      </w:r>
-    </w:p>
-    <w:p>
-      <w:pPr>
-        <w:numPr>
-          <w:ilvl w:val="2"/>
-          <w:numId w:val="1054"/>
-        </w:numPr>
-        <w:pStyle w:val="Compact"/>
-      </w:pPr>
-      <w:r>
-        <w:rPr>
-          <w:rStyle w:val="VerbatimChar"/>
-        </w:rPr>
-        <w:t xml:space="preserve">QAGREDO_MODELS_DIR=&lt;host-model-dir&gt;</w:t>
-      </w:r>
-    </w:p>
-    <w:p>
-      <w:pPr>
-        <w:numPr>
-          <w:ilvl w:val="1"/>
-          <w:numId w:val="1053"/>
-        </w:numPr>
-        <w:pStyle w:val="Compact"/>
-      </w:pPr>
-      <w:r>
-        <w:t xml:space="preserve">This mounts into container at</w:t>
-      </w:r>
-      <w:r>
-        <w:t xml:space="preserve"> </w:t>
-      </w:r>
-      <w:r>
-        <w:rPr>
-          <w:rStyle w:val="VerbatimChar"/>
-        </w:rPr>
-        <w:t xml:space="preserve">/opt/ollama/models</w:t>
-      </w:r>
-      <w:r>
-        <w:t xml:space="preserve"> </w:t>
-      </w:r>
-      <w:r>
-        <w:t xml:space="preserve">per current stack.</w:t>
-      </w:r>
-    </w:p>
-    <w:p>
-      <w:pPr>
-        <w:pStyle w:val="FirstParagraph"/>
-      </w:pPr>
-      <w:r>
-        <w:t xml:space="preserve">Model name alignment:</w:t>
-      </w:r>
-    </w:p>
-    <w:p>
-      <w:pPr>
-        <w:numPr>
-          <w:ilvl w:val="0"/>
-          <w:numId w:val="1055"/>
-        </w:numPr>
-        <w:pStyle w:val="Compact"/>
-      </w:pPr>
-      <w:r>
-        <w:rPr>
-          <w:rStyle w:val="VerbatimChar"/>
-        </w:rPr>
-        <w:t xml:space="preserve">config/config.vllm.yaml</w:t>
-      </w:r>
-      <w:r>
-        <w:t xml:space="preserve"> </w:t>
-      </w:r>
-      <w:r>
-        <w:rPr>
-          <w:rStyle w:val="VerbatimChar"/>
-        </w:rPr>
-        <w:t xml:space="preserve">llm.model</w:t>
-      </w:r>
-      <w:r>
-        <w:t xml:space="preserve"> </w:t>
-      </w:r>
-      <w:r>
-        <w:t xml:space="preserve">/</w:t>
-      </w:r>
-      <w:r>
-        <w:t xml:space="preserve"> </w:t>
-      </w:r>
-      <w:r>
-        <w:rPr>
-          <w:rStyle w:val="VerbatimChar"/>
-        </w:rPr>
-        <w:t xml:space="preserve">judge.model</w:t>
-      </w:r>
-      <w:r>
-        <w:t xml:space="preserve"> </w:t>
-      </w:r>
-      <w:r>
-        <w:t xml:space="preserve">must match served model names.</w:t>
-      </w:r>
-    </w:p>
-    <w:p>
-      <w:pPr>
-        <w:numPr>
-          <w:ilvl w:val="0"/>
-          <w:numId w:val="1055"/>
-        </w:numPr>
-        <w:pStyle w:val="Compact"/>
-      </w:pPr>
-      <w:r>
-        <w:t xml:space="preserve">Paths define what runtime loads; config model names define what pipeline requests.</w:t>
-      </w:r>
-    </w:p>
-    <w:p>
-      <w:pPr>
-        <w:pStyle w:val="Heading3"/>
-      </w:pPr>
-      <w:bookmarkStart w:id="56" w:name="i4-change-input-data-path"/>
-      <w:r>
-        <w:t xml:space="preserve">I4) Change input data path</w:t>
-      </w:r>
-      <w:bookmarkEnd w:id="56"/>
-    </w:p>
-    <w:p>
-      <w:pPr>
-        <w:pStyle w:val="FirstParagraph"/>
-      </w:pPr>
-      <w:r>
-        <w:t xml:space="preserve">Primary location:</w:t>
-      </w:r>
-    </w:p>
-    <w:p>
-      <w:pPr>
-        <w:numPr>
-          <w:ilvl w:val="0"/>
-          <w:numId w:val="1056"/>
-        </w:numPr>
-        <w:pStyle w:val="Compact"/>
-      </w:pPr>
-      <w:r>
-        <w:rPr>
-          <w:rStyle w:val="VerbatimChar"/>
-        </w:rPr>
-        <w:t xml:space="preserve">.env</w:t>
-      </w:r>
-    </w:p>
-    <w:p>
-      <w:pPr>
-        <w:numPr>
-          <w:ilvl w:val="1"/>
-          <w:numId w:val="1057"/>
-        </w:numPr>
-        <w:pStyle w:val="Compact"/>
-      </w:pPr>
-      <w:r>
-        <w:rPr>
-          <w:rStyle w:val="VerbatimChar"/>
-        </w:rPr>
-        <w:t xml:space="preserve">DATA_DIR=&lt;host-input-folder&gt;</w:t>
-      </w:r>
-    </w:p>
-    <w:p>
-      <w:pPr>
-        <w:numPr>
-          <w:ilvl w:val="1"/>
-          <w:numId w:val="1057"/>
-        </w:numPr>
-        <w:pStyle w:val="Compact"/>
-      </w:pPr>
-      <w:r>
-        <w:t xml:space="preserve">or use shortcut variables already supported by</w:t>
-      </w:r>
-      <w:r>
-        <w:t xml:space="preserve"> </w:t>
-      </w:r>
-      <w:r>
-        <w:rPr>
-          <w:rStyle w:val="VerbatimChar"/>
-        </w:rPr>
-        <w:t xml:space="preserve">run.sh</w:t>
-      </w:r>
-      <w:r>
-        <w:t xml:space="preserve">:</w:t>
-      </w:r>
-    </w:p>
-    <w:p>
-      <w:pPr>
-        <w:numPr>
-          <w:ilvl w:val="2"/>
-          <w:numId w:val="1058"/>
-        </w:numPr>
-        <w:pStyle w:val="Compact"/>
-      </w:pPr>
-      <w:r>
-        <w:rPr>
-          <w:rStyle w:val="VerbatimChar"/>
-        </w:rPr>
-        <w:t xml:space="preserve">QAGREDO_DATA_DIR</w:t>
-      </w:r>
-    </w:p>
-    <w:p>
-      <w:pPr>
-        <w:numPr>
-          <w:ilvl w:val="2"/>
-          <w:numId w:val="1058"/>
-        </w:numPr>
-        <w:pStyle w:val="Compact"/>
-      </w:pPr>
-      <w:r>
-        <w:rPr>
-          <w:rStyle w:val="VerbatimChar"/>
-        </w:rPr>
-        <w:t xml:space="preserve">QAGREDO_OFFLINE_HOST</w:t>
-      </w:r>
-      <w:r>
-        <w:t xml:space="preserve"> </w:t>
-      </w:r>
-      <w:r>
-        <w:t xml:space="preserve">+</w:t>
-      </w:r>
-      <w:r>
-        <w:t xml:space="preserve"> </w:t>
-      </w:r>
-      <w:r>
-        <w:rPr>
-          <w:rStyle w:val="VerbatimChar"/>
-        </w:rPr>
-        <w:t xml:space="preserve">QAGREDO_OFFLINE_INPUT</w:t>
-      </w:r>
-    </w:p>
-    <w:p>
-      <w:pPr>
-        <w:pStyle w:val="FirstParagraph"/>
-      </w:pPr>
-      <w:r>
-        <w:t xml:space="preserve">How pipeline reads files:</w:t>
-      </w:r>
-    </w:p>
-    <w:p>
-      <w:pPr>
-        <w:numPr>
-          <w:ilvl w:val="0"/>
-          <w:numId w:val="1059"/>
-        </w:numPr>
-        <w:pStyle w:val="Compact"/>
-      </w:pPr>
-      <w:r>
-        <w:rPr>
-          <w:rStyle w:val="VerbatimChar"/>
-        </w:rPr>
-        <w:t xml:space="preserve">run.sh</w:t>
-      </w:r>
-      <w:r>
-        <w:t xml:space="preserve"> </w:t>
-      </w:r>
-      <w:r>
-        <w:t xml:space="preserve">maps host</w:t>
-      </w:r>
-      <w:r>
-        <w:t xml:space="preserve"> </w:t>
-      </w:r>
-      <w:r>
-        <w:rPr>
-          <w:rStyle w:val="VerbatimChar"/>
-        </w:rPr>
-        <w:t xml:space="preserve">DATA_DIR</w:t>
-      </w:r>
-      <w:r>
-        <w:t xml:space="preserve"> </w:t>
-      </w:r>
-      <w:r>
-        <w:t xml:space="preserve">to container</w:t>
-      </w:r>
-      <w:r>
-        <w:t xml:space="preserve"> </w:t>
-      </w:r>
-      <w:r>
-        <w:rPr>
-          <w:rStyle w:val="VerbatimChar"/>
-        </w:rPr>
-        <w:t xml:space="preserve">/workspace/data</w:t>
-      </w:r>
-      <w:r>
-        <w:t xml:space="preserve">.</w:t>
-      </w:r>
-    </w:p>
-    <w:p>
-      <w:pPr>
-        <w:numPr>
-          <w:ilvl w:val="0"/>
-          <w:numId w:val="1059"/>
-        </w:numPr>
-        <w:pStyle w:val="Compact"/>
-      </w:pPr>
-      <w:r>
-        <w:t xml:space="preserve">Actual file selection is controlled in profile YAML:</w:t>
-      </w:r>
-    </w:p>
-    <w:p>
-      <w:pPr>
-        <w:numPr>
-          <w:ilvl w:val="1"/>
-          <w:numId w:val="1060"/>
-        </w:numPr>
-        <w:pStyle w:val="Compact"/>
-      </w:pPr>
-      <w:r>
-        <w:rPr>
-          <w:rStyle w:val="VerbatimChar"/>
-        </w:rPr>
-        <w:t xml:space="preserve">config/config.vllm.yaml</w:t>
-      </w:r>
-      <w:r>
-        <w:t xml:space="preserve"> </w:t>
-      </w:r>
-      <w:r>
-        <w:t xml:space="preserve">-&gt;</w:t>
-      </w:r>
-      <w:r>
-        <w:t xml:space="preserve"> </w:t>
-      </w:r>
-      <w:r>
-        <w:rPr>
-          <w:rStyle w:val="VerbatimChar"/>
-        </w:rPr>
-        <w:t xml:space="preserve">run.input_file</w:t>
-      </w:r>
-      <w:r>
-        <w:t xml:space="preserve"> </w:t>
-      </w:r>
-      <w:r>
-        <w:t xml:space="preserve">or</w:t>
-      </w:r>
-      <w:r>
-        <w:t xml:space="preserve"> </w:t>
-      </w:r>
-      <w:r>
-        <w:rPr>
-          <w:rStyle w:val="VerbatimChar"/>
-        </w:rPr>
-        <w:t xml:space="preserve">run.input_folder</w:t>
-      </w:r>
-      <w:r>
-        <w:t xml:space="preserve">.</w:t>
-      </w:r>
-    </w:p>
-    <w:p>
-      <w:pPr>
-        <w:pStyle w:val="FirstParagraph"/>
-      </w:pPr>
-      <w:r>
-        <w:t xml:space="preserve">So input path setup has two layers:</w:t>
-      </w:r>
     </w:p>
     <w:p>
       <w:pPr>
@@ -3840,68 +6157,7 @@
         <w:pStyle w:val="Compact"/>
       </w:pPr>
       <w:r>
-        <w:rPr>
-          <w:rStyle w:val="VerbatimChar"/>
-        </w:rPr>
-        <w:t xml:space="preserve">.env</w:t>
-      </w:r>
-      <w:r>
-        <w:t xml:space="preserve"> </w:t>
-      </w:r>
-      <w:r>
-        <w:t xml:space="preserve">points mount root (</w:t>
-      </w:r>
-      <w:r>
-        <w:rPr>
-          <w:rStyle w:val="VerbatimChar"/>
-        </w:rPr>
-        <w:t xml:space="preserve">DATA_DIR</w:t>
-      </w:r>
-      <w:r>
-        <w:t xml:space="preserve">).</w:t>
-      </w:r>
-    </w:p>
-    <w:p>
-      <w:pPr>
-        <w:numPr>
-          <w:ilvl w:val="0"/>
-          <w:numId w:val="1061"/>
-        </w:numPr>
-        <w:pStyle w:val="Compact"/>
-      </w:pPr>
-      <w:r>
-        <w:rPr>
-          <w:rStyle w:val="VerbatimChar"/>
-        </w:rPr>
-        <w:t xml:space="preserve">config/config.vllm.yaml</w:t>
-      </w:r>
-      <w:r>
-        <w:t xml:space="preserve"> </w:t>
-      </w:r>
-      <w:r>
-        <w:t xml:space="preserve">chooses file(s) under that mounted root.</w:t>
-      </w:r>
-    </w:p>
-    <w:p>
-      <w:pPr>
-        <w:pStyle w:val="Heading3"/>
-      </w:pPr>
-      <w:bookmarkStart w:id="57" w:name="i5-quick-examples-copy-pattern"/>
-      <w:r>
-        <w:t xml:space="preserve">I5) Quick examples (copy pattern)</w:t>
-      </w:r>
-      <w:bookmarkEnd w:id="57"/>
-    </w:p>
-    <w:p>
-      <w:pPr>
-        <w:numPr>
-          <w:ilvl w:val="0"/>
-          <w:numId w:val="1062"/>
-        </w:numPr>
-        <w:pStyle w:val="Compact"/>
-      </w:pPr>
-      <w:r>
-        <w:t xml:space="preserve">4-GPU with redserver override:</w:t>
+        <w:t xml:space="preserve">Model paths:</w:t>
       </w:r>
     </w:p>
     <w:p>
@@ -3928,7 +6184,7 @@
         <w:rPr>
           <w:rStyle w:val="VerbatimChar"/>
         </w:rPr>
-        <w:t xml:space="preserve">QAGREDO_VLLM_COMPOSE_EXTRA=docker-compose.vllm-redserver.yml</w:t>
+        <w:t xml:space="preserve">VLLM_MODEL=/models/&lt;generator-model-dir&gt;</w:t>
       </w:r>
     </w:p>
     <w:p>
@@ -3955,73 +6211,19 @@
         <w:rPr>
           <w:rStyle w:val="VerbatimChar"/>
         </w:rPr>
-        <w:t xml:space="preserve">QAGREDO_GPU_COUNT=4</w:t>
-      </w:r>
-    </w:p>
-    <w:p>
-      <w:pPr>
-        <w:numPr>
-          <w:ilvl w:val="1"/>
-          <w:numId w:val="1063"/>
-        </w:numPr>
-        <w:pStyle w:val="Compact"/>
-      </w:pPr>
-      <w:r>
-        <w:rPr>
-          <w:rStyle w:val="VerbatimChar"/>
-        </w:rPr>
-        <w:t xml:space="preserve">.env</w:t>
-      </w:r>
-      <w:r>
-        <w:t xml:space="preserve">:</w:t>
-      </w:r>
-      <w:r>
-        <w:t xml:space="preserve"> </w:t>
-      </w:r>
-      <w:r>
-        <w:rPr>
-          <w:rStyle w:val="VerbatimChar"/>
-        </w:rPr>
-        <w:t xml:space="preserve">VLLM_TP_SIZE=2</w:t>
-      </w:r>
-    </w:p>
-    <w:p>
-      <w:pPr>
-        <w:numPr>
-          <w:ilvl w:val="1"/>
-          <w:numId w:val="1063"/>
-        </w:numPr>
-        <w:pStyle w:val="Compact"/>
-      </w:pPr>
-      <w:r>
-        <w:rPr>
-          <w:rStyle w:val="VerbatimChar"/>
-        </w:rPr>
-        <w:t xml:space="preserve">.env</w:t>
-      </w:r>
-      <w:r>
-        <w:t xml:space="preserve">:</w:t>
-      </w:r>
-      <w:r>
-        <w:t xml:space="preserve"> </w:t>
-      </w:r>
-      <w:r>
-        <w:rPr>
-          <w:rStyle w:val="VerbatimChar"/>
-        </w:rPr>
-        <w:t xml:space="preserve">VLLM_JUDGE_TP_SIZE=2</w:t>
-      </w:r>
-    </w:p>
-    <w:p>
-      <w:pPr>
-        <w:numPr>
-          <w:ilvl w:val="0"/>
-          <w:numId w:val="1062"/>
-        </w:numPr>
-        <w:pStyle w:val="Compact"/>
-      </w:pPr>
-      <w:r>
-        <w:t xml:space="preserve">Model paths:</w:t>
+        <w:t xml:space="preserve">VLLM_JUDGE_MODEL=/models/&lt;judge-model-dir&gt;</w:t>
+      </w:r>
+    </w:p>
+    <w:p>
+      <w:pPr>
+        <w:numPr>
+          <w:ilvl w:val="0"/>
+          <w:numId w:val="1061"/>
+        </w:numPr>
+        <w:pStyle w:val="Compact"/>
+      </w:pPr>
+      <w:r>
+        <w:t xml:space="preserve">Input path:</w:t>
       </w:r>
     </w:p>
     <w:p>
@@ -4048,7 +6250,7 @@
         <w:rPr>
           <w:rStyle w:val="VerbatimChar"/>
         </w:rPr>
-        <w:t xml:space="preserve">VLLM_MODEL=/models/&lt;generator-model-dir&gt;</w:t>
+        <w:t xml:space="preserve">DATA_DIR=/data/local/tyewhong/Data/json</w:t>
       </w:r>
     </w:p>
     <w:p>
@@ -4063,7 +6265,7 @@
         <w:rPr>
           <w:rStyle w:val="VerbatimChar"/>
         </w:rPr>
-        <w:t xml:space="preserve">.env</w:t>
+        <w:t xml:space="preserve">config/config.vllm.yaml</w:t>
       </w:r>
       <w:r>
         <w:t xml:space="preserve">:</w:t>
@@ -4075,25 +6277,31 @@
         <w:rPr>
           <w:rStyle w:val="VerbatimChar"/>
         </w:rPr>
-        <w:t xml:space="preserve">VLLM_JUDGE_MODEL=/models/&lt;judge-model-dir&gt;</w:t>
-      </w:r>
-    </w:p>
-    <w:p>
-      <w:pPr>
-        <w:numPr>
-          <w:ilvl w:val="0"/>
-          <w:numId w:val="1062"/>
-        </w:numPr>
-        <w:pStyle w:val="Compact"/>
-      </w:pPr>
-      <w:r>
-        <w:t xml:space="preserve">Input path:</w:t>
-      </w:r>
-    </w:p>
-    <w:p>
-      <w:pPr>
-        <w:numPr>
-          <w:ilvl w:val="1"/>
+        <w:t xml:space="preserve">run.input_file: your_input.jsonl</w:t>
+      </w:r>
+    </w:p>
+    <w:p>
+      <w:pPr>
+        <w:pStyle w:val="Heading3"/>
+      </w:pPr>
+      <w:bookmarkStart w:id="61" w:name="i6-restart-after-any-of-these-changes"/>
+      <w:r>
+        <w:t xml:space="preserve">I6) Restart after any of these changes</w:t>
+      </w:r>
+      <w:bookmarkEnd w:id="61"/>
+    </w:p>
+    <w:p>
+      <w:pPr>
+        <w:pStyle w:val="FirstParagraph"/>
+      </w:pPr>
+      <w:r>
+        <w:t xml:space="preserve">Always apply with clean restart:</w:t>
+      </w:r>
+    </w:p>
+    <w:p>
+      <w:pPr>
+        <w:numPr>
+          <w:ilvl w:val="0"/>
           <w:numId w:val="1065"/>
         </w:numPr>
         <w:pStyle w:val="Compact"/>
@@ -4102,25 +6310,13 @@
         <w:rPr>
           <w:rStyle w:val="VerbatimChar"/>
         </w:rPr>
-        <w:t xml:space="preserve">.env</w:t>
-      </w:r>
-      <w:r>
-        <w:t xml:space="preserve">:</w:t>
-      </w:r>
-      <w:r>
-        <w:t xml:space="preserve"> </w:t>
-      </w:r>
-      <w:r>
-        <w:rPr>
-          <w:rStyle w:val="VerbatimChar"/>
-        </w:rPr>
-        <w:t xml:space="preserve">DATA_DIR=/data/local/tyewhong/Data/json</w:t>
-      </w:r>
-    </w:p>
-    <w:p>
-      <w:pPr>
-        <w:numPr>
-          <w:ilvl w:val="1"/>
+        <w:t xml:space="preserve">bash run.sh --down</w:t>
+      </w:r>
+    </w:p>
+    <w:p>
+      <w:pPr>
+        <w:numPr>
+          <w:ilvl w:val="0"/>
           <w:numId w:val="1065"/>
         </w:numPr>
         <w:pStyle w:val="Compact"/>
@@ -4129,66 +6325,6 @@
         <w:rPr>
           <w:rStyle w:val="VerbatimChar"/>
         </w:rPr>
-        <w:t xml:space="preserve">config/config.vllm.yaml</w:t>
-      </w:r>
-      <w:r>
-        <w:t xml:space="preserve">:</w:t>
-      </w:r>
-      <w:r>
-        <w:t xml:space="preserve"> </w:t>
-      </w:r>
-      <w:r>
-        <w:rPr>
-          <w:rStyle w:val="VerbatimChar"/>
-        </w:rPr>
-        <w:t xml:space="preserve">run.input_file: your_input.jsonl</w:t>
-      </w:r>
-    </w:p>
-    <w:p>
-      <w:pPr>
-        <w:pStyle w:val="Heading3"/>
-      </w:pPr>
-      <w:bookmarkStart w:id="58" w:name="i6-restart-after-any-of-these-changes"/>
-      <w:r>
-        <w:t xml:space="preserve">I6) Restart after any of these changes</w:t>
-      </w:r>
-      <w:bookmarkEnd w:id="58"/>
-    </w:p>
-    <w:p>
-      <w:pPr>
-        <w:pStyle w:val="FirstParagraph"/>
-      </w:pPr>
-      <w:r>
-        <w:t xml:space="preserve">Always apply with clean restart:</w:t>
-      </w:r>
-    </w:p>
-    <w:p>
-      <w:pPr>
-        <w:numPr>
-          <w:ilvl w:val="0"/>
-          <w:numId w:val="1066"/>
-        </w:numPr>
-        <w:pStyle w:val="Compact"/>
-      </w:pPr>
-      <w:r>
-        <w:rPr>
-          <w:rStyle w:val="VerbatimChar"/>
-        </w:rPr>
-        <w:t xml:space="preserve">bash run.sh --down</w:t>
-      </w:r>
-    </w:p>
-    <w:p>
-      <w:pPr>
-        <w:numPr>
-          <w:ilvl w:val="0"/>
-          <w:numId w:val="1066"/>
-        </w:numPr>
-        <w:pStyle w:val="Compact"/>
-      </w:pPr>
-      <w:r>
-        <w:rPr>
-          <w:rStyle w:val="VerbatimChar"/>
-        </w:rPr>
         <w:t xml:space="preserve">bash run.sh --show-config</w:t>
       </w:r>
     </w:p>
@@ -4196,7 +6332,7 @@
       <w:pPr>
         <w:numPr>
           <w:ilvl w:val="0"/>
-          <w:numId w:val="1066"/>
+          <w:numId w:val="1065"/>
         </w:numPr>
         <w:pStyle w:val="Compact"/>
       </w:pPr>
@@ -4211,15 +6347,42 @@
       <w:pPr>
         <w:numPr>
           <w:ilvl w:val="0"/>
-          <w:numId w:val="1066"/>
-        </w:numPr>
-        <w:pStyle w:val="Compact"/>
-      </w:pPr>
-      <w:r>
-        <w:rPr>
-          <w:rStyle w:val="VerbatimChar"/>
-        </w:rPr>
-        <w:t xml:space="preserve">bash run.sh -- --num-documents 1</w:t>
+          <w:numId w:val="1065"/>
+        </w:numPr>
+        <w:pStyle w:val="Compact"/>
+      </w:pPr>
+      <w:r>
+        <w:t xml:space="preserve">Smoke test: Part</w:t>
+      </w:r>
+      <w:r>
+        <w:t xml:space="preserve"> </w:t>
+      </w:r>
+      <w:r>
+        <w:rPr>
+          <w:b/>
+        </w:rPr>
+        <w:t xml:space="preserve">D1</w:t>
+      </w:r>
+      <w:r>
+        <w:t xml:space="preserve"> </w:t>
+      </w:r>
+      <w:r>
+        <w:t xml:space="preserve">(split) or Part</w:t>
+      </w:r>
+      <w:r>
+        <w:t xml:space="preserve"> </w:t>
+      </w:r>
+      <w:r>
+        <w:rPr>
+          <w:b/>
+        </w:rPr>
+        <w:t xml:space="preserve">D2</w:t>
+      </w:r>
+      <w:r>
+        <w:t xml:space="preserve"> </w:t>
+      </w:r>
+      <w:r>
+        <w:t xml:space="preserve">(all-in-one)</w:t>
       </w:r>
     </w:p>
     <w:p>
@@ -4657,9 +6820,6 @@
     <w:abstractNumId w:val="991"/>
   </w:num>
   <w:num w:numId="1026">
-    <w:abstractNumId w:val="991"/>
-  </w:num>
-  <w:num w:numId="1027">
     <w:abstractNumId w:val="99411"/>
     <w:lvlOverride w:ilvl="0">
       <w:startOverride w:val="1"/>
@@ -4688,6 +6848,9 @@
     <w:lvlOverride w:ilvl="8">
       <w:startOverride w:val="1"/>
     </w:lvlOverride>
+  </w:num>
+  <w:num w:numId="1027">
+    <w:abstractNumId w:val="991"/>
   </w:num>
   <w:num w:numId="1028">
     <w:abstractNumId w:val="991"/>
@@ -4723,9 +6886,6 @@
     <w:abstractNumId w:val="991"/>
   </w:num>
   <w:num w:numId="1039">
-    <w:abstractNumId w:val="991"/>
-  </w:num>
-  <w:num w:numId="1040">
     <w:abstractNumId w:val="99411"/>
     <w:lvlOverride w:ilvl="0">
       <w:startOverride w:val="1"/>
@@ -4754,6 +6914,9 @@
     <w:lvlOverride w:ilvl="8">
       <w:startOverride w:val="1"/>
     </w:lvlOverride>
+  </w:num>
+  <w:num w:numId="1040">
+    <w:abstractNumId w:val="991"/>
   </w:num>
   <w:num w:numId="1041">
     <w:abstractNumId w:val="991"/>
@@ -4813,9 +6976,6 @@
     <w:abstractNumId w:val="991"/>
   </w:num>
   <w:num w:numId="1060">
-    <w:abstractNumId w:val="991"/>
-  </w:num>
-  <w:num w:numId="1061">
     <w:abstractNumId w:val="99411"/>
     <w:lvlOverride w:ilvl="0">
       <w:startOverride w:val="1"/>
@@ -4845,6 +7005,9 @@
       <w:startOverride w:val="1"/>
     </w:lvlOverride>
   </w:num>
+  <w:num w:numId="1061">
+    <w:abstractNumId w:val="991"/>
+  </w:num>
   <w:num w:numId="1062">
     <w:abstractNumId w:val="991"/>
   </w:num>
@@ -4855,9 +7018,6 @@
     <w:abstractNumId w:val="991"/>
   </w:num>
   <w:num w:numId="1065">
-    <w:abstractNumId w:val="991"/>
-  </w:num>
-  <w:num w:numId="1066">
     <w:abstractNumId w:val="99411"/>
     <w:lvlOverride w:ilvl="0">
       <w:startOverride w:val="1"/>
